--- a/Инфа/доработать.docx
+++ b/Инфа/доработать.docx
@@ -4,643 +4,327 @@
   <w:body>
     <w:p>
       <w:pPr>
-        <w:spacing w:before="100" w:beforeAutospacing="1" w:after="100" w:afterAutospacing="1" w:line="240" w:lineRule="auto"/>
         <w:rPr>
-          <w:rFonts w:ascii="Times New Roman" w:eastAsia="Times New Roman" w:hAnsi="Times New Roman" w:cs="Times New Roman"/>
-          <w:kern w:val="0"/>
-          <w:lang w:eastAsia="ru-RU"/>
-          <w14:ligatures w14:val="none"/>
+          <w:lang w:val="en-US"/>
         </w:rPr>
       </w:pPr>
       <w:r>
+        <w:t>Так. Смотри, перемотка идет назад, но увы. Ничего нет. Слушай. Как на счет того, чтобы на таймлайне, если показ дошел до конца последнего видео, вариант того, чтобы кнопка старта паузалась. А после нажатия в конце, она как раз перематывалась назад. В начало, так как все еще ломается видео, но вроде стало лучше. Теперь дорожки, драг энд дроп не работает. Просто блокируется добавлять видео переносом. Плюс, мы можем хватать и двигать видео, но не можем перетаскивать на дорожку два и вообще отпустить.оно багуется и не отпускает, так же выдавая ошибку</w:t>
+      </w:r>
+      <w:r>
+        <w:br/>
+        <w:t>qml: ? Выделен</w:t>
+      </w:r>
+      <w:r>
         <w:rPr>
-          <w:rFonts w:ascii="Times New Roman" w:eastAsia="Times New Roman" w:hAnsi="Times New Roman" w:cs="Times New Roman"/>
-          <w:kern w:val="0"/>
-          <w:lang w:eastAsia="ru-RU"/>
-          <w14:ligatures w14:val="none"/>
+          <w:lang w:val="en-US"/>
         </w:rPr>
-        <w:t xml:space="preserve">Так. Смотри. выделение все равно не работает. Видео не выделяется на левую и не вызывается контекстное меню на правую кнопку мыши. На левую ни </w:t>
-      </w:r>
-      <w:proofErr w:type="gramStart"/>
+        <w:t xml:space="preserve"> </w:t>
+      </w:r>
+      <w:r>
+        <w:t>клип</w:t>
+      </w:r>
       <w:r>
         <w:rPr>
-          <w:rFonts w:ascii="Times New Roman" w:eastAsia="Times New Roman" w:hAnsi="Times New Roman" w:cs="Times New Roman"/>
-          <w:kern w:val="0"/>
-          <w:lang w:eastAsia="ru-RU"/>
-          <w14:ligatures w14:val="none"/>
+          <w:lang w:val="en-US"/>
         </w:rPr>
-        <w:t>перенос</w:t>
-      </w:r>
-      <w:proofErr w:type="gramEnd"/>
-      <w:r>
-        <w:rPr>
-          <w:rFonts w:ascii="Times New Roman" w:eastAsia="Times New Roman" w:hAnsi="Times New Roman" w:cs="Times New Roman"/>
-          <w:kern w:val="0"/>
-          <w:lang w:eastAsia="ru-RU"/>
-          <w14:ligatures w14:val="none"/>
-        </w:rPr>
-        <w:t xml:space="preserve"> ни выделение. Ни че </w:t>
-      </w:r>
-      <w:proofErr w:type="spellStart"/>
-      <w:r>
-        <w:rPr>
-          <w:rFonts w:ascii="Times New Roman" w:eastAsia="Times New Roman" w:hAnsi="Times New Roman" w:cs="Times New Roman"/>
-          <w:kern w:val="0"/>
-          <w:lang w:eastAsia="ru-RU"/>
-          <w14:ligatures w14:val="none"/>
-        </w:rPr>
-        <w:t>го</w:t>
-      </w:r>
-      <w:proofErr w:type="spellEnd"/>
-      <w:r>
-        <w:rPr>
-          <w:rFonts w:ascii="Times New Roman" w:eastAsia="Times New Roman" w:hAnsi="Times New Roman" w:cs="Times New Roman"/>
-          <w:kern w:val="0"/>
-          <w:lang w:eastAsia="ru-RU"/>
-          <w14:ligatures w14:val="none"/>
-        </w:rPr>
-        <w:t xml:space="preserve">. </w:t>
+        <w:t xml:space="preserve"> 0</w:t>
       </w:r>
     </w:p>
     <w:p>
       <w:pPr>
-        <w:spacing w:before="100" w:beforeAutospacing="1" w:after="100" w:afterAutospacing="1" w:line="240" w:lineRule="auto"/>
         <w:rPr>
-          <w:rFonts w:ascii="Times New Roman" w:eastAsia="Times New Roman" w:hAnsi="Times New Roman" w:cs="Times New Roman"/>
-          <w:kern w:val="0"/>
-          <w:lang w:eastAsia="ru-RU"/>
-          <w14:ligatures w14:val="none"/>
+          <w:lang w:val="en-US"/>
         </w:rPr>
       </w:pPr>
       <w:r>
         <w:rPr>
-          <w:rFonts w:ascii="Times New Roman" w:eastAsia="Times New Roman" w:hAnsi="Times New Roman" w:cs="Times New Roman"/>
-          <w:kern w:val="0"/>
-          <w:lang w:eastAsia="ru-RU"/>
-          <w14:ligatures w14:val="none"/>
+          <w:lang w:val="en-US"/>
         </w:rPr>
-        <w:t>при нажатии делит</w:t>
+        <w:t>qrc:/components/VideoClip.qml:268: ReferenceError: grabMouse is not defined</w:t>
       </w:r>
     </w:p>
     <w:p>
       <w:pPr>
-        <w:spacing w:before="100" w:beforeAutospacing="1" w:after="100" w:afterAutospacing="1" w:line="240" w:lineRule="auto"/>
         <w:rPr>
-          <w:rFonts w:ascii="Times New Roman" w:eastAsia="Times New Roman" w:hAnsi="Times New Roman" w:cs="Times New Roman"/>
-          <w:kern w:val="0"/>
-          <w:lang w:val="en-US" w:eastAsia="ru-RU"/>
-          <w14:ligatures w14:val="none"/>
+          <w:lang w:val="en-US"/>
         </w:rPr>
       </w:pPr>
       <w:r>
         <w:rPr>
-          <w:rFonts w:ascii="Times New Roman" w:eastAsia="Times New Roman" w:hAnsi="Times New Roman" w:cs="Times New Roman"/>
-          <w:kern w:val="0"/>
-          <w:lang w:val="en-US" w:eastAsia="ru-RU"/>
-          <w14:ligatures w14:val="none"/>
+          <w:lang w:val="en-US"/>
         </w:rPr>
-        <w:t>qrc:/main.qml:613: ReferenceError: selectionManager is not defined</w:t>
+        <w:t>qrc:/components/VideoClip.qml:277: ReferenceError: ungrabMouse is not defined</w:t>
       </w:r>
     </w:p>
     <w:p>
       <w:pPr>
-        <w:spacing w:before="100" w:beforeAutospacing="1" w:after="100" w:afterAutospacing="1" w:line="240" w:lineRule="auto"/>
         <w:rPr>
-          <w:rFonts w:ascii="Times New Roman" w:eastAsia="Times New Roman" w:hAnsi="Times New Roman" w:cs="Times New Roman"/>
-          <w:kern w:val="0"/>
-          <w:lang w:val="en-US" w:eastAsia="ru-RU"/>
-          <w14:ligatures w14:val="none"/>
+          <w:lang w:val="en-US"/>
         </w:rPr>
       </w:pPr>
       <w:r>
         <w:rPr>
-          <w:rFonts w:ascii="Times New Roman" w:eastAsia="Times New Roman" w:hAnsi="Times New Roman" w:cs="Times New Roman"/>
-          <w:kern w:val="0"/>
-          <w:lang w:val="en-US" w:eastAsia="ru-RU"/>
-          <w14:ligatures w14:val="none"/>
+          <w:lang w:val="en-US"/>
         </w:rPr>
-        <w:t>qrc:/main.qml:613: ReferenceError: selectionManager is not defined</w:t>
+        <w:t xml:space="preserve">qml: ? </w:t>
+      </w:r>
+      <w:r>
+        <w:t>Выделен</w:t>
+      </w:r>
+      <w:r>
+        <w:rPr>
+          <w:lang w:val="en-US"/>
+        </w:rPr>
+        <w:t xml:space="preserve"> </w:t>
+      </w:r>
+      <w:r>
+        <w:t>клип</w:t>
+      </w:r>
+      <w:r>
+        <w:rPr>
+          <w:lang w:val="en-US"/>
+        </w:rPr>
+        <w:t xml:space="preserve"> 0</w:t>
       </w:r>
     </w:p>
     <w:p>
       <w:pPr>
-        <w:spacing w:before="100" w:beforeAutospacing="1" w:after="100" w:afterAutospacing="1" w:line="240" w:lineRule="auto"/>
         <w:rPr>
-          <w:rFonts w:ascii="Times New Roman" w:eastAsia="Times New Roman" w:hAnsi="Times New Roman" w:cs="Times New Roman"/>
-          <w:kern w:val="0"/>
-          <w:lang w:val="en-US" w:eastAsia="ru-RU"/>
-          <w14:ligatures w14:val="none"/>
+          <w:lang w:val="en-US"/>
         </w:rPr>
       </w:pPr>
       <w:r>
         <w:rPr>
-          <w:rFonts w:ascii="Times New Roman" w:eastAsia="Times New Roman" w:hAnsi="Times New Roman" w:cs="Times New Roman"/>
-          <w:kern w:val="0"/>
-          <w:lang w:val="en-US" w:eastAsia="ru-RU"/>
-          <w14:ligatures w14:val="none"/>
+          <w:lang w:val="en-US"/>
         </w:rPr>
-        <w:t>qrc:/main.qml:613: ReferenceError: selectionManager is not defined</w:t>
+        <w:t>qrc:/components/VideoClip.qml:268: ReferenceError: grabMouse is not defined</w:t>
       </w:r>
     </w:p>
     <w:p>
-      <w:pPr>
-        <w:spacing w:before="100" w:beforeAutospacing="1" w:after="100" w:afterAutospacing="1" w:line="240" w:lineRule="auto"/>
+      <w:r>
         <w:rPr>
-          <w:rFonts w:ascii="Times New Roman" w:eastAsia="Times New Roman" w:hAnsi="Times New Roman" w:cs="Times New Roman"/>
-          <w:kern w:val="0"/>
-          <w:lang w:val="en-US" w:eastAsia="ru-RU"/>
-          <w14:ligatures w14:val="none"/>
+          <w:lang w:val="en-US"/>
         </w:rPr>
-      </w:pPr>
+        <w:t>qrc</w:t>
+      </w:r>
+      <w:r>
+        <w:t>:/</w:t>
+      </w:r>
       <w:r>
         <w:rPr>
-          <w:rFonts w:ascii="Times New Roman" w:eastAsia="Times New Roman" w:hAnsi="Times New Roman" w:cs="Times New Roman"/>
-          <w:kern w:val="0"/>
-          <w:lang w:val="en-US" w:eastAsia="ru-RU"/>
-          <w14:ligatures w14:val="none"/>
+          <w:lang w:val="en-US"/>
         </w:rPr>
-        <w:t>qrc:/main.qml:613: ReferenceError: selectionManager is not defined</w:t>
-      </w:r>
-    </w:p>
-    <w:p>
-      <w:pPr>
-        <w:spacing w:before="100" w:beforeAutospacing="1" w:after="100" w:afterAutospacing="1" w:line="240" w:lineRule="auto"/>
+        <w:t>components</w:t>
+      </w:r>
+      <w:r>
+        <w:t>/</w:t>
+      </w:r>
+      <w:r>
         <w:rPr>
-          <w:rFonts w:ascii="Times New Roman" w:eastAsia="Times New Roman" w:hAnsi="Times New Roman" w:cs="Times New Roman"/>
-          <w:kern w:val="0"/>
-          <w:lang w:val="en-US" w:eastAsia="ru-RU"/>
-          <w14:ligatures w14:val="none"/>
+          <w:lang w:val="en-US"/>
         </w:rPr>
-      </w:pPr>
+        <w:t>VideoClip</w:t>
+      </w:r>
+      <w:r>
+        <w:t>.</w:t>
+      </w:r>
       <w:r>
         <w:rPr>
-          <w:rFonts w:ascii="Times New Roman" w:eastAsia="Times New Roman" w:hAnsi="Times New Roman" w:cs="Times New Roman"/>
-          <w:kern w:val="0"/>
-          <w:lang w:val="en-US" w:eastAsia="ru-RU"/>
-          <w14:ligatures w14:val="none"/>
+          <w:lang w:val="en-US"/>
         </w:rPr>
-        <w:t>qrc:/main.qml:613: ReferenceError: selectionManager is not defined</w:t>
-      </w:r>
-    </w:p>
-    <w:p>
-      <w:pPr>
-        <w:spacing w:before="100" w:beforeAutospacing="1" w:after="100" w:afterAutospacing="1" w:line="240" w:lineRule="auto"/>
+        <w:t>qml</w:t>
+      </w:r>
+      <w:r>
+        <w:t xml:space="preserve">:277: </w:t>
+      </w:r>
+      <w:r>
         <w:rPr>
-          <w:rFonts w:ascii="Times New Roman" w:eastAsia="Times New Roman" w:hAnsi="Times New Roman" w:cs="Times New Roman"/>
-          <w:kern w:val="0"/>
-          <w:lang w:eastAsia="ru-RU"/>
-          <w14:ligatures w14:val="none"/>
+          <w:lang w:val="en-US"/>
         </w:rPr>
-      </w:pPr>
+        <w:t>ReferenceError</w:t>
+      </w:r>
+      <w:r>
+        <w:t xml:space="preserve">: </w:t>
+      </w:r>
       <w:r>
         <w:rPr>
-          <w:rFonts w:ascii="Times New Roman" w:eastAsia="Times New Roman" w:hAnsi="Times New Roman" w:cs="Times New Roman"/>
-          <w:kern w:val="0"/>
-          <w:lang w:val="en-US" w:eastAsia="ru-RU"/>
-          <w14:ligatures w14:val="none"/>
+          <w:lang w:val="en-US"/>
         </w:rPr>
-        <w:t xml:space="preserve">qrc:/main.qml:613: ReferenceError: selectionManager is not defined </w:t>
+        <w:t>ungrabMouse</w:t>
+      </w:r>
+      <w:r>
+        <w:t xml:space="preserve"> </w:t>
       </w:r>
       <w:r>
         <w:rPr>
-          <w:rFonts w:ascii="Times New Roman" w:eastAsia="Times New Roman" w:hAnsi="Times New Roman" w:cs="Times New Roman"/>
-          <w:kern w:val="0"/>
-          <w:lang w:eastAsia="ru-RU"/>
-          <w14:ligatures w14:val="none"/>
+          <w:lang w:val="en-US"/>
         </w:rPr>
-        <w:t>тупо</w:t>
+        <w:t>is</w:t>
+      </w:r>
+      <w:r>
+        <w:t xml:space="preserve"> </w:t>
       </w:r>
       <w:r>
         <w:rPr>
-          <w:rFonts w:ascii="Times New Roman" w:eastAsia="Times New Roman" w:hAnsi="Times New Roman" w:cs="Times New Roman"/>
-          <w:kern w:val="0"/>
-          <w:lang w:val="en-US" w:eastAsia="ru-RU"/>
-          <w14:ligatures w14:val="none"/>
+          <w:lang w:val="en-US"/>
         </w:rPr>
+        <w:t>not</w:t>
+      </w:r>
+      <w:r>
         <w:t xml:space="preserve"> </w:t>
       </w:r>
       <w:r>
         <w:rPr>
-          <w:rFonts w:ascii="Times New Roman" w:eastAsia="Times New Roman" w:hAnsi="Times New Roman" w:cs="Times New Roman"/>
-          <w:kern w:val="0"/>
-          <w:lang w:eastAsia="ru-RU"/>
-          <w14:ligatures w14:val="none"/>
+          <w:lang w:val="en-US"/>
         </w:rPr>
-        <w:t>ошибка</w:t>
+        <w:t>defined</w:t>
+      </w:r>
+      <w:r>
+        <w:br/>
+      </w:r>
+      <w:r>
+        <w:t>а</w:t>
+      </w:r>
+      <w:r>
+        <w:t xml:space="preserve"> </w:t>
+      </w:r>
+      <w:r>
+        <w:t>при</w:t>
+      </w:r>
+      <w:r>
+        <w:t xml:space="preserve"> </w:t>
+      </w:r>
+      <w:r>
+        <w:t>удалении</w:t>
+      </w:r>
+      <w:r>
+        <w:t xml:space="preserve"> </w:t>
+      </w:r>
+      <w:r>
+        <w:t>видео</w:t>
+      </w:r>
+      <w:r>
+        <w:t xml:space="preserve"> </w:t>
+      </w:r>
+      <w:r>
+        <w:t>так</w:t>
+      </w:r>
+      <w:r>
+        <w:t xml:space="preserve"> </w:t>
+      </w:r>
+      <w:r>
+        <w:t>и</w:t>
+      </w:r>
+      <w:r>
+        <w:t xml:space="preserve"> </w:t>
+      </w:r>
+      <w:r>
+        <w:t>добавлении</w:t>
+      </w:r>
+      <w:r>
+        <w:t xml:space="preserve"> </w:t>
+      </w:r>
+      <w:r>
+        <w:t>нового</w:t>
+      </w:r>
+      <w:r>
+        <w:t xml:space="preserve">, </w:t>
+      </w:r>
+      <w:r>
+        <w:t>видео</w:t>
+      </w:r>
+      <w:r>
+        <w:t xml:space="preserve"> </w:t>
+      </w:r>
+      <w:r>
+        <w:t>багуется</w:t>
+      </w:r>
+      <w:r>
+        <w:t xml:space="preserve"> </w:t>
+      </w:r>
+      <w:r>
+        <w:t>и</w:t>
+      </w:r>
+      <w:r>
+        <w:t xml:space="preserve"> </w:t>
+      </w:r>
+      <w:r>
+        <w:t>моргает</w:t>
+      </w:r>
+      <w:r>
+        <w:br/>
       </w:r>
       <w:r>
         <w:rPr>
-          <w:rFonts w:ascii="Times New Roman" w:eastAsia="Times New Roman" w:hAnsi="Times New Roman" w:cs="Times New Roman"/>
-          <w:kern w:val="0"/>
-          <w:lang w:val="en-US" w:eastAsia="ru-RU"/>
-          <w14:ligatures w14:val="none"/>
+          <w:lang w:val="en-US"/>
         </w:rPr>
-        <w:t xml:space="preserve">. </w:t>
-      </w:r>
-      <w:r>
-        <w:rPr>
-          <w:rFonts w:ascii="Times New Roman" w:eastAsia="Times New Roman" w:hAnsi="Times New Roman" w:cs="Times New Roman"/>
-          <w:kern w:val="0"/>
-          <w:lang w:eastAsia="ru-RU"/>
-          <w14:ligatures w14:val="none"/>
-        </w:rPr>
-        <w:t>Не работает</w:t>
-      </w:r>
-    </w:p>
-    <w:p>
-      <w:pPr>
-        <w:spacing w:before="100" w:beforeAutospacing="1" w:after="100" w:afterAutospacing="1" w:line="240" w:lineRule="auto"/>
-        <w:rPr>
-          <w:rFonts w:ascii="Times New Roman" w:eastAsia="Times New Roman" w:hAnsi="Times New Roman" w:cs="Times New Roman"/>
-          <w:kern w:val="0"/>
-          <w:lang w:eastAsia="ru-RU"/>
-          <w14:ligatures w14:val="none"/>
-        </w:rPr>
-      </w:pPr>
-      <w:r>
-        <w:rPr>
-          <w:rFonts w:ascii="Times New Roman" w:eastAsia="Times New Roman" w:hAnsi="Times New Roman" w:cs="Times New Roman"/>
-          <w:kern w:val="0"/>
-          <w:lang w:eastAsia="ru-RU"/>
-          <w14:ligatures w14:val="none"/>
-        </w:rPr>
-        <w:t xml:space="preserve">Далее, все равно когда на </w:t>
-      </w:r>
-      <w:proofErr w:type="spellStart"/>
-      <w:r>
-        <w:rPr>
-          <w:rFonts w:ascii="Times New Roman" w:eastAsia="Times New Roman" w:hAnsi="Times New Roman" w:cs="Times New Roman"/>
-          <w:kern w:val="0"/>
-          <w:lang w:eastAsia="ru-RU"/>
-          <w14:ligatures w14:val="none"/>
-        </w:rPr>
-        <w:t>таймлайне</w:t>
-      </w:r>
-      <w:proofErr w:type="spellEnd"/>
-      <w:r>
-        <w:rPr>
-          <w:rFonts w:ascii="Times New Roman" w:eastAsia="Times New Roman" w:hAnsi="Times New Roman" w:cs="Times New Roman"/>
-          <w:kern w:val="0"/>
-          <w:lang w:eastAsia="ru-RU"/>
-          <w14:ligatures w14:val="none"/>
-        </w:rPr>
-        <w:t xml:space="preserve"> прошли по всем видео, и все, больше смотреть не </w:t>
-      </w:r>
-      <w:proofErr w:type="spellStart"/>
-      <w:proofErr w:type="gramStart"/>
-      <w:r>
-        <w:rPr>
-          <w:rFonts w:ascii="Times New Roman" w:eastAsia="Times New Roman" w:hAnsi="Times New Roman" w:cs="Times New Roman"/>
-          <w:kern w:val="0"/>
-          <w:lang w:eastAsia="ru-RU"/>
-          <w14:ligatures w14:val="none"/>
-        </w:rPr>
-        <w:t>возможно.ни</w:t>
-      </w:r>
-      <w:proofErr w:type="spellEnd"/>
-      <w:proofErr w:type="gramEnd"/>
-      <w:r>
-        <w:rPr>
-          <w:rFonts w:ascii="Times New Roman" w:eastAsia="Times New Roman" w:hAnsi="Times New Roman" w:cs="Times New Roman"/>
-          <w:kern w:val="0"/>
-          <w:lang w:eastAsia="ru-RU"/>
-          <w14:ligatures w14:val="none"/>
-        </w:rPr>
-        <w:t xml:space="preserve"> при перемотке, ни при старте вообще никак. Только </w:t>
-      </w:r>
-      <w:proofErr w:type="spellStart"/>
-      <w:r>
-        <w:rPr>
-          <w:rFonts w:ascii="Times New Roman" w:eastAsia="Times New Roman" w:hAnsi="Times New Roman" w:cs="Times New Roman"/>
-          <w:kern w:val="0"/>
-          <w:lang w:eastAsia="ru-RU"/>
-          <w14:ligatures w14:val="none"/>
-        </w:rPr>
+        <w:drawing>
+          <wp:inline distT="0" distB="0" distL="0" distR="0" wp14:anchorId="5FA98222" wp14:editId="50363688">
+            <wp:extent cx="5940425" cy="4177030"/>
+            <wp:effectExtent l="0" t="0" r="3175" b="0"/>
+            <wp:docPr id="1" name="Рисунок 1"/>
+            <wp:cNvGraphicFramePr>
+              <a:graphicFrameLocks xmlns:a="http://schemas.openxmlformats.org/drawingml/2006/main" noChangeAspect="1"/>
+            </wp:cNvGraphicFramePr>
+            <a:graphic xmlns:a="http://schemas.openxmlformats.org/drawingml/2006/main">
+              <a:graphicData uri="http://schemas.openxmlformats.org/drawingml/2006/picture">
+                <pic:pic xmlns:pic="http://schemas.openxmlformats.org/drawingml/2006/picture">
+                  <pic:nvPicPr>
+                    <pic:cNvPr id="1" name=""/>
+                    <pic:cNvPicPr/>
+                  </pic:nvPicPr>
+                  <pic:blipFill>
+                    <a:blip r:embed="rId5"/>
+                    <a:stretch>
+                      <a:fillRect/>
+                    </a:stretch>
+                  </pic:blipFill>
+                  <pic:spPr>
+                    <a:xfrm>
+                      <a:off x="0" y="0"/>
+                      <a:ext cx="5940425" cy="4177030"/>
+                    </a:xfrm>
+                    <a:prstGeom prst="rect">
+                      <a:avLst/>
+                    </a:prstGeom>
+                  </pic:spPr>
+                </pic:pic>
+              </a:graphicData>
+            </a:graphic>
+          </wp:inline>
+        </w:drawing>
+      </w:r>
+      <w:r>
+        <w:br/>
+      </w:r>
+      <w:r>
+        <w:t>мне</w:t>
+      </w:r>
+      <w:r>
+        <w:t xml:space="preserve"> </w:t>
+      </w:r>
+      <w:r>
+        <w:t>кажется</w:t>
+      </w:r>
+      <w:r>
+        <w:t xml:space="preserve"> </w:t>
+      </w:r>
+      <w:r>
         <w:t>изза</w:t>
       </w:r>
-      <w:proofErr w:type="spellEnd"/>
-      <w:r>
-        <w:rPr>
-          <w:rFonts w:ascii="Times New Roman" w:eastAsia="Times New Roman" w:hAnsi="Times New Roman" w:cs="Times New Roman"/>
-          <w:kern w:val="0"/>
-          <w:lang w:eastAsia="ru-RU"/>
-          <w14:ligatures w14:val="none"/>
-        </w:rPr>
-        <w:t xml:space="preserve"> того, что дошли до конца </w:t>
-      </w:r>
-      <w:proofErr w:type="spellStart"/>
-      <w:r>
-        <w:rPr>
-          <w:rFonts w:ascii="Times New Roman" w:eastAsia="Times New Roman" w:hAnsi="Times New Roman" w:cs="Times New Roman"/>
-          <w:kern w:val="0"/>
-          <w:lang w:eastAsia="ru-RU"/>
-          <w14:ligatures w14:val="none"/>
-        </w:rPr>
-        <w:t>таймлайна</w:t>
-      </w:r>
-      <w:proofErr w:type="spellEnd"/>
-      <w:r>
-        <w:rPr>
-          <w:rFonts w:ascii="Times New Roman" w:eastAsia="Times New Roman" w:hAnsi="Times New Roman" w:cs="Times New Roman"/>
-          <w:kern w:val="0"/>
-          <w:lang w:eastAsia="ru-RU"/>
-          <w14:ligatures w14:val="none"/>
-        </w:rPr>
-        <w:t xml:space="preserve"> или если принципиально тыкать в конец видео любого, даже не последнего. вот есть идея, костыль конечно, но все же. Вот что думаю, если нет более элегантного способа, можно попробовать на эту кнопку (изображение 1) сбрасывать </w:t>
-      </w:r>
-      <w:proofErr w:type="spellStart"/>
-      <w:r>
-        <w:rPr>
-          <w:rFonts w:ascii="Times New Roman" w:eastAsia="Times New Roman" w:hAnsi="Times New Roman" w:cs="Times New Roman"/>
-          <w:kern w:val="0"/>
-          <w:lang w:eastAsia="ru-RU"/>
-          <w14:ligatures w14:val="none"/>
-        </w:rPr>
-        <w:t>таймлайн</w:t>
-      </w:r>
-      <w:proofErr w:type="spellEnd"/>
-      <w:r>
-        <w:rPr>
-          <w:rFonts w:ascii="Times New Roman" w:eastAsia="Times New Roman" w:hAnsi="Times New Roman" w:cs="Times New Roman"/>
-          <w:kern w:val="0"/>
-          <w:lang w:eastAsia="ru-RU"/>
-          <w14:ligatures w14:val="none"/>
-        </w:rPr>
-        <w:t xml:space="preserve"> и стартовать по новой? Просто </w:t>
-      </w:r>
-      <w:proofErr w:type="spellStart"/>
-      <w:r>
-        <w:rPr>
-          <w:rFonts w:ascii="Times New Roman" w:eastAsia="Times New Roman" w:hAnsi="Times New Roman" w:cs="Times New Roman"/>
-          <w:kern w:val="0"/>
-          <w:lang w:eastAsia="ru-RU"/>
-          <w14:ligatures w14:val="none"/>
-        </w:rPr>
-        <w:t>хз</w:t>
-      </w:r>
-      <w:proofErr w:type="spellEnd"/>
-      <w:r>
-        <w:rPr>
-          <w:rFonts w:ascii="Times New Roman" w:eastAsia="Times New Roman" w:hAnsi="Times New Roman" w:cs="Times New Roman"/>
-          <w:kern w:val="0"/>
-          <w:lang w:eastAsia="ru-RU"/>
-          <w14:ligatures w14:val="none"/>
-        </w:rPr>
-        <w:t xml:space="preserve">, я не имею идей как </w:t>
-      </w:r>
-      <w:proofErr w:type="spellStart"/>
-      <w:r>
-        <w:rPr>
-          <w:rFonts w:ascii="Times New Roman" w:eastAsia="Times New Roman" w:hAnsi="Times New Roman" w:cs="Times New Roman"/>
-          <w:kern w:val="0"/>
-          <w:lang w:eastAsia="ru-RU"/>
-          <w14:ligatures w14:val="none"/>
-        </w:rPr>
-        <w:t>эт</w:t>
-      </w:r>
-      <w:proofErr w:type="spellEnd"/>
-      <w:r>
-        <w:rPr>
-          <w:rFonts w:ascii="Times New Roman" w:eastAsia="Times New Roman" w:hAnsi="Times New Roman" w:cs="Times New Roman"/>
-          <w:kern w:val="0"/>
-          <w:lang w:eastAsia="ru-RU"/>
-          <w14:ligatures w14:val="none"/>
-        </w:rPr>
+      <w:r>
         <w:t xml:space="preserve"> </w:t>
       </w:r>
-      <w:proofErr w:type="spellStart"/>
-      <w:r>
-        <w:rPr>
-          <w:rFonts w:ascii="Times New Roman" w:eastAsia="Times New Roman" w:hAnsi="Times New Roman" w:cs="Times New Roman"/>
-          <w:kern w:val="0"/>
-          <w:lang w:eastAsia="ru-RU"/>
-          <w14:ligatures w14:val="none"/>
-        </w:rPr>
-        <w:t>опочинить</w:t>
-      </w:r>
-      <w:proofErr w:type="spellEnd"/>
-      <w:r>
-        <w:rPr>
-          <w:rFonts w:ascii="Times New Roman" w:eastAsia="Times New Roman" w:hAnsi="Times New Roman" w:cs="Times New Roman"/>
-          <w:kern w:val="0"/>
-          <w:lang w:eastAsia="ru-RU"/>
-          <w14:ligatures w14:val="none"/>
-        </w:rPr>
-        <w:t>, но это надо починить</w:t>
-      </w:r>
-    </w:p>
-    <w:p>
-      <w:pPr>
-        <w:spacing w:before="100" w:beforeAutospacing="1" w:after="100" w:afterAutospacing="1" w:line="240" w:lineRule="auto"/>
-        <w:rPr>
-          <w:rFonts w:ascii="Times New Roman" w:eastAsia="Times New Roman" w:hAnsi="Times New Roman" w:cs="Times New Roman"/>
-          <w:kern w:val="0"/>
-          <w:lang w:eastAsia="ru-RU"/>
-          <w14:ligatures w14:val="none"/>
-        </w:rPr>
-      </w:pPr>
-      <w:r>
-        <w:rPr>
-          <w:rFonts w:ascii="Times New Roman" w:eastAsia="Times New Roman" w:hAnsi="Times New Roman" w:cs="Times New Roman"/>
-          <w:kern w:val="0"/>
-          <w:lang w:eastAsia="ru-RU"/>
-          <w14:ligatures w14:val="none"/>
-        </w:rPr>
-        <w:t xml:space="preserve">Далее. Если смотреть видео на </w:t>
-      </w:r>
-      <w:proofErr w:type="spellStart"/>
-      <w:r>
-        <w:rPr>
-          <w:rFonts w:ascii="Times New Roman" w:eastAsia="Times New Roman" w:hAnsi="Times New Roman" w:cs="Times New Roman"/>
-          <w:kern w:val="0"/>
-          <w:lang w:eastAsia="ru-RU"/>
-          <w14:ligatures w14:val="none"/>
-        </w:rPr>
-        <w:t>таймлане</w:t>
-      </w:r>
-      <w:proofErr w:type="spellEnd"/>
-      <w:r>
-        <w:rPr>
-          <w:rFonts w:ascii="Times New Roman" w:eastAsia="Times New Roman" w:hAnsi="Times New Roman" w:cs="Times New Roman"/>
-          <w:kern w:val="0"/>
-          <w:lang w:eastAsia="ru-RU"/>
-          <w14:ligatures w14:val="none"/>
-        </w:rPr>
-        <w:t xml:space="preserve">, все хорошо, идет до конца, но </w:t>
-      </w:r>
-      <w:proofErr w:type="gramStart"/>
-      <w:r>
-        <w:rPr>
-          <w:rFonts w:ascii="Times New Roman" w:eastAsia="Times New Roman" w:hAnsi="Times New Roman" w:cs="Times New Roman"/>
-          <w:kern w:val="0"/>
-          <w:lang w:eastAsia="ru-RU"/>
-          <w14:ligatures w14:val="none"/>
-        </w:rPr>
-        <w:t>потом</w:t>
-      </w:r>
-      <w:proofErr w:type="gramEnd"/>
-      <w:r>
-        <w:rPr>
-          <w:rFonts w:ascii="Times New Roman" w:eastAsia="Times New Roman" w:hAnsi="Times New Roman" w:cs="Times New Roman"/>
-          <w:kern w:val="0"/>
-          <w:lang w:eastAsia="ru-RU"/>
-          <w14:ligatures w14:val="none"/>
-        </w:rPr>
-        <w:t xml:space="preserve"> когда дошли до конца видео (пример изображение 2. Не </w:t>
-      </w:r>
-      <w:proofErr w:type="spellStart"/>
-      <w:r>
-        <w:rPr>
-          <w:rFonts w:ascii="Times New Roman" w:eastAsia="Times New Roman" w:hAnsi="Times New Roman" w:cs="Times New Roman"/>
-          <w:kern w:val="0"/>
-          <w:lang w:eastAsia="ru-RU"/>
-          <w14:ligatures w14:val="none"/>
-        </w:rPr>
-        <w:t>удиаляйся</w:t>
-      </w:r>
-      <w:proofErr w:type="spellEnd"/>
-      <w:r>
-        <w:rPr>
-          <w:rFonts w:ascii="Times New Roman" w:eastAsia="Times New Roman" w:hAnsi="Times New Roman" w:cs="Times New Roman"/>
-          <w:kern w:val="0"/>
-          <w:lang w:eastAsia="ru-RU"/>
-          <w14:ligatures w14:val="none"/>
-        </w:rPr>
-        <w:t xml:space="preserve">, я просто резал видео. </w:t>
-      </w:r>
-      <w:proofErr w:type="gramStart"/>
-      <w:r>
-        <w:rPr>
-          <w:rFonts w:ascii="Times New Roman" w:eastAsia="Times New Roman" w:hAnsi="Times New Roman" w:cs="Times New Roman"/>
-          <w:kern w:val="0"/>
-          <w:lang w:eastAsia="ru-RU"/>
-          <w14:ligatures w14:val="none"/>
-        </w:rPr>
-        <w:t>так то</w:t>
-      </w:r>
-      <w:proofErr w:type="gramEnd"/>
-      <w:r>
-        <w:rPr>
-          <w:rFonts w:ascii="Times New Roman" w:eastAsia="Times New Roman" w:hAnsi="Times New Roman" w:cs="Times New Roman"/>
-          <w:kern w:val="0"/>
-          <w:lang w:eastAsia="ru-RU"/>
-          <w14:ligatures w14:val="none"/>
-        </w:rPr>
-        <w:t xml:space="preserve"> оно целое) так вот, мы доходим до конца и показ красный </w:t>
-      </w:r>
-      <w:proofErr w:type="spellStart"/>
-      <w:r>
-        <w:rPr>
-          <w:rFonts w:ascii="Times New Roman" w:eastAsia="Times New Roman" w:hAnsi="Times New Roman" w:cs="Times New Roman"/>
-          <w:kern w:val="0"/>
-          <w:lang w:eastAsia="ru-RU"/>
-          <w14:ligatures w14:val="none"/>
-        </w:rPr>
-        <w:t>таймлайнв</w:t>
-      </w:r>
-      <w:proofErr w:type="spellEnd"/>
-      <w:r>
-        <w:rPr>
-          <w:rFonts w:ascii="Times New Roman" w:eastAsia="Times New Roman" w:hAnsi="Times New Roman" w:cs="Times New Roman"/>
-          <w:kern w:val="0"/>
-          <w:lang w:eastAsia="ru-RU"/>
-          <w14:ligatures w14:val="none"/>
-        </w:rPr>
-        <w:t xml:space="preserve"> начинается с начала, но видео показывается новое. Если нажать паузу потом старт, конечно все </w:t>
-      </w:r>
-      <w:proofErr w:type="spellStart"/>
-      <w:r>
-        <w:rPr>
-          <w:rFonts w:ascii="Times New Roman" w:eastAsia="Times New Roman" w:hAnsi="Times New Roman" w:cs="Times New Roman"/>
-          <w:kern w:val="0"/>
-          <w:lang w:eastAsia="ru-RU"/>
-          <w14:ligatures w14:val="none"/>
-        </w:rPr>
-        <w:t>сбрасывется</w:t>
-      </w:r>
-      <w:proofErr w:type="spellEnd"/>
-      <w:r>
-        <w:rPr>
-          <w:rFonts w:ascii="Times New Roman" w:eastAsia="Times New Roman" w:hAnsi="Times New Roman" w:cs="Times New Roman"/>
-          <w:kern w:val="0"/>
-          <w:lang w:eastAsia="ru-RU"/>
-          <w14:ligatures w14:val="none"/>
-        </w:rPr>
-        <w:t xml:space="preserve"> и показывается первое видео, но оно же должно идти дальше. При чем перемотки все работает все хорошо. Да и при просмотре так видео, красная полоска пытается быстрее </w:t>
-      </w:r>
-      <w:proofErr w:type="spellStart"/>
-      <w:r>
-        <w:rPr>
-          <w:rFonts w:ascii="Times New Roman" w:eastAsia="Times New Roman" w:hAnsi="Times New Roman" w:cs="Times New Roman"/>
-          <w:kern w:val="0"/>
-          <w:lang w:eastAsia="ru-RU"/>
-          <w14:ligatures w14:val="none"/>
-        </w:rPr>
-        <w:t>быстрее</w:t>
-      </w:r>
-      <w:proofErr w:type="spellEnd"/>
-      <w:r>
-        <w:rPr>
-          <w:rFonts w:ascii="Times New Roman" w:eastAsia="Times New Roman" w:hAnsi="Times New Roman" w:cs="Times New Roman"/>
-          <w:kern w:val="0"/>
-          <w:lang w:eastAsia="ru-RU"/>
-          <w14:ligatures w14:val="none"/>
-        </w:rPr>
-        <w:t xml:space="preserve"> вернутся на </w:t>
-      </w:r>
-      <w:proofErr w:type="spellStart"/>
-      <w:r>
-        <w:rPr>
-          <w:rFonts w:ascii="Times New Roman" w:eastAsia="Times New Roman" w:hAnsi="Times New Roman" w:cs="Times New Roman"/>
-          <w:kern w:val="0"/>
-          <w:lang w:eastAsia="ru-RU"/>
-          <w14:ligatures w14:val="none"/>
-        </w:rPr>
-        <w:t>таймлайн</w:t>
-      </w:r>
-      <w:proofErr w:type="spellEnd"/>
-    </w:p>
-    <w:p>
-      <w:pPr>
-        <w:spacing w:before="100" w:beforeAutospacing="1" w:after="100" w:afterAutospacing="1" w:line="240" w:lineRule="auto"/>
-        <w:rPr>
-          <w:rFonts w:ascii="Times New Roman" w:eastAsia="Times New Roman" w:hAnsi="Times New Roman" w:cs="Times New Roman"/>
-          <w:kern w:val="0"/>
-          <w:lang w:eastAsia="ru-RU"/>
-          <w14:ligatures w14:val="none"/>
-        </w:rPr>
-      </w:pPr>
-      <w:r>
-        <w:rPr>
-          <w:rFonts w:ascii="Times New Roman" w:eastAsia="Times New Roman" w:hAnsi="Times New Roman" w:cs="Times New Roman"/>
-          <w:kern w:val="0"/>
-          <w:lang w:eastAsia="ru-RU"/>
-          <w14:ligatures w14:val="none"/>
-        </w:rPr>
-        <w:t xml:space="preserve">вот </w:t>
-      </w:r>
-      <w:proofErr w:type="spellStart"/>
-      <w:r>
-        <w:rPr>
-          <w:rFonts w:ascii="Times New Roman" w:eastAsia="Times New Roman" w:hAnsi="Times New Roman" w:cs="Times New Roman"/>
-          <w:kern w:val="0"/>
-          <w:lang w:eastAsia="ru-RU"/>
-          <w14:ligatures w14:val="none"/>
-        </w:rPr>
-        <w:t>както</w:t>
-      </w:r>
-      <w:proofErr w:type="spellEnd"/>
-      <w:r>
-        <w:rPr>
-          <w:rFonts w:ascii="Times New Roman" w:eastAsia="Times New Roman" w:hAnsi="Times New Roman" w:cs="Times New Roman"/>
-          <w:kern w:val="0"/>
-          <w:lang w:eastAsia="ru-RU"/>
-          <w14:ligatures w14:val="none"/>
-        </w:rPr>
-        <w:t xml:space="preserve"> так</w:t>
-      </w:r>
-    </w:p>
-    <w:p>
+      <w:r>
+        <w:t>обновления</w:t>
+      </w:r>
+      <w:r>
+        <w:t xml:space="preserve"> </w:t>
+      </w:r>
+      <w:r>
+        <w:t>и попыток начать, но выделения не сбрасывается</w:t>
+      </w:r>
       <w:bookmarkStart w:id="0" w:name="_GoBack"/>
       <w:bookmarkEnd w:id="0"/>
     </w:p>

--- a/Инфа/доработать.docx
+++ b/Инфа/доработать.docx
@@ -4,265 +4,2977 @@
   <w:body>
     <w:p>
       <w:pPr>
-        <w:rPr>
-          <w:lang w:val="en-US"/>
-        </w:rPr>
-      </w:pPr>
-      <w:r>
-        <w:t>Так. Смотри, перемотка идет назад, но увы. Ничего нет. Слушай. Как на счет того, чтобы на таймлайне, если показ дошел до конца последнего видео, вариант того, чтобы кнопка старта паузалась. А после нажатия в конце, она как раз перематывалась назад. В начало, так как все еще ломается видео, но вроде стало лучше. Теперь дорожки, драг энд дроп не работает. Просто блокируется добавлять видео переносом. Плюс, мы можем хватать и двигать видео, но не можем перетаскивать на дорожку два и вообще отпустить.оно багуется и не отпускает, так же выдавая ошибку</w:t>
-      </w:r>
-      <w:r>
-        <w:br/>
-        <w:t>qml: ? Выделен</w:t>
-      </w:r>
-      <w:r>
-        <w:rPr>
-          <w:lang w:val="en-US"/>
-        </w:rPr>
-        <w:t xml:space="preserve"> </w:t>
-      </w:r>
-      <w:r>
-        <w:t>клип</w:t>
-      </w:r>
-      <w:r>
-        <w:rPr>
-          <w:lang w:val="en-US"/>
-        </w:rPr>
-        <w:t xml:space="preserve"> 0</w:t>
+        <w:spacing w:before="100" w:beforeAutospacing="1" w:after="100" w:afterAutospacing="1" w:line="240" w:lineRule="auto"/>
+        <w:rPr>
+          <w:rFonts w:ascii="Times New Roman" w:eastAsia="Times New Roman" w:hAnsi="Times New Roman" w:cs="Times New Roman"/>
+          <w:kern w:val="0"/>
+          <w:lang w:eastAsia="ru-RU"/>
+          <w14:ligatures w14:val="none"/>
+        </w:rPr>
+      </w:pPr>
+      <w:proofErr w:type="spellStart"/>
+      <w:r>
+        <w:rPr>
+          <w:rFonts w:ascii="Times New Roman" w:eastAsia="Times New Roman" w:hAnsi="Times New Roman" w:cs="Times New Roman"/>
+          <w:kern w:val="0"/>
+          <w:lang w:eastAsia="ru-RU"/>
+          <w14:ligatures w14:val="none"/>
+        </w:rPr>
+        <w:t>ООООО.Выделение</w:t>
+      </w:r>
+      <w:proofErr w:type="spellEnd"/>
+      <w:r>
+        <w:rPr>
+          <w:rFonts w:ascii="Times New Roman" w:eastAsia="Times New Roman" w:hAnsi="Times New Roman" w:cs="Times New Roman"/>
+          <w:kern w:val="0"/>
+          <w:lang w:eastAsia="ru-RU"/>
+          <w14:ligatures w14:val="none"/>
+        </w:rPr>
+        <w:t xml:space="preserve"> работает. </w:t>
+      </w:r>
+      <w:proofErr w:type="spellStart"/>
+      <w:r>
+        <w:rPr>
+          <w:rFonts w:ascii="Times New Roman" w:eastAsia="Times New Roman" w:hAnsi="Times New Roman" w:cs="Times New Roman"/>
+          <w:kern w:val="0"/>
+          <w:lang w:eastAsia="ru-RU"/>
+          <w14:ligatures w14:val="none"/>
+        </w:rPr>
+        <w:t>Топчик</w:t>
+      </w:r>
+      <w:proofErr w:type="spellEnd"/>
+      <w:r>
+        <w:rPr>
+          <w:rFonts w:ascii="Times New Roman" w:eastAsia="Times New Roman" w:hAnsi="Times New Roman" w:cs="Times New Roman"/>
+          <w:kern w:val="0"/>
+          <w:lang w:eastAsia="ru-RU"/>
+          <w14:ligatures w14:val="none"/>
+        </w:rPr>
+        <w:t xml:space="preserve">!! Но надо еще контекстное меню </w:t>
+      </w:r>
+      <w:proofErr w:type="spellStart"/>
+      <w:proofErr w:type="gramStart"/>
+      <w:r>
+        <w:rPr>
+          <w:rFonts w:ascii="Times New Roman" w:eastAsia="Times New Roman" w:hAnsi="Times New Roman" w:cs="Times New Roman"/>
+          <w:kern w:val="0"/>
+          <w:lang w:eastAsia="ru-RU"/>
+          <w14:ligatures w14:val="none"/>
+        </w:rPr>
+        <w:t>сделать.Помнишь</w:t>
+      </w:r>
+      <w:proofErr w:type="spellEnd"/>
+      <w:proofErr w:type="gramEnd"/>
+      <w:r>
+        <w:rPr>
+          <w:rFonts w:ascii="Times New Roman" w:eastAsia="Times New Roman" w:hAnsi="Times New Roman" w:cs="Times New Roman"/>
+          <w:kern w:val="0"/>
+          <w:lang w:eastAsia="ru-RU"/>
+          <w14:ligatures w14:val="none"/>
+        </w:rPr>
+        <w:t xml:space="preserve"> что я хотел или напомнить?</w:t>
       </w:r>
     </w:p>
     <w:p>
       <w:pPr>
-        <w:rPr>
-          <w:lang w:val="en-US"/>
-        </w:rPr>
-      </w:pPr>
-      <w:r>
-        <w:rPr>
-          <w:lang w:val="en-US"/>
-        </w:rPr>
-        <w:t>qrc:/components/VideoClip.qml:268: ReferenceError: grabMouse is not defined</w:t>
+        <w:spacing w:before="100" w:beforeAutospacing="1" w:after="100" w:afterAutospacing="1" w:line="240" w:lineRule="auto"/>
+        <w:rPr>
+          <w:rFonts w:ascii="Times New Roman" w:eastAsia="Times New Roman" w:hAnsi="Times New Roman" w:cs="Times New Roman"/>
+          <w:kern w:val="0"/>
+          <w:lang w:eastAsia="ru-RU"/>
+          <w14:ligatures w14:val="none"/>
+        </w:rPr>
+      </w:pPr>
+      <w:r>
+        <w:rPr>
+          <w:rFonts w:ascii="Times New Roman" w:eastAsia="Times New Roman" w:hAnsi="Times New Roman" w:cs="Times New Roman"/>
+          <w:kern w:val="0"/>
+          <w:lang w:eastAsia="ru-RU"/>
+          <w14:ligatures w14:val="none"/>
+        </w:rPr>
+        <w:t xml:space="preserve">Но </w:t>
+      </w:r>
+      <w:proofErr w:type="spellStart"/>
+      <w:r>
+        <w:rPr>
+          <w:rFonts w:ascii="Times New Roman" w:eastAsia="Times New Roman" w:hAnsi="Times New Roman" w:cs="Times New Roman"/>
+          <w:kern w:val="0"/>
+          <w:lang w:eastAsia="ru-RU"/>
+          <w14:ligatures w14:val="none"/>
+        </w:rPr>
+        <w:t>смари</w:t>
+      </w:r>
+      <w:proofErr w:type="spellEnd"/>
+      <w:r>
+        <w:rPr>
+          <w:rFonts w:ascii="Times New Roman" w:eastAsia="Times New Roman" w:hAnsi="Times New Roman" w:cs="Times New Roman"/>
+          <w:kern w:val="0"/>
+          <w:lang w:eastAsia="ru-RU"/>
+          <w14:ligatures w14:val="none"/>
+        </w:rPr>
+        <w:t xml:space="preserve">, вот лог. У нас начат показ видео видишь в логах. Показывает первое видео. Доходит до совместного показа второго видео, видео при этом первое в конце. вот доходит до конца первого видео и в самом конце раз и перемотка в начало первого видео. идет </w:t>
+      </w:r>
+      <w:proofErr w:type="spellStart"/>
+      <w:r>
+        <w:rPr>
+          <w:rFonts w:ascii="Times New Roman" w:eastAsia="Times New Roman" w:hAnsi="Times New Roman" w:cs="Times New Roman"/>
+          <w:kern w:val="0"/>
+          <w:lang w:eastAsia="ru-RU"/>
+          <w14:ligatures w14:val="none"/>
+        </w:rPr>
+        <w:t>идет</w:t>
+      </w:r>
+      <w:proofErr w:type="spellEnd"/>
+      <w:r>
+        <w:rPr>
+          <w:rFonts w:ascii="Times New Roman" w:eastAsia="Times New Roman" w:hAnsi="Times New Roman" w:cs="Times New Roman"/>
+          <w:kern w:val="0"/>
+          <w:lang w:eastAsia="ru-RU"/>
+          <w14:ligatures w14:val="none"/>
+        </w:rPr>
+        <w:t xml:space="preserve"> </w:t>
+      </w:r>
+      <w:proofErr w:type="spellStart"/>
+      <w:r>
+        <w:rPr>
+          <w:rFonts w:ascii="Times New Roman" w:eastAsia="Times New Roman" w:hAnsi="Times New Roman" w:cs="Times New Roman"/>
+          <w:kern w:val="0"/>
+          <w:lang w:eastAsia="ru-RU"/>
+          <w14:ligatures w14:val="none"/>
+        </w:rPr>
+        <w:t>идет</w:t>
+      </w:r>
+      <w:proofErr w:type="spellEnd"/>
+      <w:r>
+        <w:rPr>
+          <w:rFonts w:ascii="Times New Roman" w:eastAsia="Times New Roman" w:hAnsi="Times New Roman" w:cs="Times New Roman"/>
+          <w:kern w:val="0"/>
+          <w:lang w:eastAsia="ru-RU"/>
+          <w14:ligatures w14:val="none"/>
+        </w:rPr>
+        <w:t xml:space="preserve"> и как первое видео кончается, раз и прыгает туда где показывал (и должен был показывать) видео на втором </w:t>
+      </w:r>
+      <w:proofErr w:type="spellStart"/>
+      <w:r>
+        <w:rPr>
+          <w:rFonts w:ascii="Times New Roman" w:eastAsia="Times New Roman" w:hAnsi="Times New Roman" w:cs="Times New Roman"/>
+          <w:kern w:val="0"/>
+          <w:lang w:eastAsia="ru-RU"/>
+          <w14:ligatures w14:val="none"/>
+        </w:rPr>
+        <w:t>таймлайне</w:t>
+      </w:r>
+      <w:proofErr w:type="spellEnd"/>
+      <w:r>
+        <w:rPr>
+          <w:rFonts w:ascii="Times New Roman" w:eastAsia="Times New Roman" w:hAnsi="Times New Roman" w:cs="Times New Roman"/>
+          <w:kern w:val="0"/>
+          <w:lang w:eastAsia="ru-RU"/>
+          <w14:ligatures w14:val="none"/>
+        </w:rPr>
+        <w:t xml:space="preserve">. Если это от видеоплеера, то я его кинул. </w:t>
       </w:r>
     </w:p>
     <w:p>
       <w:pPr>
-        <w:rPr>
-          <w:lang w:val="en-US"/>
-        </w:rPr>
-      </w:pPr>
-      <w:r>
-        <w:rPr>
-          <w:lang w:val="en-US"/>
-        </w:rPr>
-        <w:t>qrc:/components/VideoClip.qml:277: ReferenceError: ungrabMouse is not defined</w:t>
+        <w:spacing w:before="100" w:beforeAutospacing="1" w:after="100" w:afterAutospacing="1" w:line="240" w:lineRule="auto"/>
+        <w:rPr>
+          <w:rFonts w:ascii="Times New Roman" w:eastAsia="Times New Roman" w:hAnsi="Times New Roman" w:cs="Times New Roman"/>
+          <w:kern w:val="0"/>
+          <w:lang w:eastAsia="ru-RU"/>
+          <w14:ligatures w14:val="none"/>
+        </w:rPr>
+      </w:pPr>
+      <w:r>
+        <w:rPr>
+          <w:rFonts w:ascii="Times New Roman" w:eastAsia="Times New Roman" w:hAnsi="Times New Roman" w:cs="Times New Roman"/>
+          <w:kern w:val="0"/>
+          <w:lang w:eastAsia="ru-RU"/>
+          <w14:ligatures w14:val="none"/>
+        </w:rPr>
+        <w:t xml:space="preserve">? Кадр сохранён: "C:/Users/Aero </w:t>
+      </w:r>
+      <w:proofErr w:type="spellStart"/>
+      <w:r>
+        <w:rPr>
+          <w:rFonts w:ascii="Times New Roman" w:eastAsia="Times New Roman" w:hAnsi="Times New Roman" w:cs="Times New Roman"/>
+          <w:kern w:val="0"/>
+          <w:lang w:eastAsia="ru-RU"/>
+          <w14:ligatures w14:val="none"/>
+        </w:rPr>
+        <w:t>user</w:t>
+      </w:r>
+      <w:proofErr w:type="spellEnd"/>
+      <w:r>
+        <w:rPr>
+          <w:rFonts w:ascii="Times New Roman" w:eastAsia="Times New Roman" w:hAnsi="Times New Roman" w:cs="Times New Roman"/>
+          <w:kern w:val="0"/>
+          <w:lang w:eastAsia="ru-RU"/>
+          <w14:ligatures w14:val="none"/>
+        </w:rPr>
+        <w:t>/</w:t>
+      </w:r>
+      <w:proofErr w:type="spellStart"/>
+      <w:r>
+        <w:rPr>
+          <w:rFonts w:ascii="Times New Roman" w:eastAsia="Times New Roman" w:hAnsi="Times New Roman" w:cs="Times New Roman"/>
+          <w:kern w:val="0"/>
+          <w:lang w:eastAsia="ru-RU"/>
+          <w14:ligatures w14:val="none"/>
+        </w:rPr>
+        <w:t>AppData</w:t>
+      </w:r>
+      <w:proofErr w:type="spellEnd"/>
+      <w:r>
+        <w:rPr>
+          <w:rFonts w:ascii="Times New Roman" w:eastAsia="Times New Roman" w:hAnsi="Times New Roman" w:cs="Times New Roman"/>
+          <w:kern w:val="0"/>
+          <w:lang w:eastAsia="ru-RU"/>
+          <w14:ligatures w14:val="none"/>
+        </w:rPr>
+        <w:t>/</w:t>
+      </w:r>
+      <w:proofErr w:type="spellStart"/>
+      <w:r>
+        <w:rPr>
+          <w:rFonts w:ascii="Times New Roman" w:eastAsia="Times New Roman" w:hAnsi="Times New Roman" w:cs="Times New Roman"/>
+          <w:kern w:val="0"/>
+          <w:lang w:eastAsia="ru-RU"/>
+          <w14:ligatures w14:val="none"/>
+        </w:rPr>
+        <w:t>Local</w:t>
+      </w:r>
+      <w:proofErr w:type="spellEnd"/>
+      <w:r>
+        <w:rPr>
+          <w:rFonts w:ascii="Times New Roman" w:eastAsia="Times New Roman" w:hAnsi="Times New Roman" w:cs="Times New Roman"/>
+          <w:kern w:val="0"/>
+          <w:lang w:eastAsia="ru-RU"/>
+          <w14:ligatures w14:val="none"/>
+        </w:rPr>
+        <w:t>/</w:t>
+      </w:r>
+      <w:proofErr w:type="spellStart"/>
+      <w:r>
+        <w:rPr>
+          <w:rFonts w:ascii="Times New Roman" w:eastAsia="Times New Roman" w:hAnsi="Times New Roman" w:cs="Times New Roman"/>
+          <w:kern w:val="0"/>
+          <w:lang w:eastAsia="ru-RU"/>
+          <w14:ligatures w14:val="none"/>
+        </w:rPr>
+        <w:t>Temp</w:t>
+      </w:r>
+      <w:proofErr w:type="spellEnd"/>
+      <w:r>
+        <w:rPr>
+          <w:rFonts w:ascii="Times New Roman" w:eastAsia="Times New Roman" w:hAnsi="Times New Roman" w:cs="Times New Roman"/>
+          <w:kern w:val="0"/>
+          <w:lang w:eastAsia="ru-RU"/>
+          <w14:ligatures w14:val="none"/>
+        </w:rPr>
+        <w:t>/videoframe_0.png"</w:t>
       </w:r>
     </w:p>
     <w:p>
       <w:pPr>
-        <w:rPr>
-          <w:lang w:val="en-US"/>
-        </w:rPr>
-      </w:pPr>
-      <w:r>
-        <w:rPr>
-          <w:lang w:val="en-US"/>
-        </w:rPr>
-        <w:t xml:space="preserve">qml: ? </w:t>
-      </w:r>
-      <w:r>
-        <w:t>Выделен</w:t>
-      </w:r>
-      <w:r>
-        <w:rPr>
-          <w:lang w:val="en-US"/>
-        </w:rPr>
-        <w:t xml:space="preserve"> </w:t>
-      </w:r>
-      <w:r>
-        <w:t>клип</w:t>
-      </w:r>
-      <w:r>
-        <w:rPr>
-          <w:lang w:val="en-US"/>
-        </w:rPr>
-        <w:t xml:space="preserve"> 0</w:t>
+        <w:spacing w:before="100" w:beforeAutospacing="1" w:after="100" w:afterAutospacing="1" w:line="240" w:lineRule="auto"/>
+        <w:rPr>
+          <w:rFonts w:ascii="Times New Roman" w:eastAsia="Times New Roman" w:hAnsi="Times New Roman" w:cs="Times New Roman"/>
+          <w:kern w:val="0"/>
+          <w:lang w:eastAsia="ru-RU"/>
+          <w14:ligatures w14:val="none"/>
+        </w:rPr>
+      </w:pPr>
+      <w:proofErr w:type="spellStart"/>
+      <w:r>
+        <w:rPr>
+          <w:rFonts w:ascii="Times New Roman" w:eastAsia="Times New Roman" w:hAnsi="Times New Roman" w:cs="Times New Roman"/>
+          <w:kern w:val="0"/>
+          <w:lang w:eastAsia="ru-RU"/>
+          <w14:ligatures w14:val="none"/>
+        </w:rPr>
+        <w:t>qml</w:t>
+      </w:r>
+      <w:proofErr w:type="spellEnd"/>
+      <w:r>
+        <w:rPr>
+          <w:rFonts w:ascii="Times New Roman" w:eastAsia="Times New Roman" w:hAnsi="Times New Roman" w:cs="Times New Roman"/>
+          <w:kern w:val="0"/>
+          <w:lang w:eastAsia="ru-RU"/>
+          <w14:ligatures w14:val="none"/>
+        </w:rPr>
+        <w:t xml:space="preserve">: Получен сигнал: </w:t>
+      </w:r>
+      <w:proofErr w:type="spellStart"/>
+      <w:r>
+        <w:rPr>
+          <w:rFonts w:ascii="Times New Roman" w:eastAsia="Times New Roman" w:hAnsi="Times New Roman" w:cs="Times New Roman"/>
+          <w:kern w:val="0"/>
+          <w:lang w:eastAsia="ru-RU"/>
+          <w14:ligatures w14:val="none"/>
+        </w:rPr>
+        <w:t>clipsChanged</w:t>
+      </w:r>
+      <w:proofErr w:type="spellEnd"/>
+      <w:r>
+        <w:rPr>
+          <w:rFonts w:ascii="Times New Roman" w:eastAsia="Times New Roman" w:hAnsi="Times New Roman" w:cs="Times New Roman"/>
+          <w:kern w:val="0"/>
+          <w:lang w:eastAsia="ru-RU"/>
+          <w14:ligatures w14:val="none"/>
+        </w:rPr>
+        <w:t xml:space="preserve"> от C++</w:t>
       </w:r>
     </w:p>
     <w:p>
       <w:pPr>
-        <w:rPr>
-          <w:lang w:val="en-US"/>
-        </w:rPr>
-      </w:pPr>
-      <w:r>
-        <w:rPr>
-          <w:lang w:val="en-US"/>
-        </w:rPr>
-        <w:t>qrc:/components/VideoClip.qml:268: ReferenceError: grabMouse is not defined</w:t>
+        <w:spacing w:before="100" w:beforeAutospacing="1" w:after="100" w:afterAutospacing="1" w:line="240" w:lineRule="auto"/>
+        <w:rPr>
+          <w:rFonts w:ascii="Times New Roman" w:eastAsia="Times New Roman" w:hAnsi="Times New Roman" w:cs="Times New Roman"/>
+          <w:kern w:val="0"/>
+          <w:lang w:val="en-US" w:eastAsia="ru-RU"/>
+          <w14:ligatures w14:val="none"/>
+        </w:rPr>
+      </w:pPr>
+      <w:r>
+        <w:rPr>
+          <w:rFonts w:ascii="Times New Roman" w:eastAsia="Times New Roman" w:hAnsi="Times New Roman" w:cs="Times New Roman"/>
+          <w:kern w:val="0"/>
+          <w:lang w:val="en-US" w:eastAsia="ru-RU"/>
+          <w14:ligatures w14:val="none"/>
+        </w:rPr>
+        <w:t xml:space="preserve">? </w:t>
+      </w:r>
+      <w:r>
+        <w:rPr>
+          <w:rFonts w:ascii="Times New Roman" w:eastAsia="Times New Roman" w:hAnsi="Times New Roman" w:cs="Times New Roman"/>
+          <w:kern w:val="0"/>
+          <w:lang w:eastAsia="ru-RU"/>
+          <w14:ligatures w14:val="none"/>
+        </w:rPr>
+        <w:t>Клип</w:t>
+      </w:r>
+      <w:r>
+        <w:rPr>
+          <w:rFonts w:ascii="Times New Roman" w:eastAsia="Times New Roman" w:hAnsi="Times New Roman" w:cs="Times New Roman"/>
+          <w:kern w:val="0"/>
+          <w:lang w:val="en-US" w:eastAsia="ru-RU"/>
+          <w14:ligatures w14:val="none"/>
+        </w:rPr>
+        <w:t xml:space="preserve"> </w:t>
+      </w:r>
+      <w:r>
+        <w:rPr>
+          <w:rFonts w:ascii="Times New Roman" w:eastAsia="Times New Roman" w:hAnsi="Times New Roman" w:cs="Times New Roman"/>
+          <w:kern w:val="0"/>
+          <w:lang w:eastAsia="ru-RU"/>
+          <w14:ligatures w14:val="none"/>
+        </w:rPr>
+        <w:t>перемещён</w:t>
       </w:r>
     </w:p>
     <w:p>
-      <w:r>
+      <w:pPr>
+        <w:spacing w:before="100" w:beforeAutospacing="1" w:after="100" w:afterAutospacing="1" w:line="240" w:lineRule="auto"/>
+        <w:rPr>
+          <w:rFonts w:ascii="Times New Roman" w:eastAsia="Times New Roman" w:hAnsi="Times New Roman" w:cs="Times New Roman"/>
+          <w:kern w:val="0"/>
+          <w:lang w:val="en-US" w:eastAsia="ru-RU"/>
+          <w14:ligatures w14:val="none"/>
+        </w:rPr>
+      </w:pPr>
+      <w:proofErr w:type="spellStart"/>
+      <w:r>
+        <w:rPr>
+          <w:rFonts w:ascii="Times New Roman" w:eastAsia="Times New Roman" w:hAnsi="Times New Roman" w:cs="Times New Roman"/>
+          <w:kern w:val="0"/>
+          <w:lang w:val="en-US" w:eastAsia="ru-RU"/>
+          <w14:ligatures w14:val="none"/>
+        </w:rPr>
+        <w:t>qml</w:t>
+      </w:r>
+      <w:proofErr w:type="spellEnd"/>
+      <w:proofErr w:type="gramStart"/>
+      <w:r>
+        <w:rPr>
+          <w:rFonts w:ascii="Times New Roman" w:eastAsia="Times New Roman" w:hAnsi="Times New Roman" w:cs="Times New Roman"/>
+          <w:kern w:val="0"/>
+          <w:lang w:val="en-US" w:eastAsia="ru-RU"/>
+          <w14:ligatures w14:val="none"/>
+        </w:rPr>
+        <w:t>: ?</w:t>
+      </w:r>
+      <w:proofErr w:type="gramEnd"/>
+      <w:r>
+        <w:rPr>
+          <w:rFonts w:ascii="Times New Roman" w:eastAsia="Times New Roman" w:hAnsi="Times New Roman" w:cs="Times New Roman"/>
+          <w:kern w:val="0"/>
+          <w:lang w:val="en-US" w:eastAsia="ru-RU"/>
+          <w14:ligatures w14:val="none"/>
+        </w:rPr>
+        <w:t xml:space="preserve"> Track 1 : @</w:t>
+      </w:r>
+      <w:proofErr w:type="spellStart"/>
+      <w:r>
+        <w:rPr>
+          <w:rFonts w:ascii="Times New Roman" w:eastAsia="Times New Roman" w:hAnsi="Times New Roman" w:cs="Times New Roman"/>
+          <w:kern w:val="0"/>
+          <w:lang w:val="en-US" w:eastAsia="ru-RU"/>
+          <w14:ligatures w14:val="none"/>
+        </w:rPr>
+        <w:t>retra</w:t>
+      </w:r>
+      <w:proofErr w:type="spellEnd"/>
+      <w:r>
+        <w:rPr>
+          <w:rFonts w:ascii="Times New Roman" w:eastAsia="Times New Roman" w:hAnsi="Times New Roman" w:cs="Times New Roman"/>
+          <w:kern w:val="0"/>
+          <w:lang w:val="en-US" w:eastAsia="ru-RU"/>
+          <w14:ligatures w14:val="none"/>
+        </w:rPr>
+        <w:t xml:space="preserve"> (6) (</w:t>
+      </w:r>
+      <w:hyperlink r:id="rId5" w:tgtFrame="_blank" w:history="1">
+        <w:r>
+          <w:rPr>
+            <w:rFonts w:ascii="Times New Roman" w:eastAsia="Times New Roman" w:hAnsi="Times New Roman" w:cs="Times New Roman"/>
+            <w:color w:val="0000FF"/>
+            <w:kern w:val="0"/>
+            <w:u w:val="single"/>
+            <w:lang w:val="en-US" w:eastAsia="ru-RU"/>
+            <w14:ligatures w14:val="none"/>
+          </w:rPr>
+          <w:t>online-video-cutter.com</w:t>
+        </w:r>
+      </w:hyperlink>
+      <w:r>
+        <w:rPr>
+          <w:rFonts w:ascii="Times New Roman" w:eastAsia="Times New Roman" w:hAnsi="Times New Roman" w:cs="Times New Roman"/>
+          <w:kern w:val="0"/>
+          <w:lang w:val="en-US" w:eastAsia="ru-RU"/>
+          <w14:ligatures w14:val="none"/>
+        </w:rPr>
+        <w:t xml:space="preserve">).mp4 </w:t>
+      </w:r>
+      <w:proofErr w:type="spellStart"/>
+      <w:r>
+        <w:rPr>
+          <w:rFonts w:ascii="Times New Roman" w:eastAsia="Times New Roman" w:hAnsi="Times New Roman" w:cs="Times New Roman"/>
+          <w:kern w:val="0"/>
+          <w:lang w:val="en-US" w:eastAsia="ru-RU"/>
+          <w14:ligatures w14:val="none"/>
+        </w:rPr>
+        <w:t>pos</w:t>
+      </w:r>
+      <w:proofErr w:type="spellEnd"/>
+      <w:r>
+        <w:rPr>
+          <w:rFonts w:ascii="Times New Roman" w:eastAsia="Times New Roman" w:hAnsi="Times New Roman" w:cs="Times New Roman"/>
+          <w:kern w:val="0"/>
+          <w:lang w:val="en-US" w:eastAsia="ru-RU"/>
+          <w14:ligatures w14:val="none"/>
+        </w:rPr>
+        <w:t xml:space="preserve">: 0 </w:t>
+      </w:r>
+      <w:proofErr w:type="spellStart"/>
+      <w:r>
+        <w:rPr>
+          <w:rFonts w:ascii="Times New Roman" w:eastAsia="Times New Roman" w:hAnsi="Times New Roman" w:cs="Times New Roman"/>
+          <w:kern w:val="0"/>
+          <w:lang w:val="en-US" w:eastAsia="ru-RU"/>
+          <w14:ligatures w14:val="none"/>
+        </w:rPr>
+        <w:t>ms</w:t>
+      </w:r>
+      <w:proofErr w:type="spellEnd"/>
+    </w:p>
+    <w:p>
+      <w:pPr>
+        <w:spacing w:before="100" w:beforeAutospacing="1" w:after="100" w:afterAutospacing="1" w:line="240" w:lineRule="auto"/>
+        <w:rPr>
+          <w:rFonts w:ascii="Times New Roman" w:eastAsia="Times New Roman" w:hAnsi="Times New Roman" w:cs="Times New Roman"/>
+          <w:kern w:val="0"/>
+          <w:lang w:val="en-US" w:eastAsia="ru-RU"/>
+          <w14:ligatures w14:val="none"/>
+        </w:rPr>
+      </w:pPr>
+      <w:r>
+        <w:rPr>
+          <w:rFonts w:ascii="Times New Roman" w:eastAsia="Times New Roman" w:hAnsi="Times New Roman" w:cs="Times New Roman"/>
+          <w:kern w:val="0"/>
+          <w:lang w:val="en-US" w:eastAsia="ru-RU"/>
+          <w14:ligatures w14:val="none"/>
+        </w:rPr>
+        <w:t>Input #0, mov,mp4,m4a,3gp,3g2,mj2, from 'D:/</w:t>
+      </w:r>
+      <w:proofErr w:type="spellStart"/>
+      <w:r>
+        <w:rPr>
+          <w:rFonts w:ascii="Times New Roman" w:eastAsia="Times New Roman" w:hAnsi="Times New Roman" w:cs="Times New Roman"/>
+          <w:kern w:val="0"/>
+          <w:lang w:val="en-US" w:eastAsia="ru-RU"/>
+          <w14:ligatures w14:val="none"/>
+        </w:rPr>
+        <w:t>ffmpeg</w:t>
+      </w:r>
+      <w:proofErr w:type="spellEnd"/>
+      <w:r>
+        <w:rPr>
+          <w:rFonts w:ascii="Times New Roman" w:eastAsia="Times New Roman" w:hAnsi="Times New Roman" w:cs="Times New Roman"/>
+          <w:kern w:val="0"/>
+          <w:lang w:val="en-US" w:eastAsia="ru-RU"/>
+          <w14:ligatures w14:val="none"/>
+        </w:rPr>
+        <w:t>/</w:t>
+      </w:r>
+      <w:proofErr w:type="spellStart"/>
+      <w:r>
+        <w:rPr>
+          <w:rFonts w:ascii="Times New Roman" w:eastAsia="Times New Roman" w:hAnsi="Times New Roman" w:cs="Times New Roman"/>
+          <w:kern w:val="0"/>
+          <w:lang w:eastAsia="ru-RU"/>
+          <w14:ligatures w14:val="none"/>
+        </w:rPr>
+        <w:t>РІРёРґР</w:t>
+      </w:r>
+      <w:proofErr w:type="spellEnd"/>
+      <w:r>
+        <w:rPr>
+          <w:rFonts w:ascii="Times New Roman" w:eastAsia="Times New Roman" w:hAnsi="Times New Roman" w:cs="Times New Roman"/>
+          <w:kern w:val="0"/>
+          <w:lang w:val="en-US" w:eastAsia="ru-RU"/>
+          <w14:ligatures w14:val="none"/>
+        </w:rPr>
+        <w:t>µ</w:t>
+      </w:r>
+      <w:proofErr w:type="spellStart"/>
+      <w:r>
+        <w:rPr>
+          <w:rFonts w:ascii="Times New Roman" w:eastAsia="Times New Roman" w:hAnsi="Times New Roman" w:cs="Times New Roman"/>
+          <w:kern w:val="0"/>
+          <w:lang w:eastAsia="ru-RU"/>
+          <w14:ligatures w14:val="none"/>
+        </w:rPr>
+        <w:t>Рѕ</w:t>
+      </w:r>
+      <w:proofErr w:type="spellEnd"/>
+      <w:r>
+        <w:rPr>
+          <w:rFonts w:ascii="Times New Roman" w:eastAsia="Times New Roman" w:hAnsi="Times New Roman" w:cs="Times New Roman"/>
+          <w:kern w:val="0"/>
+          <w:lang w:val="en-US" w:eastAsia="ru-RU"/>
+          <w14:ligatures w14:val="none"/>
+        </w:rPr>
+        <w:t xml:space="preserve"> </w:t>
+      </w:r>
+      <w:proofErr w:type="spellStart"/>
+      <w:r>
+        <w:rPr>
+          <w:rFonts w:ascii="Times New Roman" w:eastAsia="Times New Roman" w:hAnsi="Times New Roman" w:cs="Times New Roman"/>
+          <w:kern w:val="0"/>
+          <w:lang w:eastAsia="ru-RU"/>
+          <w14:ligatures w14:val="none"/>
+        </w:rPr>
+        <w:t>РґР</w:t>
+      </w:r>
+      <w:proofErr w:type="spellEnd"/>
+      <w:r>
+        <w:rPr>
+          <w:rFonts w:ascii="Times New Roman" w:eastAsia="Times New Roman" w:hAnsi="Times New Roman" w:cs="Times New Roman"/>
+          <w:kern w:val="0"/>
+          <w:lang w:val="en-US" w:eastAsia="ru-RU"/>
+          <w14:ligatures w14:val="none"/>
+        </w:rPr>
+        <w:t>»</w:t>
+      </w:r>
+      <w:r>
+        <w:rPr>
+          <w:rFonts w:ascii="Times New Roman" w:eastAsia="Times New Roman" w:hAnsi="Times New Roman" w:cs="Times New Roman"/>
+          <w:kern w:val="0"/>
+          <w:lang w:eastAsia="ru-RU"/>
+          <w14:ligatures w14:val="none"/>
+        </w:rPr>
+        <w:t>СЏ</w:t>
+      </w:r>
+      <w:r>
+        <w:rPr>
+          <w:rFonts w:ascii="Times New Roman" w:eastAsia="Times New Roman" w:hAnsi="Times New Roman" w:cs="Times New Roman"/>
+          <w:kern w:val="0"/>
+          <w:lang w:val="en-US" w:eastAsia="ru-RU"/>
+          <w14:ligatures w14:val="none"/>
+        </w:rPr>
+        <w:t xml:space="preserve"> </w:t>
+      </w:r>
+      <w:proofErr w:type="spellStart"/>
+      <w:r>
+        <w:rPr>
+          <w:rFonts w:ascii="Times New Roman" w:eastAsia="Times New Roman" w:hAnsi="Times New Roman" w:cs="Times New Roman"/>
+          <w:kern w:val="0"/>
+          <w:lang w:eastAsia="ru-RU"/>
+          <w14:ligatures w14:val="none"/>
+        </w:rPr>
+        <w:t>РѕР</w:t>
+      </w:r>
+      <w:proofErr w:type="spellEnd"/>
+      <w:r>
+        <w:rPr>
+          <w:rFonts w:ascii="Times New Roman" w:eastAsia="Times New Roman" w:hAnsi="Times New Roman" w:cs="Times New Roman"/>
+          <w:kern w:val="0"/>
+          <w:lang w:val="en-US" w:eastAsia="ru-RU"/>
+          <w14:ligatures w14:val="none"/>
+        </w:rPr>
+        <w:t>±</w:t>
+      </w:r>
+      <w:r>
+        <w:rPr>
+          <w:rFonts w:ascii="Times New Roman" w:eastAsia="Times New Roman" w:hAnsi="Times New Roman" w:cs="Times New Roman"/>
+          <w:kern w:val="0"/>
+          <w:lang w:eastAsia="ru-RU"/>
+          <w14:ligatures w14:val="none"/>
+        </w:rPr>
+        <w:t>СЂР</w:t>
+      </w:r>
+      <w:r>
+        <w:rPr>
+          <w:rFonts w:ascii="Times New Roman" w:eastAsia="Times New Roman" w:hAnsi="Times New Roman" w:cs="Times New Roman"/>
+          <w:kern w:val="0"/>
+          <w:lang w:val="en-US" w:eastAsia="ru-RU"/>
+          <w14:ligatures w14:val="none"/>
+        </w:rPr>
+        <w:t>°</w:t>
+      </w:r>
+      <w:r>
+        <w:rPr>
+          <w:rFonts w:ascii="Times New Roman" w:eastAsia="Times New Roman" w:hAnsi="Times New Roman" w:cs="Times New Roman"/>
+          <w:kern w:val="0"/>
+          <w:lang w:eastAsia="ru-RU"/>
+          <w14:ligatures w14:val="none"/>
+        </w:rPr>
+        <w:t>Р</w:t>
+      </w:r>
+      <w:r>
+        <w:rPr>
+          <w:rFonts w:ascii="Times New Roman" w:eastAsia="Times New Roman" w:hAnsi="Times New Roman" w:cs="Times New Roman"/>
+          <w:kern w:val="0"/>
+          <w:lang w:val="en-US" w:eastAsia="ru-RU"/>
+          <w14:ligatures w14:val="none"/>
+        </w:rPr>
+        <w:t>±</w:t>
+      </w:r>
+      <w:proofErr w:type="spellStart"/>
+      <w:r>
+        <w:rPr>
+          <w:rFonts w:ascii="Times New Roman" w:eastAsia="Times New Roman" w:hAnsi="Times New Roman" w:cs="Times New Roman"/>
+          <w:kern w:val="0"/>
+          <w:lang w:eastAsia="ru-RU"/>
+          <w14:ligatures w14:val="none"/>
+        </w:rPr>
+        <w:t>РѕС</w:t>
+      </w:r>
+      <w:proofErr w:type="spellEnd"/>
+      <w:r>
+        <w:rPr>
+          <w:rFonts w:ascii="Times New Roman" w:eastAsia="Times New Roman" w:hAnsi="Times New Roman" w:cs="Times New Roman"/>
+          <w:kern w:val="0"/>
+          <w:lang w:val="en-US" w:eastAsia="ru-RU"/>
+          <w14:ligatures w14:val="none"/>
+        </w:rPr>
+        <w:t>‚</w:t>
+      </w:r>
+      <w:proofErr w:type="spellStart"/>
+      <w:r>
+        <w:rPr>
+          <w:rFonts w:ascii="Times New Roman" w:eastAsia="Times New Roman" w:hAnsi="Times New Roman" w:cs="Times New Roman"/>
+          <w:kern w:val="0"/>
+          <w:lang w:eastAsia="ru-RU"/>
+          <w14:ligatures w14:val="none"/>
+        </w:rPr>
+        <w:t>РєРё</w:t>
+      </w:r>
+      <w:proofErr w:type="spellEnd"/>
+      <w:r>
+        <w:rPr>
+          <w:rFonts w:ascii="Times New Roman" w:eastAsia="Times New Roman" w:hAnsi="Times New Roman" w:cs="Times New Roman"/>
+          <w:kern w:val="0"/>
+          <w:lang w:val="en-US" w:eastAsia="ru-RU"/>
+          <w14:ligatures w14:val="none"/>
+        </w:rPr>
+        <w:t>/</w:t>
+      </w:r>
+      <w:proofErr w:type="spellStart"/>
+      <w:r>
+        <w:rPr>
+          <w:rFonts w:ascii="Times New Roman" w:eastAsia="Times New Roman" w:hAnsi="Times New Roman" w:cs="Times New Roman"/>
+          <w:kern w:val="0"/>
+          <w:lang w:eastAsia="ru-RU"/>
+          <w14:ligatures w14:val="none"/>
+        </w:rPr>
+        <w:t>РІРёРґР</w:t>
+      </w:r>
+      <w:proofErr w:type="spellEnd"/>
+      <w:r>
+        <w:rPr>
+          <w:rFonts w:ascii="Times New Roman" w:eastAsia="Times New Roman" w:hAnsi="Times New Roman" w:cs="Times New Roman"/>
+          <w:kern w:val="0"/>
+          <w:lang w:val="en-US" w:eastAsia="ru-RU"/>
+          <w14:ligatures w14:val="none"/>
+        </w:rPr>
+        <w:t>µ</w:t>
+      </w:r>
+      <w:proofErr w:type="spellStart"/>
+      <w:r>
+        <w:rPr>
+          <w:rFonts w:ascii="Times New Roman" w:eastAsia="Times New Roman" w:hAnsi="Times New Roman" w:cs="Times New Roman"/>
+          <w:kern w:val="0"/>
+          <w:lang w:eastAsia="ru-RU"/>
+          <w14:ligatures w14:val="none"/>
+        </w:rPr>
+        <w:t>Рѕ</w:t>
+      </w:r>
+      <w:proofErr w:type="spellEnd"/>
+      <w:r>
+        <w:rPr>
+          <w:rFonts w:ascii="Times New Roman" w:eastAsia="Times New Roman" w:hAnsi="Times New Roman" w:cs="Times New Roman"/>
+          <w:kern w:val="0"/>
+          <w:lang w:val="en-US" w:eastAsia="ru-RU"/>
+          <w14:ligatures w14:val="none"/>
+        </w:rPr>
+        <w:t xml:space="preserve"> </w:t>
+      </w:r>
+      <w:proofErr w:type="spellStart"/>
+      <w:r>
+        <w:rPr>
+          <w:rFonts w:ascii="Times New Roman" w:eastAsia="Times New Roman" w:hAnsi="Times New Roman" w:cs="Times New Roman"/>
+          <w:kern w:val="0"/>
+          <w:lang w:eastAsia="ru-RU"/>
+          <w14:ligatures w14:val="none"/>
+        </w:rPr>
+        <w:t>РґР</w:t>
+      </w:r>
+      <w:proofErr w:type="spellEnd"/>
+      <w:r>
+        <w:rPr>
+          <w:rFonts w:ascii="Times New Roman" w:eastAsia="Times New Roman" w:hAnsi="Times New Roman" w:cs="Times New Roman"/>
+          <w:kern w:val="0"/>
+          <w:lang w:val="en-US" w:eastAsia="ru-RU"/>
+          <w14:ligatures w14:val="none"/>
+        </w:rPr>
+        <w:t>»</w:t>
+      </w:r>
+      <w:r>
+        <w:rPr>
+          <w:rFonts w:ascii="Times New Roman" w:eastAsia="Times New Roman" w:hAnsi="Times New Roman" w:cs="Times New Roman"/>
+          <w:kern w:val="0"/>
+          <w:lang w:eastAsia="ru-RU"/>
+          <w14:ligatures w14:val="none"/>
+        </w:rPr>
+        <w:t>СЏ</w:t>
+      </w:r>
+      <w:r>
+        <w:rPr>
+          <w:rFonts w:ascii="Times New Roman" w:eastAsia="Times New Roman" w:hAnsi="Times New Roman" w:cs="Times New Roman"/>
+          <w:kern w:val="0"/>
+          <w:lang w:val="en-US" w:eastAsia="ru-RU"/>
+          <w14:ligatures w14:val="none"/>
+        </w:rPr>
+        <w:t xml:space="preserve"> </w:t>
+      </w:r>
+      <w:proofErr w:type="spellStart"/>
+      <w:r>
+        <w:rPr>
+          <w:rFonts w:ascii="Times New Roman" w:eastAsia="Times New Roman" w:hAnsi="Times New Roman" w:cs="Times New Roman"/>
+          <w:kern w:val="0"/>
+          <w:lang w:eastAsia="ru-RU"/>
+          <w14:ligatures w14:val="none"/>
+        </w:rPr>
+        <w:t>РѕР</w:t>
+      </w:r>
+      <w:proofErr w:type="spellEnd"/>
+      <w:r>
+        <w:rPr>
+          <w:rFonts w:ascii="Times New Roman" w:eastAsia="Times New Roman" w:hAnsi="Times New Roman" w:cs="Times New Roman"/>
+          <w:kern w:val="0"/>
+          <w:lang w:val="en-US" w:eastAsia="ru-RU"/>
+          <w14:ligatures w14:val="none"/>
+        </w:rPr>
+        <w:t>±</w:t>
+      </w:r>
+      <w:r>
+        <w:rPr>
+          <w:rFonts w:ascii="Times New Roman" w:eastAsia="Times New Roman" w:hAnsi="Times New Roman" w:cs="Times New Roman"/>
+          <w:kern w:val="0"/>
+          <w:lang w:eastAsia="ru-RU"/>
+          <w14:ligatures w14:val="none"/>
+        </w:rPr>
+        <w:t>СЂР</w:t>
+      </w:r>
+      <w:r>
+        <w:rPr>
+          <w:rFonts w:ascii="Times New Roman" w:eastAsia="Times New Roman" w:hAnsi="Times New Roman" w:cs="Times New Roman"/>
+          <w:kern w:val="0"/>
+          <w:lang w:val="en-US" w:eastAsia="ru-RU"/>
+          <w14:ligatures w14:val="none"/>
+        </w:rPr>
+        <w:t>°</w:t>
+      </w:r>
+      <w:r>
+        <w:rPr>
+          <w:rFonts w:ascii="Times New Roman" w:eastAsia="Times New Roman" w:hAnsi="Times New Roman" w:cs="Times New Roman"/>
+          <w:kern w:val="0"/>
+          <w:lang w:eastAsia="ru-RU"/>
+          <w14:ligatures w14:val="none"/>
+        </w:rPr>
+        <w:t>Р</w:t>
+      </w:r>
+      <w:r>
+        <w:rPr>
+          <w:rFonts w:ascii="Times New Roman" w:eastAsia="Times New Roman" w:hAnsi="Times New Roman" w:cs="Times New Roman"/>
+          <w:kern w:val="0"/>
+          <w:lang w:val="en-US" w:eastAsia="ru-RU"/>
+          <w14:ligatures w14:val="none"/>
+        </w:rPr>
+        <w:t>±</w:t>
+      </w:r>
+      <w:proofErr w:type="spellStart"/>
+      <w:r>
+        <w:rPr>
+          <w:rFonts w:ascii="Times New Roman" w:eastAsia="Times New Roman" w:hAnsi="Times New Roman" w:cs="Times New Roman"/>
+          <w:kern w:val="0"/>
+          <w:lang w:eastAsia="ru-RU"/>
+          <w14:ligatures w14:val="none"/>
+        </w:rPr>
+        <w:t>РѕС</w:t>
+      </w:r>
+      <w:proofErr w:type="spellEnd"/>
+      <w:r>
+        <w:rPr>
+          <w:rFonts w:ascii="Times New Roman" w:eastAsia="Times New Roman" w:hAnsi="Times New Roman" w:cs="Times New Roman"/>
+          <w:kern w:val="0"/>
+          <w:lang w:val="en-US" w:eastAsia="ru-RU"/>
+          <w14:ligatures w14:val="none"/>
+        </w:rPr>
+        <w:t>‚</w:t>
+      </w:r>
+      <w:proofErr w:type="spellStart"/>
+      <w:r>
+        <w:rPr>
+          <w:rFonts w:ascii="Times New Roman" w:eastAsia="Times New Roman" w:hAnsi="Times New Roman" w:cs="Times New Roman"/>
+          <w:kern w:val="0"/>
+          <w:lang w:eastAsia="ru-RU"/>
+          <w14:ligatures w14:val="none"/>
+        </w:rPr>
+        <w:t>РєРё</w:t>
+      </w:r>
+      <w:proofErr w:type="spellEnd"/>
+      <w:r>
+        <w:rPr>
+          <w:rFonts w:ascii="Times New Roman" w:eastAsia="Times New Roman" w:hAnsi="Times New Roman" w:cs="Times New Roman"/>
+          <w:kern w:val="0"/>
+          <w:lang w:val="en-US" w:eastAsia="ru-RU"/>
+          <w14:ligatures w14:val="none"/>
+        </w:rPr>
+        <w:t>/@</w:t>
+      </w:r>
+      <w:proofErr w:type="spellStart"/>
+      <w:r>
+        <w:rPr>
+          <w:rFonts w:ascii="Times New Roman" w:eastAsia="Times New Roman" w:hAnsi="Times New Roman" w:cs="Times New Roman"/>
+          <w:kern w:val="0"/>
+          <w:lang w:val="en-US" w:eastAsia="ru-RU"/>
+          <w14:ligatures w14:val="none"/>
+        </w:rPr>
+        <w:t>retra</w:t>
+      </w:r>
+      <w:proofErr w:type="spellEnd"/>
+      <w:r>
+        <w:rPr>
+          <w:rFonts w:ascii="Times New Roman" w:eastAsia="Times New Roman" w:hAnsi="Times New Roman" w:cs="Times New Roman"/>
+          <w:kern w:val="0"/>
+          <w:lang w:val="en-US" w:eastAsia="ru-RU"/>
+          <w14:ligatures w14:val="none"/>
+        </w:rPr>
+        <w:t xml:space="preserve"> (6) (</w:t>
+      </w:r>
+      <w:hyperlink r:id="rId6" w:tgtFrame="_blank" w:history="1">
+        <w:r>
+          <w:rPr>
+            <w:rFonts w:ascii="Times New Roman" w:eastAsia="Times New Roman" w:hAnsi="Times New Roman" w:cs="Times New Roman"/>
+            <w:color w:val="0000FF"/>
+            <w:kern w:val="0"/>
+            <w:u w:val="single"/>
+            <w:lang w:val="en-US" w:eastAsia="ru-RU"/>
+            <w14:ligatures w14:val="none"/>
+          </w:rPr>
+          <w:t>online-video-cutter.com</w:t>
+        </w:r>
+      </w:hyperlink>
+      <w:r>
+        <w:rPr>
+          <w:rFonts w:ascii="Times New Roman" w:eastAsia="Times New Roman" w:hAnsi="Times New Roman" w:cs="Times New Roman"/>
+          <w:kern w:val="0"/>
+          <w:lang w:val="en-US" w:eastAsia="ru-RU"/>
+          <w14:ligatures w14:val="none"/>
+        </w:rPr>
+        <w:t>).mp4':</w:t>
+      </w:r>
+    </w:p>
+    <w:p>
+      <w:pPr>
+        <w:spacing w:before="100" w:beforeAutospacing="1" w:after="100" w:afterAutospacing="1" w:line="240" w:lineRule="auto"/>
+        <w:rPr>
+          <w:rFonts w:ascii="Times New Roman" w:eastAsia="Times New Roman" w:hAnsi="Times New Roman" w:cs="Times New Roman"/>
+          <w:kern w:val="0"/>
+          <w:lang w:val="en-US" w:eastAsia="ru-RU"/>
+          <w14:ligatures w14:val="none"/>
+        </w:rPr>
+      </w:pPr>
+      <w:r>
+        <w:rPr>
+          <w:rFonts w:ascii="Times New Roman" w:eastAsia="Times New Roman" w:hAnsi="Times New Roman" w:cs="Times New Roman"/>
+          <w:kern w:val="0"/>
+          <w:lang w:val="en-US" w:eastAsia="ru-RU"/>
+          <w14:ligatures w14:val="none"/>
+        </w:rPr>
+        <w:t>Metadata:</w:t>
+      </w:r>
+    </w:p>
+    <w:p>
+      <w:pPr>
+        <w:spacing w:before="100" w:beforeAutospacing="1" w:after="100" w:afterAutospacing="1" w:line="240" w:lineRule="auto"/>
+        <w:rPr>
+          <w:rFonts w:ascii="Times New Roman" w:eastAsia="Times New Roman" w:hAnsi="Times New Roman" w:cs="Times New Roman"/>
+          <w:kern w:val="0"/>
+          <w:lang w:val="en-US" w:eastAsia="ru-RU"/>
+          <w14:ligatures w14:val="none"/>
+        </w:rPr>
+      </w:pPr>
+      <w:proofErr w:type="spellStart"/>
+      <w:r>
+        <w:rPr>
+          <w:rFonts w:ascii="Times New Roman" w:eastAsia="Times New Roman" w:hAnsi="Times New Roman" w:cs="Times New Roman"/>
+          <w:kern w:val="0"/>
+          <w:lang w:val="en-US" w:eastAsia="ru-RU"/>
+          <w14:ligatures w14:val="none"/>
+        </w:rPr>
+        <w:t>major_</w:t>
+      </w:r>
+      <w:proofErr w:type="gramStart"/>
+      <w:r>
+        <w:rPr>
+          <w:rFonts w:ascii="Times New Roman" w:eastAsia="Times New Roman" w:hAnsi="Times New Roman" w:cs="Times New Roman"/>
+          <w:kern w:val="0"/>
+          <w:lang w:val="en-US" w:eastAsia="ru-RU"/>
+          <w14:ligatures w14:val="none"/>
+        </w:rPr>
+        <w:t>brand</w:t>
+      </w:r>
+      <w:proofErr w:type="spellEnd"/>
+      <w:r>
+        <w:rPr>
+          <w:rFonts w:ascii="Times New Roman" w:eastAsia="Times New Roman" w:hAnsi="Times New Roman" w:cs="Times New Roman"/>
+          <w:kern w:val="0"/>
+          <w:lang w:val="en-US" w:eastAsia="ru-RU"/>
+          <w14:ligatures w14:val="none"/>
+        </w:rPr>
+        <w:t xml:space="preserve"> :</w:t>
+      </w:r>
+      <w:proofErr w:type="gramEnd"/>
+      <w:r>
+        <w:rPr>
+          <w:rFonts w:ascii="Times New Roman" w:eastAsia="Times New Roman" w:hAnsi="Times New Roman" w:cs="Times New Roman"/>
+          <w:kern w:val="0"/>
+          <w:lang w:val="en-US" w:eastAsia="ru-RU"/>
+          <w14:ligatures w14:val="none"/>
+        </w:rPr>
+        <w:t xml:space="preserve"> </w:t>
+      </w:r>
+      <w:proofErr w:type="spellStart"/>
+      <w:r>
+        <w:rPr>
+          <w:rFonts w:ascii="Times New Roman" w:eastAsia="Times New Roman" w:hAnsi="Times New Roman" w:cs="Times New Roman"/>
+          <w:kern w:val="0"/>
+          <w:lang w:val="en-US" w:eastAsia="ru-RU"/>
+          <w14:ligatures w14:val="none"/>
+        </w:rPr>
+        <w:t>isom</w:t>
+      </w:r>
+      <w:proofErr w:type="spellEnd"/>
+    </w:p>
+    <w:p>
+      <w:pPr>
+        <w:spacing w:before="100" w:beforeAutospacing="1" w:after="100" w:afterAutospacing="1" w:line="240" w:lineRule="auto"/>
+        <w:rPr>
+          <w:rFonts w:ascii="Times New Roman" w:eastAsia="Times New Roman" w:hAnsi="Times New Roman" w:cs="Times New Roman"/>
+          <w:kern w:val="0"/>
+          <w:lang w:val="en-US" w:eastAsia="ru-RU"/>
+          <w14:ligatures w14:val="none"/>
+        </w:rPr>
+      </w:pPr>
+      <w:proofErr w:type="spellStart"/>
+      <w:r>
+        <w:rPr>
+          <w:rFonts w:ascii="Times New Roman" w:eastAsia="Times New Roman" w:hAnsi="Times New Roman" w:cs="Times New Roman"/>
+          <w:kern w:val="0"/>
+          <w:lang w:val="en-US" w:eastAsia="ru-RU"/>
+          <w14:ligatures w14:val="none"/>
+        </w:rPr>
+        <w:t>minor_</w:t>
+      </w:r>
+      <w:proofErr w:type="gramStart"/>
+      <w:r>
+        <w:rPr>
+          <w:rFonts w:ascii="Times New Roman" w:eastAsia="Times New Roman" w:hAnsi="Times New Roman" w:cs="Times New Roman"/>
+          <w:kern w:val="0"/>
+          <w:lang w:val="en-US" w:eastAsia="ru-RU"/>
+          <w14:ligatures w14:val="none"/>
+        </w:rPr>
+        <w:t>version</w:t>
+      </w:r>
+      <w:proofErr w:type="spellEnd"/>
+      <w:r>
+        <w:rPr>
+          <w:rFonts w:ascii="Times New Roman" w:eastAsia="Times New Roman" w:hAnsi="Times New Roman" w:cs="Times New Roman"/>
+          <w:kern w:val="0"/>
+          <w:lang w:val="en-US" w:eastAsia="ru-RU"/>
+          <w14:ligatures w14:val="none"/>
+        </w:rPr>
+        <w:t xml:space="preserve"> :</w:t>
+      </w:r>
+      <w:proofErr w:type="gramEnd"/>
+      <w:r>
+        <w:rPr>
+          <w:rFonts w:ascii="Times New Roman" w:eastAsia="Times New Roman" w:hAnsi="Times New Roman" w:cs="Times New Roman"/>
+          <w:kern w:val="0"/>
+          <w:lang w:val="en-US" w:eastAsia="ru-RU"/>
+          <w14:ligatures w14:val="none"/>
+        </w:rPr>
+        <w:t xml:space="preserve"> 512</w:t>
+      </w:r>
+    </w:p>
+    <w:p>
+      <w:pPr>
+        <w:spacing w:before="100" w:beforeAutospacing="1" w:after="100" w:afterAutospacing="1" w:line="240" w:lineRule="auto"/>
+        <w:rPr>
+          <w:rFonts w:ascii="Times New Roman" w:eastAsia="Times New Roman" w:hAnsi="Times New Roman" w:cs="Times New Roman"/>
+          <w:kern w:val="0"/>
+          <w:lang w:val="en-US" w:eastAsia="ru-RU"/>
+          <w14:ligatures w14:val="none"/>
+        </w:rPr>
+      </w:pPr>
+      <w:proofErr w:type="spellStart"/>
+      <w:r>
+        <w:rPr>
+          <w:rFonts w:ascii="Times New Roman" w:eastAsia="Times New Roman" w:hAnsi="Times New Roman" w:cs="Times New Roman"/>
+          <w:kern w:val="0"/>
+          <w:lang w:val="en-US" w:eastAsia="ru-RU"/>
+          <w14:ligatures w14:val="none"/>
+        </w:rPr>
+        <w:t>compatible_brands</w:t>
+      </w:r>
+      <w:proofErr w:type="spellEnd"/>
+      <w:r>
+        <w:rPr>
+          <w:rFonts w:ascii="Times New Roman" w:eastAsia="Times New Roman" w:hAnsi="Times New Roman" w:cs="Times New Roman"/>
+          <w:kern w:val="0"/>
+          <w:lang w:val="en-US" w:eastAsia="ru-RU"/>
+          <w14:ligatures w14:val="none"/>
+        </w:rPr>
+        <w:t>: isomiso2avc1mp41</w:t>
+      </w:r>
+    </w:p>
+    <w:p>
+      <w:pPr>
+        <w:spacing w:before="100" w:beforeAutospacing="1" w:after="100" w:afterAutospacing="1" w:line="240" w:lineRule="auto"/>
+        <w:rPr>
+          <w:rFonts w:ascii="Times New Roman" w:eastAsia="Times New Roman" w:hAnsi="Times New Roman" w:cs="Times New Roman"/>
+          <w:kern w:val="0"/>
+          <w:lang w:val="en-US" w:eastAsia="ru-RU"/>
+          <w14:ligatures w14:val="none"/>
+        </w:rPr>
+      </w:pPr>
+      <w:proofErr w:type="gramStart"/>
+      <w:r>
+        <w:rPr>
+          <w:rFonts w:ascii="Times New Roman" w:eastAsia="Times New Roman" w:hAnsi="Times New Roman" w:cs="Times New Roman"/>
+          <w:kern w:val="0"/>
+          <w:lang w:val="en-US" w:eastAsia="ru-RU"/>
+          <w14:ligatures w14:val="none"/>
+        </w:rPr>
+        <w:t>encoder :</w:t>
+      </w:r>
+      <w:proofErr w:type="gramEnd"/>
+      <w:r>
+        <w:rPr>
+          <w:rFonts w:ascii="Times New Roman" w:eastAsia="Times New Roman" w:hAnsi="Times New Roman" w:cs="Times New Roman"/>
+          <w:kern w:val="0"/>
+          <w:lang w:val="en-US" w:eastAsia="ru-RU"/>
+          <w14:ligatures w14:val="none"/>
+        </w:rPr>
+        <w:t xml:space="preserve"> Lavf61.7.100</w:t>
+      </w:r>
+    </w:p>
+    <w:p>
+      <w:pPr>
+        <w:spacing w:before="100" w:beforeAutospacing="1" w:after="100" w:afterAutospacing="1" w:line="240" w:lineRule="auto"/>
+        <w:rPr>
+          <w:rFonts w:ascii="Times New Roman" w:eastAsia="Times New Roman" w:hAnsi="Times New Roman" w:cs="Times New Roman"/>
+          <w:kern w:val="0"/>
+          <w:lang w:val="en-US" w:eastAsia="ru-RU"/>
+          <w14:ligatures w14:val="none"/>
+        </w:rPr>
+      </w:pPr>
+      <w:r>
+        <w:rPr>
+          <w:rFonts w:ascii="Times New Roman" w:eastAsia="Times New Roman" w:hAnsi="Times New Roman" w:cs="Times New Roman"/>
+          <w:kern w:val="0"/>
+          <w:lang w:val="en-US" w:eastAsia="ru-RU"/>
+          <w14:ligatures w14:val="none"/>
+        </w:rPr>
+        <w:t>Duration: 00:00:13.83, start: 0.000000, bitrate: 3492 kb/s</w:t>
+      </w:r>
+    </w:p>
+    <w:p>
+      <w:pPr>
+        <w:spacing w:before="100" w:beforeAutospacing="1" w:after="100" w:afterAutospacing="1" w:line="240" w:lineRule="auto"/>
+        <w:rPr>
+          <w:rFonts w:ascii="Times New Roman" w:eastAsia="Times New Roman" w:hAnsi="Times New Roman" w:cs="Times New Roman"/>
+          <w:kern w:val="0"/>
+          <w:lang w:val="en-US" w:eastAsia="ru-RU"/>
+          <w14:ligatures w14:val="none"/>
+        </w:rPr>
+      </w:pPr>
+      <w:r>
+        <w:rPr>
+          <w:rFonts w:ascii="Times New Roman" w:eastAsia="Times New Roman" w:hAnsi="Times New Roman" w:cs="Times New Roman"/>
+          <w:kern w:val="0"/>
+          <w:lang w:val="en-US" w:eastAsia="ru-RU"/>
+          <w14:ligatures w14:val="none"/>
+        </w:rPr>
+        <w:t>Stream #0:0[0x</w:t>
+      </w:r>
+      <w:proofErr w:type="gramStart"/>
+      <w:r>
+        <w:rPr>
+          <w:rFonts w:ascii="Times New Roman" w:eastAsia="Times New Roman" w:hAnsi="Times New Roman" w:cs="Times New Roman"/>
+          <w:kern w:val="0"/>
+          <w:lang w:val="en-US" w:eastAsia="ru-RU"/>
+          <w14:ligatures w14:val="none"/>
+        </w:rPr>
+        <w:t>1](</w:t>
+      </w:r>
+      <w:proofErr w:type="gramEnd"/>
+      <w:r>
+        <w:rPr>
+          <w:rFonts w:ascii="Times New Roman" w:eastAsia="Times New Roman" w:hAnsi="Times New Roman" w:cs="Times New Roman"/>
+          <w:kern w:val="0"/>
+          <w:lang w:val="en-US" w:eastAsia="ru-RU"/>
+          <w14:ligatures w14:val="none"/>
+        </w:rPr>
+        <w:t xml:space="preserve">und): Audio: </w:t>
+      </w:r>
+      <w:proofErr w:type="spellStart"/>
+      <w:r>
+        <w:rPr>
+          <w:rFonts w:ascii="Times New Roman" w:eastAsia="Times New Roman" w:hAnsi="Times New Roman" w:cs="Times New Roman"/>
+          <w:kern w:val="0"/>
+          <w:lang w:val="en-US" w:eastAsia="ru-RU"/>
+          <w14:ligatures w14:val="none"/>
+        </w:rPr>
+        <w:t>aac</w:t>
+      </w:r>
+      <w:proofErr w:type="spellEnd"/>
+      <w:r>
+        <w:rPr>
+          <w:rFonts w:ascii="Times New Roman" w:eastAsia="Times New Roman" w:hAnsi="Times New Roman" w:cs="Times New Roman"/>
+          <w:kern w:val="0"/>
+          <w:lang w:val="en-US" w:eastAsia="ru-RU"/>
+          <w14:ligatures w14:val="none"/>
+        </w:rPr>
+        <w:t xml:space="preserve"> (LC) (mp4a / 0x6134706D), 48000 Hz, stereo, </w:t>
+      </w:r>
+      <w:proofErr w:type="spellStart"/>
+      <w:r>
+        <w:rPr>
+          <w:rFonts w:ascii="Times New Roman" w:eastAsia="Times New Roman" w:hAnsi="Times New Roman" w:cs="Times New Roman"/>
+          <w:kern w:val="0"/>
+          <w:lang w:val="en-US" w:eastAsia="ru-RU"/>
+          <w14:ligatures w14:val="none"/>
+        </w:rPr>
+        <w:t>fltp</w:t>
+      </w:r>
+      <w:proofErr w:type="spellEnd"/>
+      <w:r>
+        <w:rPr>
+          <w:rFonts w:ascii="Times New Roman" w:eastAsia="Times New Roman" w:hAnsi="Times New Roman" w:cs="Times New Roman"/>
+          <w:kern w:val="0"/>
+          <w:lang w:val="en-US" w:eastAsia="ru-RU"/>
+          <w14:ligatures w14:val="none"/>
+        </w:rPr>
+        <w:t>, 128 kb/s (default)</w:t>
+      </w:r>
+    </w:p>
+    <w:p>
+      <w:pPr>
+        <w:spacing w:before="100" w:beforeAutospacing="1" w:after="100" w:afterAutospacing="1" w:line="240" w:lineRule="auto"/>
+        <w:rPr>
+          <w:rFonts w:ascii="Times New Roman" w:eastAsia="Times New Roman" w:hAnsi="Times New Roman" w:cs="Times New Roman"/>
+          <w:kern w:val="0"/>
+          <w:lang w:val="en-US" w:eastAsia="ru-RU"/>
+          <w14:ligatures w14:val="none"/>
+        </w:rPr>
+      </w:pPr>
+      <w:r>
+        <w:rPr>
+          <w:rFonts w:ascii="Times New Roman" w:eastAsia="Times New Roman" w:hAnsi="Times New Roman" w:cs="Times New Roman"/>
+          <w:kern w:val="0"/>
+          <w:lang w:val="en-US" w:eastAsia="ru-RU"/>
+          <w14:ligatures w14:val="none"/>
+        </w:rPr>
+        <w:t>Metadata:</w:t>
+      </w:r>
+    </w:p>
+    <w:p>
+      <w:pPr>
+        <w:spacing w:before="100" w:beforeAutospacing="1" w:after="100" w:afterAutospacing="1" w:line="240" w:lineRule="auto"/>
+        <w:rPr>
+          <w:rFonts w:ascii="Times New Roman" w:eastAsia="Times New Roman" w:hAnsi="Times New Roman" w:cs="Times New Roman"/>
+          <w:kern w:val="0"/>
+          <w:lang w:val="en-US" w:eastAsia="ru-RU"/>
+          <w14:ligatures w14:val="none"/>
+        </w:rPr>
+      </w:pPr>
+      <w:proofErr w:type="spellStart"/>
+      <w:r>
+        <w:rPr>
+          <w:rFonts w:ascii="Times New Roman" w:eastAsia="Times New Roman" w:hAnsi="Times New Roman" w:cs="Times New Roman"/>
+          <w:kern w:val="0"/>
+          <w:lang w:val="en-US" w:eastAsia="ru-RU"/>
+          <w14:ligatures w14:val="none"/>
+        </w:rPr>
+        <w:t>handler_</w:t>
+      </w:r>
+      <w:proofErr w:type="gramStart"/>
+      <w:r>
+        <w:rPr>
+          <w:rFonts w:ascii="Times New Roman" w:eastAsia="Times New Roman" w:hAnsi="Times New Roman" w:cs="Times New Roman"/>
+          <w:kern w:val="0"/>
+          <w:lang w:val="en-US" w:eastAsia="ru-RU"/>
+          <w14:ligatures w14:val="none"/>
+        </w:rPr>
+        <w:t>name</w:t>
+      </w:r>
+      <w:proofErr w:type="spellEnd"/>
+      <w:r>
+        <w:rPr>
+          <w:rFonts w:ascii="Times New Roman" w:eastAsia="Times New Roman" w:hAnsi="Times New Roman" w:cs="Times New Roman"/>
+          <w:kern w:val="0"/>
+          <w:lang w:val="en-US" w:eastAsia="ru-RU"/>
+          <w14:ligatures w14:val="none"/>
+        </w:rPr>
+        <w:t xml:space="preserve"> :</w:t>
+      </w:r>
+      <w:proofErr w:type="gramEnd"/>
+      <w:r>
+        <w:rPr>
+          <w:rFonts w:ascii="Times New Roman" w:eastAsia="Times New Roman" w:hAnsi="Times New Roman" w:cs="Times New Roman"/>
+          <w:kern w:val="0"/>
+          <w:lang w:val="en-US" w:eastAsia="ru-RU"/>
+          <w14:ligatures w14:val="none"/>
+        </w:rPr>
+        <w:t xml:space="preserve"> </w:t>
+      </w:r>
+      <w:proofErr w:type="spellStart"/>
+      <w:r>
+        <w:rPr>
+          <w:rFonts w:ascii="Times New Roman" w:eastAsia="Times New Roman" w:hAnsi="Times New Roman" w:cs="Times New Roman"/>
+          <w:kern w:val="0"/>
+          <w:lang w:val="en-US" w:eastAsia="ru-RU"/>
+          <w14:ligatures w14:val="none"/>
+        </w:rPr>
+        <w:t>SoundHandler</w:t>
+      </w:r>
+      <w:proofErr w:type="spellEnd"/>
+    </w:p>
+    <w:p>
+      <w:pPr>
+        <w:spacing w:before="100" w:beforeAutospacing="1" w:after="100" w:afterAutospacing="1" w:line="240" w:lineRule="auto"/>
+        <w:rPr>
+          <w:rFonts w:ascii="Times New Roman" w:eastAsia="Times New Roman" w:hAnsi="Times New Roman" w:cs="Times New Roman"/>
+          <w:kern w:val="0"/>
+          <w:lang w:val="en-US" w:eastAsia="ru-RU"/>
+          <w14:ligatures w14:val="none"/>
+        </w:rPr>
+      </w:pPr>
+      <w:proofErr w:type="spellStart"/>
+      <w:r>
+        <w:rPr>
+          <w:rFonts w:ascii="Times New Roman" w:eastAsia="Times New Roman" w:hAnsi="Times New Roman" w:cs="Times New Roman"/>
+          <w:kern w:val="0"/>
+          <w:lang w:val="en-US" w:eastAsia="ru-RU"/>
+          <w14:ligatures w14:val="none"/>
+        </w:rPr>
+        <w:t>vendor_</w:t>
+      </w:r>
+      <w:proofErr w:type="gramStart"/>
+      <w:r>
+        <w:rPr>
+          <w:rFonts w:ascii="Times New Roman" w:eastAsia="Times New Roman" w:hAnsi="Times New Roman" w:cs="Times New Roman"/>
+          <w:kern w:val="0"/>
+          <w:lang w:val="en-US" w:eastAsia="ru-RU"/>
+          <w14:ligatures w14:val="none"/>
+        </w:rPr>
+        <w:t>id</w:t>
+      </w:r>
+      <w:proofErr w:type="spellEnd"/>
+      <w:r>
+        <w:rPr>
+          <w:rFonts w:ascii="Times New Roman" w:eastAsia="Times New Roman" w:hAnsi="Times New Roman" w:cs="Times New Roman"/>
+          <w:kern w:val="0"/>
+          <w:lang w:val="en-US" w:eastAsia="ru-RU"/>
+          <w14:ligatures w14:val="none"/>
+        </w:rPr>
+        <w:t xml:space="preserve"> :</w:t>
+      </w:r>
+      <w:proofErr w:type="gramEnd"/>
+      <w:r>
+        <w:rPr>
+          <w:rFonts w:ascii="Times New Roman" w:eastAsia="Times New Roman" w:hAnsi="Times New Roman" w:cs="Times New Roman"/>
+          <w:kern w:val="0"/>
+          <w:lang w:val="en-US" w:eastAsia="ru-RU"/>
+          <w14:ligatures w14:val="none"/>
+        </w:rPr>
+        <w:t xml:space="preserve"> [0][0][0][0]</w:t>
+      </w:r>
+    </w:p>
+    <w:p>
+      <w:pPr>
+        <w:spacing w:before="100" w:beforeAutospacing="1" w:after="100" w:afterAutospacing="1" w:line="240" w:lineRule="auto"/>
+        <w:rPr>
+          <w:rFonts w:ascii="Times New Roman" w:eastAsia="Times New Roman" w:hAnsi="Times New Roman" w:cs="Times New Roman"/>
+          <w:kern w:val="0"/>
+          <w:lang w:val="en-US" w:eastAsia="ru-RU"/>
+          <w14:ligatures w14:val="none"/>
+        </w:rPr>
+      </w:pPr>
+      <w:r>
+        <w:rPr>
+          <w:rFonts w:ascii="Times New Roman" w:eastAsia="Times New Roman" w:hAnsi="Times New Roman" w:cs="Times New Roman"/>
+          <w:kern w:val="0"/>
+          <w:lang w:val="en-US" w:eastAsia="ru-RU"/>
+          <w14:ligatures w14:val="none"/>
+        </w:rPr>
+        <w:t>Stream #0:1[0x</w:t>
+      </w:r>
+      <w:proofErr w:type="gramStart"/>
+      <w:r>
+        <w:rPr>
+          <w:rFonts w:ascii="Times New Roman" w:eastAsia="Times New Roman" w:hAnsi="Times New Roman" w:cs="Times New Roman"/>
+          <w:kern w:val="0"/>
+          <w:lang w:val="en-US" w:eastAsia="ru-RU"/>
+          <w14:ligatures w14:val="none"/>
+        </w:rPr>
+        <w:t>2](</w:t>
+      </w:r>
+      <w:proofErr w:type="gramEnd"/>
+      <w:r>
+        <w:rPr>
+          <w:rFonts w:ascii="Times New Roman" w:eastAsia="Times New Roman" w:hAnsi="Times New Roman" w:cs="Times New Roman"/>
+          <w:kern w:val="0"/>
+          <w:lang w:val="en-US" w:eastAsia="ru-RU"/>
+          <w14:ligatures w14:val="none"/>
+        </w:rPr>
+        <w:t>und): Video: h264 (High) (avc1 / 0x31637661), yuv420p(</w:t>
+      </w:r>
+      <w:proofErr w:type="spellStart"/>
+      <w:r>
+        <w:rPr>
+          <w:rFonts w:ascii="Times New Roman" w:eastAsia="Times New Roman" w:hAnsi="Times New Roman" w:cs="Times New Roman"/>
+          <w:kern w:val="0"/>
+          <w:lang w:val="en-US" w:eastAsia="ru-RU"/>
+          <w14:ligatures w14:val="none"/>
+        </w:rPr>
+        <w:t>tv</w:t>
+      </w:r>
+      <w:proofErr w:type="spellEnd"/>
+      <w:r>
+        <w:rPr>
+          <w:rFonts w:ascii="Times New Roman" w:eastAsia="Times New Roman" w:hAnsi="Times New Roman" w:cs="Times New Roman"/>
+          <w:kern w:val="0"/>
+          <w:lang w:val="en-US" w:eastAsia="ru-RU"/>
+          <w14:ligatures w14:val="none"/>
+        </w:rPr>
+        <w:t xml:space="preserve">, bt709, progressive), 608x1080, 3368 kb/s, 30.07 fps, 30 </w:t>
+      </w:r>
+      <w:proofErr w:type="spellStart"/>
+      <w:r>
+        <w:rPr>
+          <w:rFonts w:ascii="Times New Roman" w:eastAsia="Times New Roman" w:hAnsi="Times New Roman" w:cs="Times New Roman"/>
+          <w:kern w:val="0"/>
+          <w:lang w:val="en-US" w:eastAsia="ru-RU"/>
+          <w14:ligatures w14:val="none"/>
+        </w:rPr>
+        <w:t>tbr</w:t>
+      </w:r>
+      <w:proofErr w:type="spellEnd"/>
+      <w:r>
+        <w:rPr>
+          <w:rFonts w:ascii="Times New Roman" w:eastAsia="Times New Roman" w:hAnsi="Times New Roman" w:cs="Times New Roman"/>
+          <w:kern w:val="0"/>
+          <w:lang w:val="en-US" w:eastAsia="ru-RU"/>
+          <w14:ligatures w14:val="none"/>
+        </w:rPr>
+        <w:t xml:space="preserve">, 1000k </w:t>
+      </w:r>
+      <w:proofErr w:type="spellStart"/>
+      <w:r>
+        <w:rPr>
+          <w:rFonts w:ascii="Times New Roman" w:eastAsia="Times New Roman" w:hAnsi="Times New Roman" w:cs="Times New Roman"/>
+          <w:kern w:val="0"/>
+          <w:lang w:val="en-US" w:eastAsia="ru-RU"/>
+          <w14:ligatures w14:val="none"/>
+        </w:rPr>
+        <w:t>tbn</w:t>
+      </w:r>
+      <w:proofErr w:type="spellEnd"/>
+      <w:r>
+        <w:rPr>
+          <w:rFonts w:ascii="Times New Roman" w:eastAsia="Times New Roman" w:hAnsi="Times New Roman" w:cs="Times New Roman"/>
+          <w:kern w:val="0"/>
+          <w:lang w:val="en-US" w:eastAsia="ru-RU"/>
+          <w14:ligatures w14:val="none"/>
+        </w:rPr>
+        <w:t xml:space="preserve"> (default)</w:t>
+      </w:r>
+    </w:p>
+    <w:p>
+      <w:pPr>
+        <w:spacing w:before="100" w:beforeAutospacing="1" w:after="100" w:afterAutospacing="1" w:line="240" w:lineRule="auto"/>
+        <w:rPr>
+          <w:rFonts w:ascii="Times New Roman" w:eastAsia="Times New Roman" w:hAnsi="Times New Roman" w:cs="Times New Roman"/>
+          <w:kern w:val="0"/>
+          <w:lang w:val="en-US" w:eastAsia="ru-RU"/>
+          <w14:ligatures w14:val="none"/>
+        </w:rPr>
+      </w:pPr>
+      <w:r>
+        <w:rPr>
+          <w:rFonts w:ascii="Times New Roman" w:eastAsia="Times New Roman" w:hAnsi="Times New Roman" w:cs="Times New Roman"/>
+          <w:kern w:val="0"/>
+          <w:lang w:val="en-US" w:eastAsia="ru-RU"/>
+          <w14:ligatures w14:val="none"/>
+        </w:rPr>
+        <w:t>Metadata:</w:t>
+      </w:r>
+    </w:p>
+    <w:p>
+      <w:pPr>
+        <w:spacing w:before="100" w:beforeAutospacing="1" w:after="100" w:afterAutospacing="1" w:line="240" w:lineRule="auto"/>
+        <w:rPr>
+          <w:rFonts w:ascii="Times New Roman" w:eastAsia="Times New Roman" w:hAnsi="Times New Roman" w:cs="Times New Roman"/>
+          <w:kern w:val="0"/>
+          <w:lang w:val="en-US" w:eastAsia="ru-RU"/>
+          <w14:ligatures w14:val="none"/>
+        </w:rPr>
+      </w:pPr>
+      <w:proofErr w:type="spellStart"/>
+      <w:r>
+        <w:rPr>
+          <w:rFonts w:ascii="Times New Roman" w:eastAsia="Times New Roman" w:hAnsi="Times New Roman" w:cs="Times New Roman"/>
+          <w:kern w:val="0"/>
+          <w:lang w:val="en-US" w:eastAsia="ru-RU"/>
+          <w14:ligatures w14:val="none"/>
+        </w:rPr>
+        <w:t>handler_</w:t>
+      </w:r>
+      <w:proofErr w:type="gramStart"/>
+      <w:r>
+        <w:rPr>
+          <w:rFonts w:ascii="Times New Roman" w:eastAsia="Times New Roman" w:hAnsi="Times New Roman" w:cs="Times New Roman"/>
+          <w:kern w:val="0"/>
+          <w:lang w:val="en-US" w:eastAsia="ru-RU"/>
+          <w14:ligatures w14:val="none"/>
+        </w:rPr>
+        <w:t>name</w:t>
+      </w:r>
+      <w:proofErr w:type="spellEnd"/>
+      <w:r>
+        <w:rPr>
+          <w:rFonts w:ascii="Times New Roman" w:eastAsia="Times New Roman" w:hAnsi="Times New Roman" w:cs="Times New Roman"/>
+          <w:kern w:val="0"/>
+          <w:lang w:val="en-US" w:eastAsia="ru-RU"/>
+          <w14:ligatures w14:val="none"/>
+        </w:rPr>
+        <w:t xml:space="preserve"> :</w:t>
+      </w:r>
+      <w:proofErr w:type="gramEnd"/>
+      <w:r>
+        <w:rPr>
+          <w:rFonts w:ascii="Times New Roman" w:eastAsia="Times New Roman" w:hAnsi="Times New Roman" w:cs="Times New Roman"/>
+          <w:kern w:val="0"/>
+          <w:lang w:val="en-US" w:eastAsia="ru-RU"/>
+          <w14:ligatures w14:val="none"/>
+        </w:rPr>
+        <w:t xml:space="preserve"> </w:t>
+      </w:r>
+      <w:proofErr w:type="spellStart"/>
+      <w:r>
+        <w:rPr>
+          <w:rFonts w:ascii="Times New Roman" w:eastAsia="Times New Roman" w:hAnsi="Times New Roman" w:cs="Times New Roman"/>
+          <w:kern w:val="0"/>
+          <w:lang w:val="en-US" w:eastAsia="ru-RU"/>
+          <w14:ligatures w14:val="none"/>
+        </w:rPr>
+        <w:t>VideoHandler</w:t>
+      </w:r>
+      <w:proofErr w:type="spellEnd"/>
+    </w:p>
+    <w:p>
+      <w:pPr>
+        <w:spacing w:before="100" w:beforeAutospacing="1" w:after="100" w:afterAutospacing="1" w:line="240" w:lineRule="auto"/>
+        <w:rPr>
+          <w:rFonts w:ascii="Times New Roman" w:eastAsia="Times New Roman" w:hAnsi="Times New Roman" w:cs="Times New Roman"/>
+          <w:kern w:val="0"/>
+          <w:lang w:val="en-US" w:eastAsia="ru-RU"/>
+          <w14:ligatures w14:val="none"/>
+        </w:rPr>
+      </w:pPr>
+      <w:proofErr w:type="spellStart"/>
+      <w:r>
+        <w:rPr>
+          <w:rFonts w:ascii="Times New Roman" w:eastAsia="Times New Roman" w:hAnsi="Times New Roman" w:cs="Times New Roman"/>
+          <w:kern w:val="0"/>
+          <w:lang w:val="en-US" w:eastAsia="ru-RU"/>
+          <w14:ligatures w14:val="none"/>
+        </w:rPr>
+        <w:t>vendor_</w:t>
+      </w:r>
+      <w:proofErr w:type="gramStart"/>
+      <w:r>
+        <w:rPr>
+          <w:rFonts w:ascii="Times New Roman" w:eastAsia="Times New Roman" w:hAnsi="Times New Roman" w:cs="Times New Roman"/>
+          <w:kern w:val="0"/>
+          <w:lang w:val="en-US" w:eastAsia="ru-RU"/>
+          <w14:ligatures w14:val="none"/>
+        </w:rPr>
+        <w:t>id</w:t>
+      </w:r>
+      <w:proofErr w:type="spellEnd"/>
+      <w:r>
+        <w:rPr>
+          <w:rFonts w:ascii="Times New Roman" w:eastAsia="Times New Roman" w:hAnsi="Times New Roman" w:cs="Times New Roman"/>
+          <w:kern w:val="0"/>
+          <w:lang w:val="en-US" w:eastAsia="ru-RU"/>
+          <w14:ligatures w14:val="none"/>
+        </w:rPr>
+        <w:t xml:space="preserve"> :</w:t>
+      </w:r>
+      <w:proofErr w:type="gramEnd"/>
+      <w:r>
+        <w:rPr>
+          <w:rFonts w:ascii="Times New Roman" w:eastAsia="Times New Roman" w:hAnsi="Times New Roman" w:cs="Times New Roman"/>
+          <w:kern w:val="0"/>
+          <w:lang w:val="en-US" w:eastAsia="ru-RU"/>
+          <w14:ligatures w14:val="none"/>
+        </w:rPr>
+        <w:t xml:space="preserve"> [0][0][0][0]</w:t>
+      </w:r>
+    </w:p>
+    <w:p>
+      <w:pPr>
+        <w:spacing w:before="100" w:beforeAutospacing="1" w:after="100" w:afterAutospacing="1" w:line="240" w:lineRule="auto"/>
+        <w:rPr>
+          <w:rFonts w:ascii="Times New Roman" w:eastAsia="Times New Roman" w:hAnsi="Times New Roman" w:cs="Times New Roman"/>
+          <w:kern w:val="0"/>
+          <w:lang w:val="en-US" w:eastAsia="ru-RU"/>
+          <w14:ligatures w14:val="none"/>
+        </w:rPr>
+      </w:pPr>
+      <w:proofErr w:type="gramStart"/>
+      <w:r>
+        <w:rPr>
+          <w:rFonts w:ascii="Times New Roman" w:eastAsia="Times New Roman" w:hAnsi="Times New Roman" w:cs="Times New Roman"/>
+          <w:kern w:val="0"/>
+          <w:lang w:val="en-US" w:eastAsia="ru-RU"/>
+          <w14:ligatures w14:val="none"/>
+        </w:rPr>
+        <w:t>encoder :</w:t>
+      </w:r>
+      <w:proofErr w:type="gramEnd"/>
+      <w:r>
+        <w:rPr>
+          <w:rFonts w:ascii="Times New Roman" w:eastAsia="Times New Roman" w:hAnsi="Times New Roman" w:cs="Times New Roman"/>
+          <w:kern w:val="0"/>
+          <w:lang w:val="en-US" w:eastAsia="ru-RU"/>
+          <w14:ligatures w14:val="none"/>
+        </w:rPr>
+        <w:t xml:space="preserve"> Lavc61.19.100 libx264</w:t>
+      </w:r>
+    </w:p>
+    <w:p>
+      <w:pPr>
+        <w:spacing w:before="100" w:beforeAutospacing="1" w:after="100" w:afterAutospacing="1" w:line="240" w:lineRule="auto"/>
+        <w:rPr>
+          <w:rFonts w:ascii="Times New Roman" w:eastAsia="Times New Roman" w:hAnsi="Times New Roman" w:cs="Times New Roman"/>
+          <w:kern w:val="0"/>
+          <w:lang w:val="en-US" w:eastAsia="ru-RU"/>
+          <w14:ligatures w14:val="none"/>
+        </w:rPr>
+      </w:pPr>
+      <w:r>
+        <w:rPr>
+          <w:rFonts w:ascii="Times New Roman" w:eastAsia="Times New Roman" w:hAnsi="Times New Roman" w:cs="Times New Roman"/>
+          <w:kern w:val="0"/>
+          <w:lang w:val="en-US" w:eastAsia="ru-RU"/>
+          <w14:ligatures w14:val="none"/>
+        </w:rPr>
+        <w:lastRenderedPageBreak/>
+        <w:t xml:space="preserve">Input #0, </w:t>
+      </w:r>
+      <w:proofErr w:type="gramStart"/>
+      <w:r>
+        <w:rPr>
+          <w:rFonts w:ascii="Times New Roman" w:eastAsia="Times New Roman" w:hAnsi="Times New Roman" w:cs="Times New Roman"/>
+          <w:kern w:val="0"/>
+          <w:lang w:val="en-US" w:eastAsia="ru-RU"/>
+          <w14:ligatures w14:val="none"/>
+        </w:rPr>
+        <w:t>mov,mp4</w:t>
+      </w:r>
+      <w:proofErr w:type="gramEnd"/>
+      <w:r>
+        <w:rPr>
+          <w:rFonts w:ascii="Times New Roman" w:eastAsia="Times New Roman" w:hAnsi="Times New Roman" w:cs="Times New Roman"/>
+          <w:kern w:val="0"/>
+          <w:lang w:val="en-US" w:eastAsia="ru-RU"/>
+          <w14:ligatures w14:val="none"/>
+        </w:rPr>
+        <w:t>,m4a,3gp,3g2,mj2, from 'D:/</w:t>
+      </w:r>
+      <w:proofErr w:type="spellStart"/>
+      <w:r>
+        <w:rPr>
+          <w:rFonts w:ascii="Times New Roman" w:eastAsia="Times New Roman" w:hAnsi="Times New Roman" w:cs="Times New Roman"/>
+          <w:kern w:val="0"/>
+          <w:lang w:val="en-US" w:eastAsia="ru-RU"/>
+          <w14:ligatures w14:val="none"/>
+        </w:rPr>
+        <w:t>ffmpeg</w:t>
+      </w:r>
+      <w:proofErr w:type="spellEnd"/>
+      <w:r>
+        <w:rPr>
+          <w:rFonts w:ascii="Times New Roman" w:eastAsia="Times New Roman" w:hAnsi="Times New Roman" w:cs="Times New Roman"/>
+          <w:kern w:val="0"/>
+          <w:lang w:val="en-US" w:eastAsia="ru-RU"/>
+          <w14:ligatures w14:val="none"/>
+        </w:rPr>
+        <w:t>/</w:t>
+      </w:r>
+      <w:proofErr w:type="spellStart"/>
+      <w:r>
+        <w:rPr>
+          <w:rFonts w:ascii="Times New Roman" w:eastAsia="Times New Roman" w:hAnsi="Times New Roman" w:cs="Times New Roman"/>
+          <w:kern w:val="0"/>
+          <w:lang w:eastAsia="ru-RU"/>
+          <w14:ligatures w14:val="none"/>
+        </w:rPr>
+        <w:t>РІРёРґР</w:t>
+      </w:r>
+      <w:proofErr w:type="spellEnd"/>
+      <w:r>
+        <w:rPr>
+          <w:rFonts w:ascii="Times New Roman" w:eastAsia="Times New Roman" w:hAnsi="Times New Roman" w:cs="Times New Roman"/>
+          <w:kern w:val="0"/>
+          <w:lang w:val="en-US" w:eastAsia="ru-RU"/>
+          <w14:ligatures w14:val="none"/>
+        </w:rPr>
+        <w:t>µ</w:t>
+      </w:r>
+      <w:proofErr w:type="spellStart"/>
+      <w:r>
+        <w:rPr>
+          <w:rFonts w:ascii="Times New Roman" w:eastAsia="Times New Roman" w:hAnsi="Times New Roman" w:cs="Times New Roman"/>
+          <w:kern w:val="0"/>
+          <w:lang w:eastAsia="ru-RU"/>
+          <w14:ligatures w14:val="none"/>
+        </w:rPr>
+        <w:t>Рѕ</w:t>
+      </w:r>
+      <w:proofErr w:type="spellEnd"/>
+      <w:r>
+        <w:rPr>
+          <w:rFonts w:ascii="Times New Roman" w:eastAsia="Times New Roman" w:hAnsi="Times New Roman" w:cs="Times New Roman"/>
+          <w:kern w:val="0"/>
+          <w:lang w:val="en-US" w:eastAsia="ru-RU"/>
+          <w14:ligatures w14:val="none"/>
+        </w:rPr>
+        <w:t xml:space="preserve"> </w:t>
+      </w:r>
+      <w:proofErr w:type="spellStart"/>
+      <w:r>
+        <w:rPr>
+          <w:rFonts w:ascii="Times New Roman" w:eastAsia="Times New Roman" w:hAnsi="Times New Roman" w:cs="Times New Roman"/>
+          <w:kern w:val="0"/>
+          <w:lang w:eastAsia="ru-RU"/>
+          <w14:ligatures w14:val="none"/>
+        </w:rPr>
+        <w:t>РґР</w:t>
+      </w:r>
+      <w:proofErr w:type="spellEnd"/>
+      <w:r>
+        <w:rPr>
+          <w:rFonts w:ascii="Times New Roman" w:eastAsia="Times New Roman" w:hAnsi="Times New Roman" w:cs="Times New Roman"/>
+          <w:kern w:val="0"/>
+          <w:lang w:val="en-US" w:eastAsia="ru-RU"/>
+          <w14:ligatures w14:val="none"/>
+        </w:rPr>
+        <w:t>»</w:t>
+      </w:r>
+      <w:r>
+        <w:rPr>
+          <w:rFonts w:ascii="Times New Roman" w:eastAsia="Times New Roman" w:hAnsi="Times New Roman" w:cs="Times New Roman"/>
+          <w:kern w:val="0"/>
+          <w:lang w:eastAsia="ru-RU"/>
+          <w14:ligatures w14:val="none"/>
+        </w:rPr>
+        <w:t>СЏ</w:t>
+      </w:r>
+      <w:r>
+        <w:rPr>
+          <w:rFonts w:ascii="Times New Roman" w:eastAsia="Times New Roman" w:hAnsi="Times New Roman" w:cs="Times New Roman"/>
+          <w:kern w:val="0"/>
+          <w:lang w:val="en-US" w:eastAsia="ru-RU"/>
+          <w14:ligatures w14:val="none"/>
+        </w:rPr>
+        <w:t xml:space="preserve"> </w:t>
+      </w:r>
+      <w:proofErr w:type="spellStart"/>
+      <w:r>
+        <w:rPr>
+          <w:rFonts w:ascii="Times New Roman" w:eastAsia="Times New Roman" w:hAnsi="Times New Roman" w:cs="Times New Roman"/>
+          <w:kern w:val="0"/>
+          <w:lang w:eastAsia="ru-RU"/>
+          <w14:ligatures w14:val="none"/>
+        </w:rPr>
+        <w:t>РѕР</w:t>
+      </w:r>
+      <w:proofErr w:type="spellEnd"/>
+      <w:r>
+        <w:rPr>
+          <w:rFonts w:ascii="Times New Roman" w:eastAsia="Times New Roman" w:hAnsi="Times New Roman" w:cs="Times New Roman"/>
+          <w:kern w:val="0"/>
+          <w:lang w:val="en-US" w:eastAsia="ru-RU"/>
+          <w14:ligatures w14:val="none"/>
+        </w:rPr>
+        <w:t>±</w:t>
+      </w:r>
+      <w:r>
+        <w:rPr>
+          <w:rFonts w:ascii="Times New Roman" w:eastAsia="Times New Roman" w:hAnsi="Times New Roman" w:cs="Times New Roman"/>
+          <w:kern w:val="0"/>
+          <w:lang w:eastAsia="ru-RU"/>
+          <w14:ligatures w14:val="none"/>
+        </w:rPr>
+        <w:t>СЂР</w:t>
+      </w:r>
+      <w:r>
+        <w:rPr>
+          <w:rFonts w:ascii="Times New Roman" w:eastAsia="Times New Roman" w:hAnsi="Times New Roman" w:cs="Times New Roman"/>
+          <w:kern w:val="0"/>
+          <w:lang w:val="en-US" w:eastAsia="ru-RU"/>
+          <w14:ligatures w14:val="none"/>
+        </w:rPr>
+        <w:t>°</w:t>
+      </w:r>
+      <w:r>
+        <w:rPr>
+          <w:rFonts w:ascii="Times New Roman" w:eastAsia="Times New Roman" w:hAnsi="Times New Roman" w:cs="Times New Roman"/>
+          <w:kern w:val="0"/>
+          <w:lang w:eastAsia="ru-RU"/>
+          <w14:ligatures w14:val="none"/>
+        </w:rPr>
+        <w:t>Р</w:t>
+      </w:r>
+      <w:r>
+        <w:rPr>
+          <w:rFonts w:ascii="Times New Roman" w:eastAsia="Times New Roman" w:hAnsi="Times New Roman" w:cs="Times New Roman"/>
+          <w:kern w:val="0"/>
+          <w:lang w:val="en-US" w:eastAsia="ru-RU"/>
+          <w14:ligatures w14:val="none"/>
+        </w:rPr>
+        <w:t>±</w:t>
+      </w:r>
+      <w:proofErr w:type="spellStart"/>
+      <w:r>
+        <w:rPr>
+          <w:rFonts w:ascii="Times New Roman" w:eastAsia="Times New Roman" w:hAnsi="Times New Roman" w:cs="Times New Roman"/>
+          <w:kern w:val="0"/>
+          <w:lang w:eastAsia="ru-RU"/>
+          <w14:ligatures w14:val="none"/>
+        </w:rPr>
+        <w:t>РѕС</w:t>
+      </w:r>
+      <w:proofErr w:type="spellEnd"/>
+      <w:r>
+        <w:rPr>
+          <w:rFonts w:ascii="Times New Roman" w:eastAsia="Times New Roman" w:hAnsi="Times New Roman" w:cs="Times New Roman"/>
+          <w:kern w:val="0"/>
+          <w:lang w:val="en-US" w:eastAsia="ru-RU"/>
+          <w14:ligatures w14:val="none"/>
+        </w:rPr>
+        <w:t>‚</w:t>
+      </w:r>
+      <w:proofErr w:type="spellStart"/>
+      <w:r>
+        <w:rPr>
+          <w:rFonts w:ascii="Times New Roman" w:eastAsia="Times New Roman" w:hAnsi="Times New Roman" w:cs="Times New Roman"/>
+          <w:kern w:val="0"/>
+          <w:lang w:eastAsia="ru-RU"/>
+          <w14:ligatures w14:val="none"/>
+        </w:rPr>
+        <w:t>РєРё</w:t>
+      </w:r>
+      <w:proofErr w:type="spellEnd"/>
+      <w:r>
+        <w:rPr>
+          <w:rFonts w:ascii="Times New Roman" w:eastAsia="Times New Roman" w:hAnsi="Times New Roman" w:cs="Times New Roman"/>
+          <w:kern w:val="0"/>
+          <w:lang w:val="en-US" w:eastAsia="ru-RU"/>
+          <w14:ligatures w14:val="none"/>
+        </w:rPr>
+        <w:t>/</w:t>
+      </w:r>
+      <w:proofErr w:type="spellStart"/>
+      <w:r>
+        <w:rPr>
+          <w:rFonts w:ascii="Times New Roman" w:eastAsia="Times New Roman" w:hAnsi="Times New Roman" w:cs="Times New Roman"/>
+          <w:kern w:val="0"/>
+          <w:lang w:eastAsia="ru-RU"/>
+          <w14:ligatures w14:val="none"/>
+        </w:rPr>
+        <w:t>РІРёРґР</w:t>
+      </w:r>
+      <w:proofErr w:type="spellEnd"/>
+      <w:r>
+        <w:rPr>
+          <w:rFonts w:ascii="Times New Roman" w:eastAsia="Times New Roman" w:hAnsi="Times New Roman" w:cs="Times New Roman"/>
+          <w:kern w:val="0"/>
+          <w:lang w:val="en-US" w:eastAsia="ru-RU"/>
+          <w14:ligatures w14:val="none"/>
+        </w:rPr>
+        <w:t>µ</w:t>
+      </w:r>
+      <w:proofErr w:type="spellStart"/>
+      <w:r>
+        <w:rPr>
+          <w:rFonts w:ascii="Times New Roman" w:eastAsia="Times New Roman" w:hAnsi="Times New Roman" w:cs="Times New Roman"/>
+          <w:kern w:val="0"/>
+          <w:lang w:eastAsia="ru-RU"/>
+          <w14:ligatures w14:val="none"/>
+        </w:rPr>
+        <w:t>Рѕ</w:t>
+      </w:r>
+      <w:proofErr w:type="spellEnd"/>
+      <w:r>
+        <w:rPr>
+          <w:rFonts w:ascii="Times New Roman" w:eastAsia="Times New Roman" w:hAnsi="Times New Roman" w:cs="Times New Roman"/>
+          <w:kern w:val="0"/>
+          <w:lang w:val="en-US" w:eastAsia="ru-RU"/>
+          <w14:ligatures w14:val="none"/>
+        </w:rPr>
+        <w:t xml:space="preserve"> </w:t>
+      </w:r>
+      <w:proofErr w:type="spellStart"/>
+      <w:r>
+        <w:rPr>
+          <w:rFonts w:ascii="Times New Roman" w:eastAsia="Times New Roman" w:hAnsi="Times New Roman" w:cs="Times New Roman"/>
+          <w:kern w:val="0"/>
+          <w:lang w:eastAsia="ru-RU"/>
+          <w14:ligatures w14:val="none"/>
+        </w:rPr>
+        <w:t>РґР</w:t>
+      </w:r>
+      <w:proofErr w:type="spellEnd"/>
+      <w:r>
+        <w:rPr>
+          <w:rFonts w:ascii="Times New Roman" w:eastAsia="Times New Roman" w:hAnsi="Times New Roman" w:cs="Times New Roman"/>
+          <w:kern w:val="0"/>
+          <w:lang w:val="en-US" w:eastAsia="ru-RU"/>
+          <w14:ligatures w14:val="none"/>
+        </w:rPr>
+        <w:t>»</w:t>
+      </w:r>
+      <w:r>
+        <w:rPr>
+          <w:rFonts w:ascii="Times New Roman" w:eastAsia="Times New Roman" w:hAnsi="Times New Roman" w:cs="Times New Roman"/>
+          <w:kern w:val="0"/>
+          <w:lang w:eastAsia="ru-RU"/>
+          <w14:ligatures w14:val="none"/>
+        </w:rPr>
+        <w:t>СЏ</w:t>
+      </w:r>
+      <w:r>
+        <w:rPr>
+          <w:rFonts w:ascii="Times New Roman" w:eastAsia="Times New Roman" w:hAnsi="Times New Roman" w:cs="Times New Roman"/>
+          <w:kern w:val="0"/>
+          <w:lang w:val="en-US" w:eastAsia="ru-RU"/>
+          <w14:ligatures w14:val="none"/>
+        </w:rPr>
+        <w:t xml:space="preserve"> </w:t>
+      </w:r>
+      <w:proofErr w:type="spellStart"/>
+      <w:r>
+        <w:rPr>
+          <w:rFonts w:ascii="Times New Roman" w:eastAsia="Times New Roman" w:hAnsi="Times New Roman" w:cs="Times New Roman"/>
+          <w:kern w:val="0"/>
+          <w:lang w:eastAsia="ru-RU"/>
+          <w14:ligatures w14:val="none"/>
+        </w:rPr>
+        <w:t>РѕР</w:t>
+      </w:r>
+      <w:proofErr w:type="spellEnd"/>
+      <w:r>
+        <w:rPr>
+          <w:rFonts w:ascii="Times New Roman" w:eastAsia="Times New Roman" w:hAnsi="Times New Roman" w:cs="Times New Roman"/>
+          <w:kern w:val="0"/>
+          <w:lang w:val="en-US" w:eastAsia="ru-RU"/>
+          <w14:ligatures w14:val="none"/>
+        </w:rPr>
+        <w:t>±</w:t>
+      </w:r>
+      <w:r>
+        <w:rPr>
+          <w:rFonts w:ascii="Times New Roman" w:eastAsia="Times New Roman" w:hAnsi="Times New Roman" w:cs="Times New Roman"/>
+          <w:kern w:val="0"/>
+          <w:lang w:eastAsia="ru-RU"/>
+          <w14:ligatures w14:val="none"/>
+        </w:rPr>
+        <w:t>СЂР</w:t>
+      </w:r>
+      <w:r>
+        <w:rPr>
+          <w:rFonts w:ascii="Times New Roman" w:eastAsia="Times New Roman" w:hAnsi="Times New Roman" w:cs="Times New Roman"/>
+          <w:kern w:val="0"/>
+          <w:lang w:val="en-US" w:eastAsia="ru-RU"/>
+          <w14:ligatures w14:val="none"/>
+        </w:rPr>
+        <w:t>°</w:t>
+      </w:r>
+      <w:r>
+        <w:rPr>
+          <w:rFonts w:ascii="Times New Roman" w:eastAsia="Times New Roman" w:hAnsi="Times New Roman" w:cs="Times New Roman"/>
+          <w:kern w:val="0"/>
+          <w:lang w:eastAsia="ru-RU"/>
+          <w14:ligatures w14:val="none"/>
+        </w:rPr>
+        <w:t>Р</w:t>
+      </w:r>
+      <w:r>
+        <w:rPr>
+          <w:rFonts w:ascii="Times New Roman" w:eastAsia="Times New Roman" w:hAnsi="Times New Roman" w:cs="Times New Roman"/>
+          <w:kern w:val="0"/>
+          <w:lang w:val="en-US" w:eastAsia="ru-RU"/>
+          <w14:ligatures w14:val="none"/>
+        </w:rPr>
+        <w:t>±</w:t>
+      </w:r>
+      <w:proofErr w:type="spellStart"/>
+      <w:r>
+        <w:rPr>
+          <w:rFonts w:ascii="Times New Roman" w:eastAsia="Times New Roman" w:hAnsi="Times New Roman" w:cs="Times New Roman"/>
+          <w:kern w:val="0"/>
+          <w:lang w:eastAsia="ru-RU"/>
+          <w14:ligatures w14:val="none"/>
+        </w:rPr>
+        <w:t>РѕС</w:t>
+      </w:r>
+      <w:proofErr w:type="spellEnd"/>
+      <w:r>
+        <w:rPr>
+          <w:rFonts w:ascii="Times New Roman" w:eastAsia="Times New Roman" w:hAnsi="Times New Roman" w:cs="Times New Roman"/>
+          <w:kern w:val="0"/>
+          <w:lang w:val="en-US" w:eastAsia="ru-RU"/>
+          <w14:ligatures w14:val="none"/>
+        </w:rPr>
+        <w:t>‚</w:t>
+      </w:r>
+      <w:proofErr w:type="spellStart"/>
+      <w:r>
+        <w:rPr>
+          <w:rFonts w:ascii="Times New Roman" w:eastAsia="Times New Roman" w:hAnsi="Times New Roman" w:cs="Times New Roman"/>
+          <w:kern w:val="0"/>
+          <w:lang w:eastAsia="ru-RU"/>
+          <w14:ligatures w14:val="none"/>
+        </w:rPr>
+        <w:t>РєРё</w:t>
+      </w:r>
+      <w:proofErr w:type="spellEnd"/>
+      <w:r>
+        <w:rPr>
+          <w:rFonts w:ascii="Times New Roman" w:eastAsia="Times New Roman" w:hAnsi="Times New Roman" w:cs="Times New Roman"/>
+          <w:kern w:val="0"/>
+          <w:lang w:val="en-US" w:eastAsia="ru-RU"/>
+          <w14:ligatures w14:val="none"/>
+        </w:rPr>
+        <w:t>/You Look Lonely Berserk x Blade Runner 2049.mp4':</w:t>
+      </w:r>
+    </w:p>
+    <w:p>
+      <w:pPr>
+        <w:spacing w:before="100" w:beforeAutospacing="1" w:after="100" w:afterAutospacing="1" w:line="240" w:lineRule="auto"/>
+        <w:rPr>
+          <w:rFonts w:ascii="Times New Roman" w:eastAsia="Times New Roman" w:hAnsi="Times New Roman" w:cs="Times New Roman"/>
+          <w:kern w:val="0"/>
+          <w:lang w:val="en-US" w:eastAsia="ru-RU"/>
+          <w14:ligatures w14:val="none"/>
+        </w:rPr>
+      </w:pPr>
+      <w:r>
+        <w:rPr>
+          <w:rFonts w:ascii="Times New Roman" w:eastAsia="Times New Roman" w:hAnsi="Times New Roman" w:cs="Times New Roman"/>
+          <w:kern w:val="0"/>
+          <w:lang w:val="en-US" w:eastAsia="ru-RU"/>
+          <w14:ligatures w14:val="none"/>
+        </w:rPr>
+        <w:t>Metadata:</w:t>
+      </w:r>
+    </w:p>
+    <w:p>
+      <w:pPr>
+        <w:spacing w:before="100" w:beforeAutospacing="1" w:after="100" w:afterAutospacing="1" w:line="240" w:lineRule="auto"/>
+        <w:rPr>
+          <w:rFonts w:ascii="Times New Roman" w:eastAsia="Times New Roman" w:hAnsi="Times New Roman" w:cs="Times New Roman"/>
+          <w:kern w:val="0"/>
+          <w:lang w:val="en-US" w:eastAsia="ru-RU"/>
+          <w14:ligatures w14:val="none"/>
+        </w:rPr>
+      </w:pPr>
+      <w:proofErr w:type="spellStart"/>
+      <w:r>
+        <w:rPr>
+          <w:rFonts w:ascii="Times New Roman" w:eastAsia="Times New Roman" w:hAnsi="Times New Roman" w:cs="Times New Roman"/>
+          <w:kern w:val="0"/>
+          <w:lang w:val="en-US" w:eastAsia="ru-RU"/>
+          <w14:ligatures w14:val="none"/>
+        </w:rPr>
+        <w:t>major_</w:t>
+      </w:r>
+      <w:proofErr w:type="gramStart"/>
+      <w:r>
+        <w:rPr>
+          <w:rFonts w:ascii="Times New Roman" w:eastAsia="Times New Roman" w:hAnsi="Times New Roman" w:cs="Times New Roman"/>
+          <w:kern w:val="0"/>
+          <w:lang w:val="en-US" w:eastAsia="ru-RU"/>
+          <w14:ligatures w14:val="none"/>
+        </w:rPr>
+        <w:t>brand</w:t>
+      </w:r>
+      <w:proofErr w:type="spellEnd"/>
+      <w:r>
+        <w:rPr>
+          <w:rFonts w:ascii="Times New Roman" w:eastAsia="Times New Roman" w:hAnsi="Times New Roman" w:cs="Times New Roman"/>
+          <w:kern w:val="0"/>
+          <w:lang w:val="en-US" w:eastAsia="ru-RU"/>
+          <w14:ligatures w14:val="none"/>
+        </w:rPr>
+        <w:t xml:space="preserve"> :</w:t>
+      </w:r>
+      <w:proofErr w:type="gramEnd"/>
+      <w:r>
+        <w:rPr>
+          <w:rFonts w:ascii="Times New Roman" w:eastAsia="Times New Roman" w:hAnsi="Times New Roman" w:cs="Times New Roman"/>
+          <w:kern w:val="0"/>
+          <w:lang w:val="en-US" w:eastAsia="ru-RU"/>
+          <w14:ligatures w14:val="none"/>
+        </w:rPr>
+        <w:t xml:space="preserve"> mp42</w:t>
+      </w:r>
+    </w:p>
+    <w:p>
+      <w:pPr>
+        <w:spacing w:before="100" w:beforeAutospacing="1" w:after="100" w:afterAutospacing="1" w:line="240" w:lineRule="auto"/>
+        <w:rPr>
+          <w:rFonts w:ascii="Times New Roman" w:eastAsia="Times New Roman" w:hAnsi="Times New Roman" w:cs="Times New Roman"/>
+          <w:kern w:val="0"/>
+          <w:lang w:val="en-US" w:eastAsia="ru-RU"/>
+          <w14:ligatures w14:val="none"/>
+        </w:rPr>
+      </w:pPr>
+      <w:proofErr w:type="spellStart"/>
+      <w:r>
+        <w:rPr>
+          <w:rFonts w:ascii="Times New Roman" w:eastAsia="Times New Roman" w:hAnsi="Times New Roman" w:cs="Times New Roman"/>
+          <w:kern w:val="0"/>
+          <w:lang w:val="en-US" w:eastAsia="ru-RU"/>
+          <w14:ligatures w14:val="none"/>
+        </w:rPr>
+        <w:t>minor_</w:t>
+      </w:r>
+      <w:proofErr w:type="gramStart"/>
+      <w:r>
+        <w:rPr>
+          <w:rFonts w:ascii="Times New Roman" w:eastAsia="Times New Roman" w:hAnsi="Times New Roman" w:cs="Times New Roman"/>
+          <w:kern w:val="0"/>
+          <w:lang w:val="en-US" w:eastAsia="ru-RU"/>
+          <w14:ligatures w14:val="none"/>
+        </w:rPr>
+        <w:t>version</w:t>
+      </w:r>
+      <w:proofErr w:type="spellEnd"/>
+      <w:r>
+        <w:rPr>
+          <w:rFonts w:ascii="Times New Roman" w:eastAsia="Times New Roman" w:hAnsi="Times New Roman" w:cs="Times New Roman"/>
+          <w:kern w:val="0"/>
+          <w:lang w:val="en-US" w:eastAsia="ru-RU"/>
+          <w14:ligatures w14:val="none"/>
+        </w:rPr>
+        <w:t xml:space="preserve"> :</w:t>
+      </w:r>
+      <w:proofErr w:type="gramEnd"/>
+      <w:r>
+        <w:rPr>
+          <w:rFonts w:ascii="Times New Roman" w:eastAsia="Times New Roman" w:hAnsi="Times New Roman" w:cs="Times New Roman"/>
+          <w:kern w:val="0"/>
+          <w:lang w:val="en-US" w:eastAsia="ru-RU"/>
+          <w14:ligatures w14:val="none"/>
+        </w:rPr>
+        <w:t xml:space="preserve"> 0</w:t>
+      </w:r>
+    </w:p>
+    <w:p>
+      <w:pPr>
+        <w:spacing w:before="100" w:beforeAutospacing="1" w:after="100" w:afterAutospacing="1" w:line="240" w:lineRule="auto"/>
+        <w:rPr>
+          <w:rFonts w:ascii="Times New Roman" w:eastAsia="Times New Roman" w:hAnsi="Times New Roman" w:cs="Times New Roman"/>
+          <w:kern w:val="0"/>
+          <w:lang w:val="en-US" w:eastAsia="ru-RU"/>
+          <w14:ligatures w14:val="none"/>
+        </w:rPr>
+      </w:pPr>
+      <w:proofErr w:type="spellStart"/>
+      <w:r>
+        <w:rPr>
+          <w:rFonts w:ascii="Times New Roman" w:eastAsia="Times New Roman" w:hAnsi="Times New Roman" w:cs="Times New Roman"/>
+          <w:kern w:val="0"/>
+          <w:lang w:val="en-US" w:eastAsia="ru-RU"/>
+          <w14:ligatures w14:val="none"/>
+        </w:rPr>
+        <w:t>compatible_brands</w:t>
+      </w:r>
+      <w:proofErr w:type="spellEnd"/>
+      <w:r>
+        <w:rPr>
+          <w:rFonts w:ascii="Times New Roman" w:eastAsia="Times New Roman" w:hAnsi="Times New Roman" w:cs="Times New Roman"/>
+          <w:kern w:val="0"/>
+          <w:lang w:val="en-US" w:eastAsia="ru-RU"/>
+          <w14:ligatures w14:val="none"/>
+        </w:rPr>
+        <w:t>: isommp42</w:t>
+      </w:r>
+    </w:p>
+    <w:p>
+      <w:pPr>
+        <w:spacing w:before="100" w:beforeAutospacing="1" w:after="100" w:afterAutospacing="1" w:line="240" w:lineRule="auto"/>
+        <w:rPr>
+          <w:rFonts w:ascii="Times New Roman" w:eastAsia="Times New Roman" w:hAnsi="Times New Roman" w:cs="Times New Roman"/>
+          <w:kern w:val="0"/>
+          <w:lang w:val="en-US" w:eastAsia="ru-RU"/>
+          <w14:ligatures w14:val="none"/>
+        </w:rPr>
+      </w:pPr>
+      <w:proofErr w:type="spellStart"/>
+      <w:r>
+        <w:rPr>
+          <w:rFonts w:ascii="Times New Roman" w:eastAsia="Times New Roman" w:hAnsi="Times New Roman" w:cs="Times New Roman"/>
+          <w:kern w:val="0"/>
+          <w:lang w:val="en-US" w:eastAsia="ru-RU"/>
+          <w14:ligatures w14:val="none"/>
+        </w:rPr>
+        <w:t>creation_</w:t>
+      </w:r>
+      <w:proofErr w:type="gramStart"/>
+      <w:r>
+        <w:rPr>
+          <w:rFonts w:ascii="Times New Roman" w:eastAsia="Times New Roman" w:hAnsi="Times New Roman" w:cs="Times New Roman"/>
+          <w:kern w:val="0"/>
+          <w:lang w:val="en-US" w:eastAsia="ru-RU"/>
+          <w14:ligatures w14:val="none"/>
+        </w:rPr>
+        <w:t>time</w:t>
+      </w:r>
+      <w:proofErr w:type="spellEnd"/>
+      <w:r>
+        <w:rPr>
+          <w:rFonts w:ascii="Times New Roman" w:eastAsia="Times New Roman" w:hAnsi="Times New Roman" w:cs="Times New Roman"/>
+          <w:kern w:val="0"/>
+          <w:lang w:val="en-US" w:eastAsia="ru-RU"/>
+          <w14:ligatures w14:val="none"/>
+        </w:rPr>
+        <w:t xml:space="preserve"> :</w:t>
+      </w:r>
+      <w:proofErr w:type="gramEnd"/>
+      <w:r>
+        <w:rPr>
+          <w:rFonts w:ascii="Times New Roman" w:eastAsia="Times New Roman" w:hAnsi="Times New Roman" w:cs="Times New Roman"/>
+          <w:kern w:val="0"/>
+          <w:lang w:val="en-US" w:eastAsia="ru-RU"/>
+          <w14:ligatures w14:val="none"/>
+        </w:rPr>
+        <w:t xml:space="preserve"> 2023-05-14T15:33:48.000000Z</w:t>
+      </w:r>
+    </w:p>
+    <w:p>
+      <w:pPr>
+        <w:spacing w:before="100" w:beforeAutospacing="1" w:after="100" w:afterAutospacing="1" w:line="240" w:lineRule="auto"/>
+        <w:rPr>
+          <w:rFonts w:ascii="Times New Roman" w:eastAsia="Times New Roman" w:hAnsi="Times New Roman" w:cs="Times New Roman"/>
+          <w:kern w:val="0"/>
+          <w:lang w:val="en-US" w:eastAsia="ru-RU"/>
+          <w14:ligatures w14:val="none"/>
+        </w:rPr>
+      </w:pPr>
+      <w:r>
+        <w:rPr>
+          <w:rFonts w:ascii="Times New Roman" w:eastAsia="Times New Roman" w:hAnsi="Times New Roman" w:cs="Times New Roman"/>
+          <w:kern w:val="0"/>
+          <w:lang w:val="en-US" w:eastAsia="ru-RU"/>
+          <w14:ligatures w14:val="none"/>
+        </w:rPr>
+        <w:t>Duration: 00:00:33.88, start: 0.000000, bitrate: 250 kb/s</w:t>
+      </w:r>
+    </w:p>
+    <w:p>
+      <w:pPr>
+        <w:spacing w:before="100" w:beforeAutospacing="1" w:after="100" w:afterAutospacing="1" w:line="240" w:lineRule="auto"/>
+        <w:rPr>
+          <w:rFonts w:ascii="Times New Roman" w:eastAsia="Times New Roman" w:hAnsi="Times New Roman" w:cs="Times New Roman"/>
+          <w:kern w:val="0"/>
+          <w:lang w:val="en-US" w:eastAsia="ru-RU"/>
+          <w14:ligatures w14:val="none"/>
+        </w:rPr>
+      </w:pPr>
+      <w:r>
+        <w:rPr>
+          <w:rFonts w:ascii="Times New Roman" w:eastAsia="Times New Roman" w:hAnsi="Times New Roman" w:cs="Times New Roman"/>
+          <w:kern w:val="0"/>
+          <w:lang w:val="en-US" w:eastAsia="ru-RU"/>
+          <w14:ligatures w14:val="none"/>
+        </w:rPr>
+        <w:t>Stream #0:0[0x</w:t>
+      </w:r>
+      <w:proofErr w:type="gramStart"/>
+      <w:r>
+        <w:rPr>
+          <w:rFonts w:ascii="Times New Roman" w:eastAsia="Times New Roman" w:hAnsi="Times New Roman" w:cs="Times New Roman"/>
+          <w:kern w:val="0"/>
+          <w:lang w:val="en-US" w:eastAsia="ru-RU"/>
+          <w14:ligatures w14:val="none"/>
+        </w:rPr>
+        <w:t>1](</w:t>
+      </w:r>
+      <w:proofErr w:type="gramEnd"/>
+      <w:r>
+        <w:rPr>
+          <w:rFonts w:ascii="Times New Roman" w:eastAsia="Times New Roman" w:hAnsi="Times New Roman" w:cs="Times New Roman"/>
+          <w:kern w:val="0"/>
+          <w:lang w:val="en-US" w:eastAsia="ru-RU"/>
+          <w14:ligatures w14:val="none"/>
+        </w:rPr>
+        <w:t>und): Video: h264 (Main) (avc1 / 0x31637661), yuv420p(</w:t>
+      </w:r>
+      <w:proofErr w:type="spellStart"/>
+      <w:r>
+        <w:rPr>
+          <w:rFonts w:ascii="Times New Roman" w:eastAsia="Times New Roman" w:hAnsi="Times New Roman" w:cs="Times New Roman"/>
+          <w:kern w:val="0"/>
+          <w:lang w:val="en-US" w:eastAsia="ru-RU"/>
+          <w14:ligatures w14:val="none"/>
+        </w:rPr>
+        <w:t>tv</w:t>
+      </w:r>
+      <w:proofErr w:type="spellEnd"/>
+      <w:r>
+        <w:rPr>
+          <w:rFonts w:ascii="Times New Roman" w:eastAsia="Times New Roman" w:hAnsi="Times New Roman" w:cs="Times New Roman"/>
+          <w:kern w:val="0"/>
+          <w:lang w:val="en-US" w:eastAsia="ru-RU"/>
+          <w14:ligatures w14:val="none"/>
+        </w:rPr>
+        <w:t xml:space="preserve">, bt709, progressive), 640x360 [SAR 1:1 DAR 16:9], 119 kb/s, 24 fps, 24 </w:t>
+      </w:r>
+      <w:proofErr w:type="spellStart"/>
+      <w:r>
+        <w:rPr>
+          <w:rFonts w:ascii="Times New Roman" w:eastAsia="Times New Roman" w:hAnsi="Times New Roman" w:cs="Times New Roman"/>
+          <w:kern w:val="0"/>
+          <w:lang w:val="en-US" w:eastAsia="ru-RU"/>
+          <w14:ligatures w14:val="none"/>
+        </w:rPr>
+        <w:t>tbr</w:t>
+      </w:r>
+      <w:proofErr w:type="spellEnd"/>
+      <w:r>
+        <w:rPr>
+          <w:rFonts w:ascii="Times New Roman" w:eastAsia="Times New Roman" w:hAnsi="Times New Roman" w:cs="Times New Roman"/>
+          <w:kern w:val="0"/>
+          <w:lang w:val="en-US" w:eastAsia="ru-RU"/>
+          <w14:ligatures w14:val="none"/>
+        </w:rPr>
+        <w:t xml:space="preserve">, 12288 </w:t>
+      </w:r>
+      <w:proofErr w:type="spellStart"/>
+      <w:r>
+        <w:rPr>
+          <w:rFonts w:ascii="Times New Roman" w:eastAsia="Times New Roman" w:hAnsi="Times New Roman" w:cs="Times New Roman"/>
+          <w:kern w:val="0"/>
+          <w:lang w:val="en-US" w:eastAsia="ru-RU"/>
+          <w14:ligatures w14:val="none"/>
+        </w:rPr>
+        <w:t>tbn</w:t>
+      </w:r>
+      <w:proofErr w:type="spellEnd"/>
+      <w:r>
+        <w:rPr>
+          <w:rFonts w:ascii="Times New Roman" w:eastAsia="Times New Roman" w:hAnsi="Times New Roman" w:cs="Times New Roman"/>
+          <w:kern w:val="0"/>
+          <w:lang w:val="en-US" w:eastAsia="ru-RU"/>
+          <w14:ligatures w14:val="none"/>
+        </w:rPr>
+        <w:t xml:space="preserve"> (default)</w:t>
+      </w:r>
+    </w:p>
+    <w:p>
+      <w:pPr>
+        <w:spacing w:before="100" w:beforeAutospacing="1" w:after="100" w:afterAutospacing="1" w:line="240" w:lineRule="auto"/>
+        <w:rPr>
+          <w:rFonts w:ascii="Times New Roman" w:eastAsia="Times New Roman" w:hAnsi="Times New Roman" w:cs="Times New Roman"/>
+          <w:kern w:val="0"/>
+          <w:lang w:val="en-US" w:eastAsia="ru-RU"/>
+          <w14:ligatures w14:val="none"/>
+        </w:rPr>
+      </w:pPr>
+      <w:r>
+        <w:rPr>
+          <w:rFonts w:ascii="Times New Roman" w:eastAsia="Times New Roman" w:hAnsi="Times New Roman" w:cs="Times New Roman"/>
+          <w:kern w:val="0"/>
+          <w:lang w:val="en-US" w:eastAsia="ru-RU"/>
+          <w14:ligatures w14:val="none"/>
+        </w:rPr>
+        <w:t>Metadata:</w:t>
+      </w:r>
+    </w:p>
+    <w:p>
+      <w:pPr>
+        <w:spacing w:before="100" w:beforeAutospacing="1" w:after="100" w:afterAutospacing="1" w:line="240" w:lineRule="auto"/>
+        <w:rPr>
+          <w:rFonts w:ascii="Times New Roman" w:eastAsia="Times New Roman" w:hAnsi="Times New Roman" w:cs="Times New Roman"/>
+          <w:kern w:val="0"/>
+          <w:lang w:val="en-US" w:eastAsia="ru-RU"/>
+          <w14:ligatures w14:val="none"/>
+        </w:rPr>
+      </w:pPr>
+      <w:proofErr w:type="spellStart"/>
+      <w:r>
+        <w:rPr>
+          <w:rFonts w:ascii="Times New Roman" w:eastAsia="Times New Roman" w:hAnsi="Times New Roman" w:cs="Times New Roman"/>
+          <w:kern w:val="0"/>
+          <w:lang w:val="en-US" w:eastAsia="ru-RU"/>
+          <w14:ligatures w14:val="none"/>
+        </w:rPr>
+        <w:t>creation_</w:t>
+      </w:r>
+      <w:proofErr w:type="gramStart"/>
+      <w:r>
+        <w:rPr>
+          <w:rFonts w:ascii="Times New Roman" w:eastAsia="Times New Roman" w:hAnsi="Times New Roman" w:cs="Times New Roman"/>
+          <w:kern w:val="0"/>
+          <w:lang w:val="en-US" w:eastAsia="ru-RU"/>
+          <w14:ligatures w14:val="none"/>
+        </w:rPr>
+        <w:t>time</w:t>
+      </w:r>
+      <w:proofErr w:type="spellEnd"/>
+      <w:r>
+        <w:rPr>
+          <w:rFonts w:ascii="Times New Roman" w:eastAsia="Times New Roman" w:hAnsi="Times New Roman" w:cs="Times New Roman"/>
+          <w:kern w:val="0"/>
+          <w:lang w:val="en-US" w:eastAsia="ru-RU"/>
+          <w14:ligatures w14:val="none"/>
+        </w:rPr>
+        <w:t xml:space="preserve"> :</w:t>
+      </w:r>
+      <w:proofErr w:type="gramEnd"/>
+      <w:r>
+        <w:rPr>
+          <w:rFonts w:ascii="Times New Roman" w:eastAsia="Times New Roman" w:hAnsi="Times New Roman" w:cs="Times New Roman"/>
+          <w:kern w:val="0"/>
+          <w:lang w:val="en-US" w:eastAsia="ru-RU"/>
+          <w14:ligatures w14:val="none"/>
+        </w:rPr>
+        <w:t xml:space="preserve"> 2023-05-14T15:33:48.000000Z</w:t>
+      </w:r>
+    </w:p>
+    <w:p>
+      <w:pPr>
+        <w:spacing w:before="100" w:beforeAutospacing="1" w:after="100" w:afterAutospacing="1" w:line="240" w:lineRule="auto"/>
+        <w:rPr>
+          <w:rFonts w:ascii="Times New Roman" w:eastAsia="Times New Roman" w:hAnsi="Times New Roman" w:cs="Times New Roman"/>
+          <w:kern w:val="0"/>
+          <w:lang w:val="en-US" w:eastAsia="ru-RU"/>
+          <w14:ligatures w14:val="none"/>
+        </w:rPr>
+      </w:pPr>
+      <w:proofErr w:type="spellStart"/>
+      <w:r>
+        <w:rPr>
+          <w:rFonts w:ascii="Times New Roman" w:eastAsia="Times New Roman" w:hAnsi="Times New Roman" w:cs="Times New Roman"/>
+          <w:kern w:val="0"/>
+          <w:lang w:val="en-US" w:eastAsia="ru-RU"/>
+          <w14:ligatures w14:val="none"/>
+        </w:rPr>
+        <w:t>handler_</w:t>
+      </w:r>
+      <w:proofErr w:type="gramStart"/>
+      <w:r>
+        <w:rPr>
+          <w:rFonts w:ascii="Times New Roman" w:eastAsia="Times New Roman" w:hAnsi="Times New Roman" w:cs="Times New Roman"/>
+          <w:kern w:val="0"/>
+          <w:lang w:val="en-US" w:eastAsia="ru-RU"/>
+          <w14:ligatures w14:val="none"/>
+        </w:rPr>
+        <w:t>name</w:t>
+      </w:r>
+      <w:proofErr w:type="spellEnd"/>
+      <w:r>
+        <w:rPr>
+          <w:rFonts w:ascii="Times New Roman" w:eastAsia="Times New Roman" w:hAnsi="Times New Roman" w:cs="Times New Roman"/>
+          <w:kern w:val="0"/>
+          <w:lang w:val="en-US" w:eastAsia="ru-RU"/>
+          <w14:ligatures w14:val="none"/>
+        </w:rPr>
+        <w:t xml:space="preserve"> :</w:t>
+      </w:r>
+      <w:proofErr w:type="gramEnd"/>
+      <w:r>
+        <w:rPr>
+          <w:rFonts w:ascii="Times New Roman" w:eastAsia="Times New Roman" w:hAnsi="Times New Roman" w:cs="Times New Roman"/>
+          <w:kern w:val="0"/>
+          <w:lang w:val="en-US" w:eastAsia="ru-RU"/>
+          <w14:ligatures w14:val="none"/>
+        </w:rPr>
+        <w:t xml:space="preserve"> ISO Media file produced by Google Inc. Created on: 05/14/2023.</w:t>
+      </w:r>
+    </w:p>
+    <w:p>
+      <w:pPr>
+        <w:spacing w:before="100" w:beforeAutospacing="1" w:after="100" w:afterAutospacing="1" w:line="240" w:lineRule="auto"/>
+        <w:rPr>
+          <w:rFonts w:ascii="Times New Roman" w:eastAsia="Times New Roman" w:hAnsi="Times New Roman" w:cs="Times New Roman"/>
+          <w:kern w:val="0"/>
+          <w:lang w:val="en-US" w:eastAsia="ru-RU"/>
+          <w14:ligatures w14:val="none"/>
+        </w:rPr>
+      </w:pPr>
+      <w:proofErr w:type="spellStart"/>
+      <w:r>
+        <w:rPr>
+          <w:rFonts w:ascii="Times New Roman" w:eastAsia="Times New Roman" w:hAnsi="Times New Roman" w:cs="Times New Roman"/>
+          <w:kern w:val="0"/>
+          <w:lang w:val="en-US" w:eastAsia="ru-RU"/>
+          <w14:ligatures w14:val="none"/>
+        </w:rPr>
+        <w:t>vendor_</w:t>
+      </w:r>
+      <w:proofErr w:type="gramStart"/>
+      <w:r>
+        <w:rPr>
+          <w:rFonts w:ascii="Times New Roman" w:eastAsia="Times New Roman" w:hAnsi="Times New Roman" w:cs="Times New Roman"/>
+          <w:kern w:val="0"/>
+          <w:lang w:val="en-US" w:eastAsia="ru-RU"/>
+          <w14:ligatures w14:val="none"/>
+        </w:rPr>
+        <w:t>id</w:t>
+      </w:r>
+      <w:proofErr w:type="spellEnd"/>
+      <w:r>
+        <w:rPr>
+          <w:rFonts w:ascii="Times New Roman" w:eastAsia="Times New Roman" w:hAnsi="Times New Roman" w:cs="Times New Roman"/>
+          <w:kern w:val="0"/>
+          <w:lang w:val="en-US" w:eastAsia="ru-RU"/>
+          <w14:ligatures w14:val="none"/>
+        </w:rPr>
+        <w:t xml:space="preserve"> :</w:t>
+      </w:r>
+      <w:proofErr w:type="gramEnd"/>
+      <w:r>
+        <w:rPr>
+          <w:rFonts w:ascii="Times New Roman" w:eastAsia="Times New Roman" w:hAnsi="Times New Roman" w:cs="Times New Roman"/>
+          <w:kern w:val="0"/>
+          <w:lang w:val="en-US" w:eastAsia="ru-RU"/>
+          <w14:ligatures w14:val="none"/>
+        </w:rPr>
+        <w:t xml:space="preserve"> [0][0][0][0]</w:t>
+      </w:r>
+    </w:p>
+    <w:p>
+      <w:pPr>
+        <w:spacing w:before="100" w:beforeAutospacing="1" w:after="100" w:afterAutospacing="1" w:line="240" w:lineRule="auto"/>
+        <w:rPr>
+          <w:rFonts w:ascii="Times New Roman" w:eastAsia="Times New Roman" w:hAnsi="Times New Roman" w:cs="Times New Roman"/>
+          <w:kern w:val="0"/>
+          <w:lang w:val="en-US" w:eastAsia="ru-RU"/>
+          <w14:ligatures w14:val="none"/>
+        </w:rPr>
+      </w:pPr>
+      <w:r>
+        <w:rPr>
+          <w:rFonts w:ascii="Times New Roman" w:eastAsia="Times New Roman" w:hAnsi="Times New Roman" w:cs="Times New Roman"/>
+          <w:kern w:val="0"/>
+          <w:lang w:val="en-US" w:eastAsia="ru-RU"/>
+          <w14:ligatures w14:val="none"/>
+        </w:rPr>
+        <w:t>Stream #0:1[0x</w:t>
+      </w:r>
+      <w:proofErr w:type="gramStart"/>
+      <w:r>
+        <w:rPr>
+          <w:rFonts w:ascii="Times New Roman" w:eastAsia="Times New Roman" w:hAnsi="Times New Roman" w:cs="Times New Roman"/>
+          <w:kern w:val="0"/>
+          <w:lang w:val="en-US" w:eastAsia="ru-RU"/>
+          <w14:ligatures w14:val="none"/>
+        </w:rPr>
+        <w:t>2](</w:t>
+      </w:r>
+      <w:proofErr w:type="gramEnd"/>
+      <w:r>
+        <w:rPr>
+          <w:rFonts w:ascii="Times New Roman" w:eastAsia="Times New Roman" w:hAnsi="Times New Roman" w:cs="Times New Roman"/>
+          <w:kern w:val="0"/>
+          <w:lang w:val="en-US" w:eastAsia="ru-RU"/>
+          <w14:ligatures w14:val="none"/>
+        </w:rPr>
+        <w:t xml:space="preserve">und): Audio: </w:t>
+      </w:r>
+      <w:proofErr w:type="spellStart"/>
+      <w:r>
+        <w:rPr>
+          <w:rFonts w:ascii="Times New Roman" w:eastAsia="Times New Roman" w:hAnsi="Times New Roman" w:cs="Times New Roman"/>
+          <w:kern w:val="0"/>
+          <w:lang w:val="en-US" w:eastAsia="ru-RU"/>
+          <w14:ligatures w14:val="none"/>
+        </w:rPr>
+        <w:t>aac</w:t>
+      </w:r>
+      <w:proofErr w:type="spellEnd"/>
+      <w:r>
+        <w:rPr>
+          <w:rFonts w:ascii="Times New Roman" w:eastAsia="Times New Roman" w:hAnsi="Times New Roman" w:cs="Times New Roman"/>
+          <w:kern w:val="0"/>
+          <w:lang w:val="en-US" w:eastAsia="ru-RU"/>
+          <w14:ligatures w14:val="none"/>
+        </w:rPr>
+        <w:t xml:space="preserve"> (LC) (mp4a / 0x6134706D), 44100 Hz, stereo, </w:t>
+      </w:r>
+      <w:proofErr w:type="spellStart"/>
+      <w:r>
+        <w:rPr>
+          <w:rFonts w:ascii="Times New Roman" w:eastAsia="Times New Roman" w:hAnsi="Times New Roman" w:cs="Times New Roman"/>
+          <w:kern w:val="0"/>
+          <w:lang w:val="en-US" w:eastAsia="ru-RU"/>
+          <w14:ligatures w14:val="none"/>
+        </w:rPr>
+        <w:t>fltp</w:t>
+      </w:r>
+      <w:proofErr w:type="spellEnd"/>
+      <w:r>
+        <w:rPr>
+          <w:rFonts w:ascii="Times New Roman" w:eastAsia="Times New Roman" w:hAnsi="Times New Roman" w:cs="Times New Roman"/>
+          <w:kern w:val="0"/>
+          <w:lang w:val="en-US" w:eastAsia="ru-RU"/>
+          <w14:ligatures w14:val="none"/>
+        </w:rPr>
+        <w:t>, 127 kb/s (default)</w:t>
+      </w:r>
+    </w:p>
+    <w:p>
+      <w:pPr>
+        <w:spacing w:before="100" w:beforeAutospacing="1" w:after="100" w:afterAutospacing="1" w:line="240" w:lineRule="auto"/>
+        <w:rPr>
+          <w:rFonts w:ascii="Times New Roman" w:eastAsia="Times New Roman" w:hAnsi="Times New Roman" w:cs="Times New Roman"/>
+          <w:kern w:val="0"/>
+          <w:lang w:val="en-US" w:eastAsia="ru-RU"/>
+          <w14:ligatures w14:val="none"/>
+        </w:rPr>
+      </w:pPr>
+      <w:r>
+        <w:rPr>
+          <w:rFonts w:ascii="Times New Roman" w:eastAsia="Times New Roman" w:hAnsi="Times New Roman" w:cs="Times New Roman"/>
+          <w:kern w:val="0"/>
+          <w:lang w:val="en-US" w:eastAsia="ru-RU"/>
+          <w14:ligatures w14:val="none"/>
+        </w:rPr>
+        <w:t>Metadata:</w:t>
+      </w:r>
+    </w:p>
+    <w:p>
+      <w:pPr>
+        <w:spacing w:before="100" w:beforeAutospacing="1" w:after="100" w:afterAutospacing="1" w:line="240" w:lineRule="auto"/>
+        <w:rPr>
+          <w:rFonts w:ascii="Times New Roman" w:eastAsia="Times New Roman" w:hAnsi="Times New Roman" w:cs="Times New Roman"/>
+          <w:kern w:val="0"/>
+          <w:lang w:val="en-US" w:eastAsia="ru-RU"/>
+          <w14:ligatures w14:val="none"/>
+        </w:rPr>
+      </w:pPr>
+      <w:proofErr w:type="spellStart"/>
+      <w:r>
+        <w:rPr>
+          <w:rFonts w:ascii="Times New Roman" w:eastAsia="Times New Roman" w:hAnsi="Times New Roman" w:cs="Times New Roman"/>
+          <w:kern w:val="0"/>
+          <w:lang w:val="en-US" w:eastAsia="ru-RU"/>
+          <w14:ligatures w14:val="none"/>
+        </w:rPr>
+        <w:t>creation_</w:t>
+      </w:r>
+      <w:proofErr w:type="gramStart"/>
+      <w:r>
+        <w:rPr>
+          <w:rFonts w:ascii="Times New Roman" w:eastAsia="Times New Roman" w:hAnsi="Times New Roman" w:cs="Times New Roman"/>
+          <w:kern w:val="0"/>
+          <w:lang w:val="en-US" w:eastAsia="ru-RU"/>
+          <w14:ligatures w14:val="none"/>
+        </w:rPr>
+        <w:t>time</w:t>
+      </w:r>
+      <w:proofErr w:type="spellEnd"/>
+      <w:r>
+        <w:rPr>
+          <w:rFonts w:ascii="Times New Roman" w:eastAsia="Times New Roman" w:hAnsi="Times New Roman" w:cs="Times New Roman"/>
+          <w:kern w:val="0"/>
+          <w:lang w:val="en-US" w:eastAsia="ru-RU"/>
+          <w14:ligatures w14:val="none"/>
+        </w:rPr>
+        <w:t xml:space="preserve"> :</w:t>
+      </w:r>
+      <w:proofErr w:type="gramEnd"/>
+      <w:r>
+        <w:rPr>
+          <w:rFonts w:ascii="Times New Roman" w:eastAsia="Times New Roman" w:hAnsi="Times New Roman" w:cs="Times New Roman"/>
+          <w:kern w:val="0"/>
+          <w:lang w:val="en-US" w:eastAsia="ru-RU"/>
+          <w14:ligatures w14:val="none"/>
+        </w:rPr>
+        <w:t xml:space="preserve"> 2023-05-14T15:33:48.000000Z</w:t>
+      </w:r>
+    </w:p>
+    <w:p>
+      <w:pPr>
+        <w:spacing w:before="100" w:beforeAutospacing="1" w:after="100" w:afterAutospacing="1" w:line="240" w:lineRule="auto"/>
+        <w:rPr>
+          <w:rFonts w:ascii="Times New Roman" w:eastAsia="Times New Roman" w:hAnsi="Times New Roman" w:cs="Times New Roman"/>
+          <w:kern w:val="0"/>
+          <w:lang w:val="en-US" w:eastAsia="ru-RU"/>
+          <w14:ligatures w14:val="none"/>
+        </w:rPr>
+      </w:pPr>
+      <w:proofErr w:type="spellStart"/>
+      <w:r>
+        <w:rPr>
+          <w:rFonts w:ascii="Times New Roman" w:eastAsia="Times New Roman" w:hAnsi="Times New Roman" w:cs="Times New Roman"/>
+          <w:kern w:val="0"/>
+          <w:lang w:val="en-US" w:eastAsia="ru-RU"/>
+          <w14:ligatures w14:val="none"/>
+        </w:rPr>
+        <w:t>handler_</w:t>
+      </w:r>
+      <w:proofErr w:type="gramStart"/>
+      <w:r>
+        <w:rPr>
+          <w:rFonts w:ascii="Times New Roman" w:eastAsia="Times New Roman" w:hAnsi="Times New Roman" w:cs="Times New Roman"/>
+          <w:kern w:val="0"/>
+          <w:lang w:val="en-US" w:eastAsia="ru-RU"/>
+          <w14:ligatures w14:val="none"/>
+        </w:rPr>
+        <w:t>name</w:t>
+      </w:r>
+      <w:proofErr w:type="spellEnd"/>
+      <w:r>
+        <w:rPr>
+          <w:rFonts w:ascii="Times New Roman" w:eastAsia="Times New Roman" w:hAnsi="Times New Roman" w:cs="Times New Roman"/>
+          <w:kern w:val="0"/>
+          <w:lang w:val="en-US" w:eastAsia="ru-RU"/>
+          <w14:ligatures w14:val="none"/>
+        </w:rPr>
+        <w:t xml:space="preserve"> :</w:t>
+      </w:r>
+      <w:proofErr w:type="gramEnd"/>
+      <w:r>
+        <w:rPr>
+          <w:rFonts w:ascii="Times New Roman" w:eastAsia="Times New Roman" w:hAnsi="Times New Roman" w:cs="Times New Roman"/>
+          <w:kern w:val="0"/>
+          <w:lang w:val="en-US" w:eastAsia="ru-RU"/>
+          <w14:ligatures w14:val="none"/>
+        </w:rPr>
+        <w:t xml:space="preserve"> ISO Media file produced by Google Inc. Created on: 05/14/2023.</w:t>
+      </w:r>
+    </w:p>
+    <w:p>
+      <w:pPr>
+        <w:spacing w:before="100" w:beforeAutospacing="1" w:after="100" w:afterAutospacing="1" w:line="240" w:lineRule="auto"/>
+        <w:rPr>
+          <w:rFonts w:ascii="Times New Roman" w:eastAsia="Times New Roman" w:hAnsi="Times New Roman" w:cs="Times New Roman"/>
+          <w:kern w:val="0"/>
+          <w:lang w:val="en-US" w:eastAsia="ru-RU"/>
+          <w14:ligatures w14:val="none"/>
+        </w:rPr>
+      </w:pPr>
+      <w:proofErr w:type="spellStart"/>
+      <w:r>
+        <w:rPr>
+          <w:rFonts w:ascii="Times New Roman" w:eastAsia="Times New Roman" w:hAnsi="Times New Roman" w:cs="Times New Roman"/>
+          <w:kern w:val="0"/>
+          <w:lang w:val="en-US" w:eastAsia="ru-RU"/>
+          <w14:ligatures w14:val="none"/>
+        </w:rPr>
+        <w:t>vendor_</w:t>
+      </w:r>
+      <w:proofErr w:type="gramStart"/>
+      <w:r>
+        <w:rPr>
+          <w:rFonts w:ascii="Times New Roman" w:eastAsia="Times New Roman" w:hAnsi="Times New Roman" w:cs="Times New Roman"/>
+          <w:kern w:val="0"/>
+          <w:lang w:val="en-US" w:eastAsia="ru-RU"/>
+          <w14:ligatures w14:val="none"/>
+        </w:rPr>
+        <w:t>id</w:t>
+      </w:r>
+      <w:proofErr w:type="spellEnd"/>
+      <w:r>
+        <w:rPr>
+          <w:rFonts w:ascii="Times New Roman" w:eastAsia="Times New Roman" w:hAnsi="Times New Roman" w:cs="Times New Roman"/>
+          <w:kern w:val="0"/>
+          <w:lang w:val="en-US" w:eastAsia="ru-RU"/>
+          <w14:ligatures w14:val="none"/>
+        </w:rPr>
+        <w:t xml:space="preserve"> :</w:t>
+      </w:r>
+      <w:proofErr w:type="gramEnd"/>
+      <w:r>
+        <w:rPr>
+          <w:rFonts w:ascii="Times New Roman" w:eastAsia="Times New Roman" w:hAnsi="Times New Roman" w:cs="Times New Roman"/>
+          <w:kern w:val="0"/>
+          <w:lang w:val="en-US" w:eastAsia="ru-RU"/>
+          <w14:ligatures w14:val="none"/>
+        </w:rPr>
+        <w:t xml:space="preserve"> [0][0][0][0]</w:t>
+      </w:r>
+    </w:p>
+    <w:p>
+      <w:pPr>
+        <w:spacing w:before="100" w:beforeAutospacing="1" w:after="100" w:afterAutospacing="1" w:line="240" w:lineRule="auto"/>
+        <w:rPr>
+          <w:rFonts w:ascii="Times New Roman" w:eastAsia="Times New Roman" w:hAnsi="Times New Roman" w:cs="Times New Roman"/>
+          <w:kern w:val="0"/>
+          <w:lang w:val="en-US" w:eastAsia="ru-RU"/>
+          <w14:ligatures w14:val="none"/>
+        </w:rPr>
+      </w:pPr>
+      <w:proofErr w:type="spellStart"/>
+      <w:r>
+        <w:rPr>
+          <w:rFonts w:ascii="Times New Roman" w:eastAsia="Times New Roman" w:hAnsi="Times New Roman" w:cs="Times New Roman"/>
+          <w:kern w:val="0"/>
+          <w:lang w:val="en-US" w:eastAsia="ru-RU"/>
+          <w14:ligatures w14:val="none"/>
+        </w:rPr>
+        <w:t>qml</w:t>
+      </w:r>
+      <w:proofErr w:type="spellEnd"/>
+      <w:proofErr w:type="gramStart"/>
+      <w:r>
+        <w:rPr>
+          <w:rFonts w:ascii="Times New Roman" w:eastAsia="Times New Roman" w:hAnsi="Times New Roman" w:cs="Times New Roman"/>
+          <w:kern w:val="0"/>
+          <w:lang w:val="en-US" w:eastAsia="ru-RU"/>
+          <w14:ligatures w14:val="none"/>
+        </w:rPr>
+        <w:t>: ?</w:t>
+      </w:r>
+      <w:proofErr w:type="gramEnd"/>
+      <w:r>
+        <w:rPr>
+          <w:rFonts w:ascii="Times New Roman" w:eastAsia="Times New Roman" w:hAnsi="Times New Roman" w:cs="Times New Roman"/>
+          <w:kern w:val="0"/>
+          <w:lang w:val="en-US" w:eastAsia="ru-RU"/>
+          <w14:ligatures w14:val="none"/>
+        </w:rPr>
+        <w:t xml:space="preserve"> Track </w:t>
+      </w:r>
+      <w:proofErr w:type="gramStart"/>
+      <w:r>
+        <w:rPr>
+          <w:rFonts w:ascii="Times New Roman" w:eastAsia="Times New Roman" w:hAnsi="Times New Roman" w:cs="Times New Roman"/>
+          <w:kern w:val="0"/>
+          <w:lang w:val="en-US" w:eastAsia="ru-RU"/>
+          <w14:ligatures w14:val="none"/>
+        </w:rPr>
+        <w:t>2 :</w:t>
+      </w:r>
+      <w:proofErr w:type="gramEnd"/>
+      <w:r>
+        <w:rPr>
+          <w:rFonts w:ascii="Times New Roman" w:eastAsia="Times New Roman" w:hAnsi="Times New Roman" w:cs="Times New Roman"/>
+          <w:kern w:val="0"/>
+          <w:lang w:val="en-US" w:eastAsia="ru-RU"/>
+          <w14:ligatures w14:val="none"/>
+        </w:rPr>
+        <w:t xml:space="preserve"> You Look Lonely Berserk x Blade Runner 2049.mp4 </w:t>
+      </w:r>
+      <w:proofErr w:type="spellStart"/>
+      <w:r>
+        <w:rPr>
+          <w:rFonts w:ascii="Times New Roman" w:eastAsia="Times New Roman" w:hAnsi="Times New Roman" w:cs="Times New Roman"/>
+          <w:kern w:val="0"/>
+          <w:lang w:val="en-US" w:eastAsia="ru-RU"/>
+          <w14:ligatures w14:val="none"/>
+        </w:rPr>
+        <w:t>pos</w:t>
+      </w:r>
+      <w:proofErr w:type="spellEnd"/>
+      <w:r>
+        <w:rPr>
+          <w:rFonts w:ascii="Times New Roman" w:eastAsia="Times New Roman" w:hAnsi="Times New Roman" w:cs="Times New Roman"/>
+          <w:kern w:val="0"/>
+          <w:lang w:val="en-US" w:eastAsia="ru-RU"/>
+          <w14:ligatures w14:val="none"/>
+        </w:rPr>
+        <w:t xml:space="preserve">: 20 </w:t>
+      </w:r>
+      <w:proofErr w:type="spellStart"/>
+      <w:r>
+        <w:rPr>
+          <w:rFonts w:ascii="Times New Roman" w:eastAsia="Times New Roman" w:hAnsi="Times New Roman" w:cs="Times New Roman"/>
+          <w:kern w:val="0"/>
+          <w:lang w:val="en-US" w:eastAsia="ru-RU"/>
+          <w14:ligatures w14:val="none"/>
+        </w:rPr>
+        <w:t>ms</w:t>
+      </w:r>
+      <w:proofErr w:type="spellEnd"/>
+    </w:p>
+    <w:p>
+      <w:pPr>
+        <w:spacing w:before="100" w:beforeAutospacing="1" w:after="100" w:afterAutospacing="1" w:line="240" w:lineRule="auto"/>
+        <w:rPr>
+          <w:rFonts w:ascii="Times New Roman" w:eastAsia="Times New Roman" w:hAnsi="Times New Roman" w:cs="Times New Roman"/>
+          <w:kern w:val="0"/>
+          <w:lang w:val="en-US" w:eastAsia="ru-RU"/>
+          <w14:ligatures w14:val="none"/>
+        </w:rPr>
+      </w:pPr>
+      <w:proofErr w:type="spellStart"/>
+      <w:r>
+        <w:rPr>
+          <w:rFonts w:ascii="Times New Roman" w:eastAsia="Times New Roman" w:hAnsi="Times New Roman" w:cs="Times New Roman"/>
+          <w:kern w:val="0"/>
+          <w:lang w:val="en-US" w:eastAsia="ru-RU"/>
+          <w14:ligatures w14:val="none"/>
+        </w:rPr>
+        <w:t>qml</w:t>
+      </w:r>
+      <w:proofErr w:type="spellEnd"/>
+      <w:proofErr w:type="gramStart"/>
+      <w:r>
+        <w:rPr>
+          <w:rFonts w:ascii="Times New Roman" w:eastAsia="Times New Roman" w:hAnsi="Times New Roman" w:cs="Times New Roman"/>
+          <w:kern w:val="0"/>
+          <w:lang w:val="en-US" w:eastAsia="ru-RU"/>
+          <w14:ligatures w14:val="none"/>
+        </w:rPr>
+        <w:t>: ?</w:t>
+      </w:r>
+      <w:proofErr w:type="gramEnd"/>
+      <w:r>
+        <w:rPr>
+          <w:rFonts w:ascii="Times New Roman" w:eastAsia="Times New Roman" w:hAnsi="Times New Roman" w:cs="Times New Roman"/>
+          <w:kern w:val="0"/>
+          <w:lang w:val="en-US" w:eastAsia="ru-RU"/>
+          <w14:ligatures w14:val="none"/>
+        </w:rPr>
+        <w:t xml:space="preserve"> Track 1 next: @</w:t>
+      </w:r>
+      <w:proofErr w:type="spellStart"/>
+      <w:r>
+        <w:rPr>
+          <w:rFonts w:ascii="Times New Roman" w:eastAsia="Times New Roman" w:hAnsi="Times New Roman" w:cs="Times New Roman"/>
+          <w:kern w:val="0"/>
+          <w:lang w:val="en-US" w:eastAsia="ru-RU"/>
+          <w14:ligatures w14:val="none"/>
+        </w:rPr>
+        <w:t>retra</w:t>
+      </w:r>
+      <w:proofErr w:type="spellEnd"/>
+      <w:r>
+        <w:rPr>
+          <w:rFonts w:ascii="Times New Roman" w:eastAsia="Times New Roman" w:hAnsi="Times New Roman" w:cs="Times New Roman"/>
+          <w:kern w:val="0"/>
+          <w:lang w:val="en-US" w:eastAsia="ru-RU"/>
+          <w14:ligatures w14:val="none"/>
+        </w:rPr>
+        <w:t xml:space="preserve"> (6) (</w:t>
+      </w:r>
+      <w:hyperlink r:id="rId7" w:tgtFrame="_blank" w:history="1">
+        <w:r>
+          <w:rPr>
+            <w:rFonts w:ascii="Times New Roman" w:eastAsia="Times New Roman" w:hAnsi="Times New Roman" w:cs="Times New Roman"/>
+            <w:color w:val="0000FF"/>
+            <w:kern w:val="0"/>
+            <w:u w:val="single"/>
+            <w:lang w:val="en-US" w:eastAsia="ru-RU"/>
+            <w14:ligatures w14:val="none"/>
+          </w:rPr>
+          <w:t>online-video-cutter.com</w:t>
+        </w:r>
+      </w:hyperlink>
+      <w:r>
+        <w:rPr>
+          <w:rFonts w:ascii="Times New Roman" w:eastAsia="Times New Roman" w:hAnsi="Times New Roman" w:cs="Times New Roman"/>
+          <w:kern w:val="0"/>
+          <w:lang w:val="en-US" w:eastAsia="ru-RU"/>
+          <w14:ligatures w14:val="none"/>
+        </w:rPr>
+        <w:t>).mp4</w:t>
+      </w:r>
+    </w:p>
+    <w:p>
+      <w:pPr>
         <w:rPr>
           <w:lang w:val="en-US"/>
         </w:rPr>
-        <w:t>qrc</w:t>
-      </w:r>
-      <w:r>
-        <w:t>:/</w:t>
-      </w:r>
-      <w:r>
+      </w:pPr>
+    </w:p>
+    <w:p>
+      <w:pPr>
         <w:rPr>
           <w:lang w:val="en-US"/>
         </w:rPr>
-        <w:t>components</w:t>
-      </w:r>
-      <w:r>
-        <w:t>/</w:t>
-      </w:r>
-      <w:r>
+      </w:pPr>
+    </w:p>
+    <w:p>
+      <w:pPr>
         <w:rPr>
           <w:lang w:val="en-US"/>
         </w:rPr>
-        <w:t>VideoClip</w:t>
-      </w:r>
-      <w:r>
-        <w:t>.</w:t>
-      </w:r>
+      </w:pPr>
       <w:r>
         <w:rPr>
           <w:lang w:val="en-US"/>
         </w:rPr>
-        <w:t>qml</w:t>
-      </w:r>
-      <w:r>
-        <w:t xml:space="preserve">:277: </w:t>
-      </w:r>
-      <w:r>
-        <w:rPr>
-          <w:lang w:val="en-US"/>
-        </w:rPr>
-        <w:t>ReferenceError</w:t>
-      </w:r>
-      <w:r>
-        <w:t xml:space="preserve">: </w:t>
-      </w:r>
-      <w:r>
-        <w:rPr>
-          <w:lang w:val="en-US"/>
-        </w:rPr>
-        <w:t>ungrabMouse</w:t>
-      </w:r>
-      <w:r>
-        <w:t xml:space="preserve"> </w:t>
-      </w:r>
-      <w:r>
-        <w:rPr>
-          <w:lang w:val="en-US"/>
-        </w:rPr>
-        <w:t>is</w:t>
-      </w:r>
-      <w:r>
-        <w:t xml:space="preserve"> </w:t>
-      </w:r>
-      <w:r>
-        <w:rPr>
-          <w:lang w:val="en-US"/>
-        </w:rPr>
-        <w:t>not</w:t>
-      </w:r>
-      <w:r>
-        <w:t xml:space="preserve"> </w:t>
-      </w:r>
-      <w:r>
-        <w:rPr>
-          <w:lang w:val="en-US"/>
-        </w:rPr>
-        <w:t>defined</w:t>
-      </w:r>
-      <w:r>
-        <w:br/>
-      </w:r>
-      <w:r>
-        <w:t>а</w:t>
-      </w:r>
-      <w:r>
-        <w:t xml:space="preserve"> </w:t>
-      </w:r>
-      <w:r>
-        <w:t>при</w:t>
-      </w:r>
-      <w:r>
-        <w:t xml:space="preserve"> </w:t>
-      </w:r>
-      <w:r>
-        <w:t>удалении</w:t>
-      </w:r>
-      <w:r>
-        <w:t xml:space="preserve"> </w:t>
-      </w:r>
-      <w:r>
-        <w:t>видео</w:t>
-      </w:r>
-      <w:r>
-        <w:t xml:space="preserve"> </w:t>
-      </w:r>
-      <w:r>
-        <w:t>так</w:t>
-      </w:r>
-      <w:r>
-        <w:t xml:space="preserve"> </w:t>
-      </w:r>
-      <w:r>
-        <w:t>и</w:t>
-      </w:r>
-      <w:r>
-        <w:t xml:space="preserve"> </w:t>
-      </w:r>
-      <w:r>
-        <w:t>добавлении</w:t>
-      </w:r>
-      <w:r>
-        <w:t xml:space="preserve"> </w:t>
-      </w:r>
-      <w:r>
-        <w:t>нового</w:t>
-      </w:r>
-      <w:r>
-        <w:t xml:space="preserve">, </w:t>
-      </w:r>
-      <w:r>
-        <w:t>видео</w:t>
-      </w:r>
-      <w:r>
-        <w:t xml:space="preserve"> </w:t>
-      </w:r>
-      <w:r>
-        <w:t>багуется</w:t>
-      </w:r>
-      <w:r>
-        <w:t xml:space="preserve"> </w:t>
-      </w:r>
-      <w:r>
-        <w:t>и</w:t>
-      </w:r>
-      <w:r>
-        <w:t xml:space="preserve"> </w:t>
-      </w:r>
-      <w:r>
-        <w:t>моргает</w:t>
-      </w:r>
-      <w:r>
-        <w:br/>
-      </w:r>
-      <w:r>
-        <w:rPr>
-          <w:lang w:val="en-US"/>
-        </w:rPr>
+        <w:lastRenderedPageBreak/>
         <w:drawing>
-          <wp:inline distT="0" distB="0" distL="0" distR="0" wp14:anchorId="5FA98222" wp14:editId="50363688">
-            <wp:extent cx="5940425" cy="4177030"/>
-            <wp:effectExtent l="0" t="0" r="3175" b="0"/>
+          <wp:inline distT="0" distB="0" distL="0" distR="0" wp14:anchorId="65EA62C3" wp14:editId="6BDBC913">
+            <wp:extent cx="5249008" cy="3143689"/>
+            <wp:effectExtent l="0" t="0" r="8890" b="0"/>
             <wp:docPr id="1" name="Рисунок 1"/>
             <wp:cNvGraphicFramePr>
               <a:graphicFrameLocks xmlns:a="http://schemas.openxmlformats.org/drawingml/2006/main" noChangeAspect="1"/>
@@ -275,7 +2987,7 @@
                     <pic:cNvPicPr/>
                   </pic:nvPicPr>
                   <pic:blipFill>
-                    <a:blip r:embed="rId5"/>
+                    <a:blip r:embed="rId8"/>
                     <a:stretch>
                       <a:fillRect/>
                     </a:stretch>
@@ -283,7 +2995,7 @@
                   <pic:spPr>
                     <a:xfrm>
                       <a:off x="0" y="0"/>
-                      <a:ext cx="5940425" cy="4177030"/>
+                      <a:ext cx="5249008" cy="3143689"/>
                     </a:xfrm>
                     <a:prstGeom prst="rect">
                       <a:avLst/>
@@ -296,34 +3008,119 @@
         </w:drawing>
       </w:r>
       <w:r>
+        <w:rPr>
+          <w:lang w:val="en-US"/>
+        </w:rPr>
         <w:br/>
       </w:r>
       <w:r>
-        <w:t>мне</w:t>
-      </w:r>
-      <w:r>
-        <w:t xml:space="preserve"> </w:t>
-      </w:r>
-      <w:r>
-        <w:t>кажется</w:t>
-      </w:r>
-      <w:r>
-        <w:t xml:space="preserve"> </w:t>
-      </w:r>
-      <w:r>
-        <w:t>изза</w:t>
-      </w:r>
-      <w:r>
-        <w:t xml:space="preserve"> </w:t>
-      </w:r>
-      <w:r>
-        <w:t>обновления</w:t>
-      </w:r>
-      <w:r>
-        <w:t xml:space="preserve"> </w:t>
-      </w:r>
-      <w:r>
-        <w:t>и попыток начать, но выделения не сбрасывается</w:t>
+        <w:rPr>
+          <w:lang w:val="en-US"/>
+        </w:rPr>
+        <w:br/>
+      </w:r>
+      <w:r>
+        <w:rPr>
+          <w:lang w:val="en-US"/>
+        </w:rPr>
+        <w:lastRenderedPageBreak/>
+        <w:drawing>
+          <wp:inline distT="0" distB="0" distL="0" distR="0" wp14:anchorId="71BE363C" wp14:editId="29338260">
+            <wp:extent cx="5258534" cy="2896004"/>
+            <wp:effectExtent l="0" t="0" r="0" b="0"/>
+            <wp:docPr id="2" name="Рисунок 2"/>
+            <wp:cNvGraphicFramePr>
+              <a:graphicFrameLocks xmlns:a="http://schemas.openxmlformats.org/drawingml/2006/main" noChangeAspect="1"/>
+            </wp:cNvGraphicFramePr>
+            <a:graphic xmlns:a="http://schemas.openxmlformats.org/drawingml/2006/main">
+              <a:graphicData uri="http://schemas.openxmlformats.org/drawingml/2006/picture">
+                <pic:pic xmlns:pic="http://schemas.openxmlformats.org/drawingml/2006/picture">
+                  <pic:nvPicPr>
+                    <pic:cNvPr id="1" name=""/>
+                    <pic:cNvPicPr/>
+                  </pic:nvPicPr>
+                  <pic:blipFill>
+                    <a:blip r:embed="rId9"/>
+                    <a:stretch>
+                      <a:fillRect/>
+                    </a:stretch>
+                  </pic:blipFill>
+                  <pic:spPr>
+                    <a:xfrm>
+                      <a:off x="0" y="0"/>
+                      <a:ext cx="5258534" cy="2896004"/>
+                    </a:xfrm>
+                    <a:prstGeom prst="rect">
+                      <a:avLst/>
+                    </a:prstGeom>
+                  </pic:spPr>
+                </pic:pic>
+              </a:graphicData>
+            </a:graphic>
+          </wp:inline>
+        </w:drawing>
+      </w:r>
+      <w:r>
+        <w:rPr>
+          <w:lang w:val="en-US"/>
+        </w:rPr>
+        <w:drawing>
+          <wp:inline distT="0" distB="0" distL="0" distR="0" wp14:anchorId="55AB3BE2" wp14:editId="25252B37">
+            <wp:extent cx="5268060" cy="3057952"/>
+            <wp:effectExtent l="0" t="0" r="0" b="9525"/>
+            <wp:docPr id="3" name="Рисунок 3"/>
+            <wp:cNvGraphicFramePr>
+              <a:graphicFrameLocks xmlns:a="http://schemas.openxmlformats.org/drawingml/2006/main" noChangeAspect="1"/>
+            </wp:cNvGraphicFramePr>
+            <a:graphic xmlns:a="http://schemas.openxmlformats.org/drawingml/2006/main">
+              <a:graphicData uri="http://schemas.openxmlformats.org/drawingml/2006/picture">
+                <pic:pic xmlns:pic="http://schemas.openxmlformats.org/drawingml/2006/picture">
+                  <pic:nvPicPr>
+                    <pic:cNvPr id="1" name=""/>
+                    <pic:cNvPicPr/>
+                  </pic:nvPicPr>
+                  <pic:blipFill>
+                    <a:blip r:embed="rId10"/>
+                    <a:stretch>
+                      <a:fillRect/>
+                    </a:stretch>
+                  </pic:blipFill>
+                  <pic:spPr>
+                    <a:xfrm>
+                      <a:off x="0" y="0"/>
+                      <a:ext cx="5268060" cy="3057952"/>
+                    </a:xfrm>
+                    <a:prstGeom prst="rect">
+                      <a:avLst/>
+                    </a:prstGeom>
+                  </pic:spPr>
+                </pic:pic>
+              </a:graphicData>
+            </a:graphic>
+          </wp:inline>
+        </w:drawing>
+      </w:r>
+    </w:p>
+    <w:p>
+      <w:pPr>
+        <w:rPr>
+          <w:lang w:val="en-US"/>
+        </w:rPr>
+      </w:pPr>
+    </w:p>
+    <w:p>
+      <w:pPr>
+        <w:rPr>
+          <w:lang w:val="en-US"/>
+        </w:rPr>
+      </w:pPr>
+    </w:p>
+    <w:p>
+      <w:r>
+        <w:t xml:space="preserve">СКИНУТЬ </w:t>
+      </w:r>
+      <w:r>
+        <w:t>VideoPlayer.qml</w:t>
       </w:r>
       <w:bookmarkStart w:id="0" w:name="_GoBack"/>
       <w:bookmarkEnd w:id="0"/>
@@ -2419,6 +5216,18 @@
       <w14:ligatures w14:val="none"/>
     </w:rPr>
   </w:style>
+  <w:style w:type="character" w:styleId="ae">
+    <w:name w:val="Hyperlink"/>
+    <w:basedOn w:val="a0"/>
+    <w:uiPriority w:val="99"/>
+    <w:semiHidden/>
+    <w:unhideWhenUsed/>
+    <w:rsid w:val="00CD7C25"/>
+    <w:rPr>
+      <w:color w:val="0000FF"/>
+      <w:u w:val="single"/>
+    </w:rPr>
+  </w:style>
 </w:styles>
 </file>
 
